--- a/assets/ed-nonmember-process-one-pager.docx
+++ b/assets/ed-nonmember-process-one-pager.docx
@@ -9,6 +9,7 @@
         <w:rPr>
           <w:rFonts w:ascii="Times New Roman"/>
           <w:b w:val="0"/>
+          <w:bCs w:val="0"/>
           <w:sz w:val="20"/>
           <w:szCs w:val="20"/>
         </w:rPr>
@@ -17,267 +18,17 @@
           <w:footerReference w:type="default" r:id="rId12"/>
           <w:type w:val="continuous"/>
           <w:pgSz w:w="12240" w:h="15840"/>
-          <w:pgMar w:top="820" w:right="620" w:bottom="0" w:left="100" w:header="720" w:footer="778" w:gutter="0"/>
+          <w:pgMar w:top="245" w:right="619" w:bottom="245" w:left="245" w:header="720" w:footer="778" w:gutter="0"/>
           <w:cols w:num="2" w:space="720"/>
           <w:docGrid w:linePitch="299"/>
         </w:sectPr>
       </w:pPr>
-      <w:r>
-        <w:rPr>
-          <w:rFonts w:ascii="Times New Roman"/>
-          <w:b w:val="0"/>
-          <w:noProof/>
-          <w:sz w:val="20"/>
-        </w:rPr>
-        <mc:AlternateContent>
-          <mc:Choice Requires="wps">
-            <w:drawing>
-              <wp:anchor distT="0" distB="0" distL="114300" distR="114300" simplePos="0" relativeHeight="251658240" behindDoc="1" locked="0" layoutInCell="1" allowOverlap="1" wp14:anchorId="45BF246B" wp14:editId="789C060B">
-                <wp:simplePos x="0" y="0"/>
-                <wp:positionH relativeFrom="margin">
-                  <wp:align>right</wp:align>
-                </wp:positionH>
-                <wp:positionV relativeFrom="page">
-                  <wp:posOffset>63500</wp:posOffset>
-                </wp:positionV>
-                <wp:extent cx="6951980" cy="1117600"/>
-                <wp:effectExtent l="0" t="0" r="1270" b="6350"/>
-                <wp:wrapNone/>
-                <wp:docPr id="6" name="Text Box 10"/>
-                <wp:cNvGraphicFramePr>
-                  <a:graphicFrameLocks xmlns:a="http://schemas.openxmlformats.org/drawingml/2006/main"/>
-                </wp:cNvGraphicFramePr>
-                <a:graphic xmlns:a="http://schemas.openxmlformats.org/drawingml/2006/main">
-                  <a:graphicData uri="http://schemas.microsoft.com/office/word/2010/wordprocessingShape">
-                    <wps:wsp>
-                      <wps:cNvSpPr txBox="1">
-                        <a:spLocks/>
-                      </wps:cNvSpPr>
-                      <wps:spPr bwMode="auto">
-                        <a:xfrm>
-                          <a:off x="0" y="0"/>
-                          <a:ext cx="6951980" cy="1117600"/>
-                        </a:xfrm>
-                        <a:prstGeom prst="rect">
-                          <a:avLst/>
-                        </a:prstGeom>
-                        <a:solidFill>
-                          <a:srgbClr val="0077B3"/>
-                        </a:solidFill>
-                        <a:ln>
-                          <a:noFill/>
-                        </a:ln>
-                        <a:extLst>
-                          <a:ext uri="{91240B29-F687-4F45-9708-019B960494DF}">
-                            <a14:hiddenLine xmlns:a14="http://schemas.microsoft.com/office/drawing/2010/main" w="9525">
-                              <a:solidFill>
-                                <a:srgbClr val="000000"/>
-                              </a:solidFill>
-                              <a:miter lim="800000"/>
-                              <a:headEnd/>
-                              <a:tailEnd/>
-                            </a14:hiddenLine>
-                          </a:ext>
-                        </a:extLst>
-                      </wps:spPr>
-                      <wps:txbx>
-                        <w:txbxContent>
-                          <w:p>
-                            <w:pPr>
-                              <w:spacing w:before="174"/>
-                              <w:ind w:left="360"/>
-                              <w:rPr>
-                                <w:b/>
-                                <w:color w:val="FFFFFF"/>
-                                <w:sz w:val="48"/>
-                                <w:szCs w:val="48"/>
-                              </w:rPr>
-                            </w:pPr>
-                            <w:r>
-                              <w:rPr>
-                                <w:b/>
-                                <w:color w:val="FFFFFF"/>
-                                <w:sz w:val="48"/>
-                                <w:szCs w:val="48"/>
-                              </w:rPr>
-                              <w:t>S</w:t>
-                            </w:r>
-                            <w:r>
-                              <w:rPr>
-                                <w:b/>
-                                <w:color w:val="FFFFFF"/>
-                                <w:sz w:val="48"/>
-                                <w:szCs w:val="48"/>
-                              </w:rPr>
-                              <w:t>an Bernardino</w:t>
-                            </w:r>
-                            <w:r>
-                              <w:rPr>
-                                <w:b/>
-                                <w:color w:val="FFFFFF"/>
-                                <w:sz w:val="48"/>
-                                <w:szCs w:val="48"/>
-                              </w:rPr>
-                              <w:t xml:space="preserve"> Non-Member ED Post-Stabilization Workflow (AB 1203)</w:t>
-                            </w:r>
-                          </w:p>
-                          <w:p>
-                            <w:pPr>
-                              <w:spacing w:before="174"/>
-                              <w:ind w:left="360"/>
-                              <w:rPr>
-                                <w:b/>
-                                <w:color w:val="FFFFFF"/>
-                                <w:sz w:val="24"/>
-                                <w:szCs w:val="24"/>
-                              </w:rPr>
-                            </w:pPr>
-                            <w:r>
-                              <w:rPr>
-                                <w:bCs/>
-                                <w:color w:val="FFFFFF" w:themeColor="background1"/>
-                                <w:sz w:val="24"/>
-                                <w:szCs w:val="24"/>
-                              </w:rPr>
-                              <w:t xml:space="preserve">For </w:t>
-                            </w:r>
-                            <w:r>
-                              <w:rPr>
-                                <w:bCs/>
-                                <w:color w:val="FFFFFF" w:themeColor="background1"/>
-                                <w:sz w:val="24"/>
-                                <w:szCs w:val="24"/>
-                              </w:rPr>
-                              <w:t>Physicians</w:t>
-                            </w:r>
-                            <w:r>
-                              <w:rPr>
-                                <w:bCs/>
-                                <w:color w:val="FFFFFF" w:themeColor="background1"/>
-                                <w:sz w:val="24"/>
-                                <w:szCs w:val="24"/>
-                              </w:rPr>
-                              <w:t xml:space="preserve"> – Quick Guide</w:t>
-                            </w:r>
-                          </w:p>
-                        </w:txbxContent>
-                      </wps:txbx>
-                      <wps:bodyPr rot="0" vert="horz" wrap="square" lIns="0" tIns="0" rIns="0" bIns="0" anchor="t" anchorCtr="0" upright="1">
-                        <a:noAutofit/>
-                      </wps:bodyPr>
-                    </wps:wsp>
-                  </a:graphicData>
-                </a:graphic>
-                <wp14:sizeRelH relativeFrom="margin">
-                  <wp14:pctWidth>0</wp14:pctWidth>
-                </wp14:sizeRelH>
-                <wp14:sizeRelV relativeFrom="margin">
-                  <wp14:pctHeight>0</wp14:pctHeight>
-                </wp14:sizeRelV>
-              </wp:anchor>
-            </w:drawing>
-          </mc:Choice>
-          <mc:Fallback>
-            <w:pict>
-              <v:shapetype w14:anchorId="45BF246B" id="_x0000_t202" coordsize="21600,21600" o:spt="202" path="m,l,21600r21600,l21600,xe">
-                <v:stroke joinstyle="miter"/>
-                <v:path gradientshapeok="t" o:connecttype="rect"/>
-              </v:shapetype>
-              <v:shape id="Text Box 10" o:spid="_x0000_s1026" type="#_x0000_t202" style="position:absolute;margin-left:496.2pt;margin-top:5pt;width:547.4pt;height:88pt;z-index:-251658240;visibility:visible;mso-wrap-style:square;mso-width-percent:0;mso-height-percent:0;mso-wrap-distance-left:9pt;mso-wrap-distance-top:0;mso-wrap-distance-right:9pt;mso-wrap-distance-bottom:0;mso-position-horizontal:right;mso-position-horizontal-relative:margin;mso-position-vertical:absolute;mso-position-vertical-relative:page;mso-width-percent:0;mso-height-percent:0;mso-width-relative:margin;mso-height-relative:margin;v-text-anchor:top" o:gfxdata="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" fillcolor="#0077b3" stroked="f">
-                <v:path arrowok="t"/>
-                <v:textbox inset="0,0,0,0">
-                  <w:txbxContent>
-                    <w:p>
-                      <w:pPr>
-                        <w:spacing w:before="174"/>
-                        <w:ind w:left="360"/>
-                        <w:rPr>
-                          <w:b/>
-                          <w:color w:val="FFFFFF"/>
-                          <w:sz w:val="48"/>
-                          <w:szCs w:val="48"/>
-                        </w:rPr>
-                      </w:pPr>
-                      <w:r>
-                        <w:rPr>
-                          <w:b/>
-                          <w:color w:val="FFFFFF"/>
-                          <w:sz w:val="48"/>
-                          <w:szCs w:val="48"/>
-                        </w:rPr>
-                        <w:t>S</w:t>
-                      </w:r>
-                      <w:r>
-                        <w:rPr>
-                          <w:b/>
-                          <w:color w:val="FFFFFF"/>
-                          <w:sz w:val="48"/>
-                          <w:szCs w:val="48"/>
-                        </w:rPr>
-                        <w:t>an Bernardino</w:t>
-                      </w:r>
-                      <w:r>
-                        <w:rPr>
-                          <w:b/>
-                          <w:color w:val="FFFFFF"/>
-                          <w:sz w:val="48"/>
-                          <w:szCs w:val="48"/>
-                        </w:rPr>
-                        <w:t xml:space="preserve"> Non-Member ED Post-Stabilization Workflow (AB 1203)</w:t>
-                      </w:r>
-                    </w:p>
-                    <w:p>
-                      <w:pPr>
-                        <w:spacing w:before="174"/>
-                        <w:ind w:left="360"/>
-                        <w:rPr>
-                          <w:b/>
-                          <w:color w:val="FFFFFF"/>
-                          <w:sz w:val="24"/>
-                          <w:szCs w:val="24"/>
-                        </w:rPr>
-                      </w:pPr>
-                      <w:r>
-                        <w:rPr>
-                          <w:bCs/>
-                          <w:color w:val="FFFFFF" w:themeColor="background1"/>
-                          <w:sz w:val="24"/>
-                          <w:szCs w:val="24"/>
-                        </w:rPr>
-                        <w:t xml:space="preserve">For </w:t>
-                      </w:r>
-                      <w:r>
-                        <w:rPr>
-                          <w:bCs/>
-                          <w:color w:val="FFFFFF" w:themeColor="background1"/>
-                          <w:sz w:val="24"/>
-                          <w:szCs w:val="24"/>
-                        </w:rPr>
-                        <w:t>Physicians</w:t>
-                      </w:r>
-                      <w:r>
-                        <w:rPr>
-                          <w:bCs/>
-                          <w:color w:val="FFFFFF" w:themeColor="background1"/>
-                          <w:sz w:val="24"/>
-                          <w:szCs w:val="24"/>
-                        </w:rPr>
-                        <w:t xml:space="preserve"> – Quick Guide</w:t>
-                      </w:r>
-                    </w:p>
-                  </w:txbxContent>
-                </v:textbox>
-                <w10:wrap anchorx="margin" anchory="page"/>
-              </v:shape>
-            </w:pict>
-          </mc:Fallback>
-        </mc:AlternateContent>
-      </w:r>
     </w:p>
     <w:p>
       <w:pPr>
         <w:spacing w:before="8"/>
         <w:rPr>
+          <w:rFonts w:asciiTheme="minorHAnsi" w:hAnsiTheme="minorHAnsi" w:cstheme="minorHAnsi"/>
           <w:b/>
           <w:bCs/>
           <w:color w:val="4F81BD" w:themeColor="accent1"/>
@@ -302,431 +53,32 @@
         <w:spacing w:before="8"/>
         <w:jc w:val="center"/>
         <w:rPr>
-          <w:b/>
-          <w:bCs/>
-          <w:color w:val="4F81BD" w:themeColor="accent1"/>
-          <w:sz w:val="44"/>
-          <w:szCs w:val="44"/>
-        </w:rPr>
-      </w:pPr>
-      <w:r>
-        <w:rPr>
+          <w:rFonts w:asciiTheme="minorHAnsi" w:hAnsiTheme="minorHAnsi" w:cstheme="minorHAnsi"/>
+          <w:sz w:val="32"/>
+          <w:szCs w:val="32"/>
+        </w:rPr>
+      </w:pPr>
+      <w:r>
+        <w:rPr>
+          <w:rFonts w:asciiTheme="minorHAnsi" w:hAnsiTheme="minorHAnsi" w:cstheme="minorHAnsi"/>
           <w:b/>
           <w:bCs/>
           <w:color w:val="4F81BD" w:themeColor="accent1"/>
           <w:sz w:val="32"/>
           <w:szCs w:val="32"/>
         </w:rPr>
-        <w:t>Scope</w:t>
-      </w:r>
-    </w:p>
-    <w:p>
-      <w:pPr>
-        <w:pStyle w:val="ListParagraph"/>
-        <w:numPr>
-          <w:ilvl w:val="0"/>
-          <w:numId w:val="1"/>
-        </w:numPr>
-        <w:spacing w:before="120"/>
-        <w:rPr>
-          <w:color w:val="4F81BD" w:themeColor="accent1"/>
-          <w:sz w:val="24"/>
-          <w:szCs w:val="24"/>
-        </w:rPr>
-      </w:pPr>
-      <w:r>
-        <w:rPr>
-          <w:color w:val="4F81BD" w:themeColor="accent1"/>
-          <w:sz w:val="24"/>
-          <w:szCs w:val="24"/>
-        </w:rPr>
-        <w:t xml:space="preserve">Applies to Health Plans that require authorization prior to admission and allow plan-directed care: </w:t>
-      </w:r>
-    </w:p>
-    <w:p>
-      <w:pPr>
-        <w:numPr>
-          <w:ilvl w:val="1"/>
-          <w:numId w:val="1"/>
-        </w:numPr>
-        <w:spacing w:before="120"/>
-        <w:rPr>
-          <w:b/>
-          <w:bCs/>
-          <w:color w:val="4F81BD" w:themeColor="accent1"/>
-          <w:sz w:val="24"/>
-          <w:szCs w:val="24"/>
-        </w:rPr>
-      </w:pPr>
-      <w:r>
-        <w:rPr>
-          <w:b/>
-          <w:bCs/>
-          <w:color w:val="4F81BD" w:themeColor="accent1"/>
-          <w:sz w:val="24"/>
-          <w:szCs w:val="24"/>
-        </w:rPr>
-        <w:t>Managed Care Medicare</w:t>
-      </w:r>
-    </w:p>
-    <w:p>
-      <w:pPr>
-        <w:numPr>
-          <w:ilvl w:val="1"/>
-          <w:numId w:val="1"/>
-        </w:numPr>
-        <w:spacing w:before="120"/>
-        <w:rPr>
-          <w:b/>
-          <w:bCs/>
-          <w:color w:val="4F81BD" w:themeColor="accent1"/>
-          <w:sz w:val="24"/>
-          <w:szCs w:val="24"/>
-        </w:rPr>
-      </w:pPr>
-      <w:r>
-        <w:rPr>
-          <w:b/>
-          <w:bCs/>
-          <w:color w:val="4F81BD" w:themeColor="accent1"/>
-          <w:sz w:val="24"/>
-          <w:szCs w:val="24"/>
-        </w:rPr>
-        <w:t>Managed Care Medi-Cal</w:t>
-      </w:r>
-    </w:p>
-    <w:p>
-      <w:pPr>
-        <w:numPr>
-          <w:ilvl w:val="1"/>
-          <w:numId w:val="1"/>
-        </w:numPr>
-        <w:spacing w:before="120"/>
-        <w:rPr>
-          <w:b/>
-          <w:bCs/>
-          <w:color w:val="4F81BD" w:themeColor="accent1"/>
-          <w:sz w:val="24"/>
-          <w:szCs w:val="24"/>
-        </w:rPr>
-      </w:pPr>
-      <w:r>
-        <w:rPr>
-          <w:b/>
-          <w:bCs/>
-          <w:color w:val="4F81BD" w:themeColor="accent1"/>
-          <w:sz w:val="24"/>
-          <w:szCs w:val="24"/>
-        </w:rPr>
-        <w:t>Commercial</w:t>
-      </w:r>
-    </w:p>
-    <w:p>
-      <w:pPr>
-        <w:pStyle w:val="ListParagraph"/>
-        <w:numPr>
-          <w:ilvl w:val="0"/>
-          <w:numId w:val="1"/>
-        </w:numPr>
-        <w:spacing w:before="120"/>
-        <w:rPr>
-          <w:b/>
-          <w:bCs/>
-          <w:color w:val="4F81BD" w:themeColor="accent1"/>
-          <w:sz w:val="24"/>
-          <w:szCs w:val="24"/>
-        </w:rPr>
-      </w:pPr>
-      <w:r>
-        <w:rPr>
-          <w:b/>
-          <w:bCs/>
-          <w:color w:val="4F81BD" w:themeColor="accent1"/>
-          <w:sz w:val="24"/>
-          <w:szCs w:val="24"/>
-        </w:rPr>
-        <w:t>Excludes PPO and KP secondary coverage.</w:t>
-      </w:r>
-    </w:p>
-    <w:p>
-      <w:pPr>
-        <w:spacing w:before="120"/>
-        <w:jc w:val="center"/>
-        <w:rPr>
+        <w:t>In-</w:t>
+      </w:r>
+      <w:r>
+        <w:rPr>
+          <w:rFonts w:asciiTheme="minorHAnsi" w:hAnsiTheme="minorHAnsi" w:cstheme="minorHAnsi"/>
           <w:b/>
           <w:bCs/>
           <w:color w:val="4F81BD" w:themeColor="accent1"/>
           <w:sz w:val="32"/>
           <w:szCs w:val="32"/>
         </w:rPr>
-      </w:pPr>
-      <w:r>
-        <w:rPr>
-          <w:b/>
-          <w:bCs/>
-          <w:color w:val="4F81BD" w:themeColor="accent1"/>
-          <w:sz w:val="32"/>
-          <w:szCs w:val="32"/>
-        </w:rPr>
-        <w:t>Goal</w:t>
-      </w:r>
-    </w:p>
-    <w:p>
-      <w:pPr>
-        <w:pStyle w:val="ListParagraph"/>
-        <w:widowControl/>
-        <w:numPr>
-          <w:ilvl w:val="0"/>
-          <w:numId w:val="15"/>
-        </w:numPr>
-        <w:autoSpaceDE/>
-        <w:autoSpaceDN/>
-        <w:spacing w:before="120"/>
-        <w:rPr>
-          <w:rFonts w:eastAsia="Times New Roman"/>
-          <w:color w:val="4F81BD" w:themeColor="accent1"/>
-          <w:sz w:val="24"/>
-          <w:szCs w:val="24"/>
-          <w:lang w:bidi="ar-SA"/>
-        </w:rPr>
-      </w:pPr>
-      <w:r>
-        <w:rPr>
-          <w:rFonts w:eastAsia="Times New Roman"/>
-          <w:b/>
-          <w:bCs/>
-          <w:color w:val="4F81BD" w:themeColor="accent1"/>
-          <w:sz w:val="24"/>
-          <w:szCs w:val="24"/>
-          <w:lang w:bidi="ar-SA"/>
-        </w:rPr>
-        <w:t>Expatriate (transfer) if patient is stable.</w:t>
-      </w:r>
-      <w:r>
-        <w:rPr>
-          <w:rFonts w:eastAsia="Times New Roman"/>
-          <w:color w:val="4F81BD" w:themeColor="accent1"/>
-          <w:sz w:val="24"/>
-          <w:szCs w:val="24"/>
-          <w:lang w:bidi="ar-SA"/>
-        </w:rPr>
-        <w:t xml:space="preserve"> </w:t>
-      </w:r>
-    </w:p>
-    <w:p>
-      <w:pPr>
-        <w:pStyle w:val="ListParagraph"/>
-        <w:widowControl/>
-        <w:numPr>
-          <w:ilvl w:val="0"/>
-          <w:numId w:val="15"/>
-        </w:numPr>
-        <w:autoSpaceDE/>
-        <w:autoSpaceDN/>
-        <w:spacing w:before="120"/>
-        <w:rPr>
-          <w:rFonts w:eastAsia="Times New Roman"/>
-          <w:color w:val="4F81BD" w:themeColor="accent1"/>
-          <w:sz w:val="24"/>
-          <w:szCs w:val="24"/>
-          <w:lang w:bidi="ar-SA"/>
-        </w:rPr>
-      </w:pPr>
-      <w:r>
-        <w:rPr>
-          <w:rFonts w:eastAsia="Times New Roman"/>
-          <w:b/>
-          <w:bCs/>
-          <w:color w:val="4F81BD" w:themeColor="accent1"/>
-          <w:sz w:val="24"/>
-          <w:szCs w:val="24"/>
-          <w:lang w:bidi="ar-SA"/>
-        </w:rPr>
-        <w:t>If patient is going to be admitted at a KP facility:</w:t>
-      </w:r>
-      <w:r>
-        <w:rPr>
-          <w:rFonts w:eastAsia="Times New Roman"/>
-          <w:color w:val="4F81BD" w:themeColor="accent1"/>
-          <w:sz w:val="24"/>
-          <w:szCs w:val="24"/>
-          <w:lang w:bidi="ar-SA"/>
-        </w:rPr>
-        <w:t xml:space="preserve"> </w:t>
-      </w:r>
-    </w:p>
-    <w:p>
-      <w:pPr>
-        <w:pStyle w:val="ListParagraph"/>
-        <w:widowControl/>
-        <w:numPr>
-          <w:ilvl w:val="1"/>
-          <w:numId w:val="15"/>
-        </w:numPr>
-        <w:autoSpaceDE/>
-        <w:autoSpaceDN/>
-        <w:spacing w:before="120"/>
-        <w:rPr>
-          <w:rFonts w:eastAsia="Times New Roman"/>
-          <w:color w:val="4F81BD" w:themeColor="accent1"/>
-          <w:sz w:val="24"/>
-          <w:szCs w:val="24"/>
-          <w:lang w:bidi="ar-SA"/>
-        </w:rPr>
-      </w:pPr>
-      <w:r>
-        <w:rPr>
-          <w:rFonts w:eastAsia="Times New Roman"/>
-          <w:color w:val="4F81BD" w:themeColor="accent1"/>
-          <w:sz w:val="24"/>
-          <w:szCs w:val="24"/>
-          <w:lang w:bidi="ar-SA"/>
-        </w:rPr>
-        <w:t xml:space="preserve">Secure </w:t>
-      </w:r>
-      <w:r>
-        <w:rPr>
-          <w:rFonts w:eastAsia="Times New Roman"/>
-          <w:b/>
-          <w:bCs/>
-          <w:color w:val="4F81BD" w:themeColor="accent1"/>
-          <w:sz w:val="24"/>
-          <w:szCs w:val="24"/>
-          <w:lang w:bidi="ar-SA"/>
-        </w:rPr>
-        <w:t>authorization prior to ADT</w:t>
-      </w:r>
-      <w:r>
-        <w:rPr>
-          <w:rFonts w:eastAsia="Times New Roman"/>
-          <w:color w:val="4F81BD" w:themeColor="accent1"/>
-          <w:sz w:val="24"/>
-          <w:szCs w:val="24"/>
-          <w:lang w:bidi="ar-SA"/>
-        </w:rPr>
-        <w:t xml:space="preserve"> (admit, discharge, transfer).</w:t>
-      </w:r>
-    </w:p>
-    <w:p>
-      <w:pPr>
-        <w:pStyle w:val="ListParagraph"/>
-        <w:widowControl/>
-        <w:numPr>
-          <w:ilvl w:val="1"/>
-          <w:numId w:val="15"/>
-        </w:numPr>
-        <w:autoSpaceDE/>
-        <w:autoSpaceDN/>
-        <w:spacing w:before="120"/>
-        <w:rPr>
-          <w:rFonts w:eastAsia="Times New Roman"/>
-          <w:color w:val="4F81BD" w:themeColor="accent1"/>
-          <w:sz w:val="24"/>
-          <w:szCs w:val="24"/>
-          <w:lang w:bidi="ar-SA"/>
-        </w:rPr>
-      </w:pPr>
-      <w:r>
-        <w:rPr>
-          <w:rFonts w:eastAsia="Times New Roman"/>
-          <w:color w:val="4F81BD" w:themeColor="accent1"/>
-          <w:sz w:val="24"/>
-          <w:szCs w:val="24"/>
-        </w:rPr>
-        <w:t>ED Physician will be consulted for admission after ED CM notifies ED Physician that it is okay to admit and they secured authorization.</w:t>
-      </w:r>
-    </w:p>
-    <w:p>
-      <w:pPr>
-        <w:pStyle w:val="ListParagraph"/>
-        <w:widowControl/>
-        <w:numPr>
-          <w:ilvl w:val="1"/>
-          <w:numId w:val="15"/>
-        </w:numPr>
-        <w:spacing w:before="120"/>
-        <w:rPr>
-          <w:rFonts w:eastAsia="Times New Roman"/>
-          <w:i/>
-          <w:iCs/>
-          <w:color w:val="4F81BD" w:themeColor="accent1"/>
-          <w:sz w:val="24"/>
-          <w:szCs w:val="24"/>
-          <w:lang w:bidi="ar-SA"/>
-        </w:rPr>
-      </w:pPr>
-      <w:r>
-        <w:rPr>
-          <w:rFonts w:eastAsia="Times New Roman"/>
-          <w:color w:val="4F81BD" w:themeColor="accent1"/>
-          <w:sz w:val="24"/>
-          <w:szCs w:val="24"/>
-          <w:lang w:bidi="ar-SA"/>
-        </w:rPr>
-        <w:t>ED Physician consults Admitting Hospitalist</w:t>
-      </w:r>
-      <w:r>
-        <w:rPr>
-          <w:rFonts w:eastAsia="Times New Roman"/>
-          <w:color w:val="4F81BD" w:themeColor="accent1"/>
-          <w:sz w:val="24"/>
-          <w:szCs w:val="24"/>
-          <w:lang w:bidi="ar-SA"/>
-        </w:rPr>
-        <w:t xml:space="preserve"> after </w:t>
-      </w:r>
-      <w:r>
-        <w:rPr>
-          <w:rFonts w:eastAsia="Times New Roman"/>
-          <w:color w:val="4F81BD" w:themeColor="accent1"/>
-          <w:sz w:val="24"/>
-          <w:szCs w:val="24"/>
-          <w:lang w:bidi="ar-SA"/>
-        </w:rPr>
-        <w:t>authorization</w:t>
-      </w:r>
-      <w:r>
-        <w:rPr>
-          <w:rFonts w:eastAsia="Times New Roman"/>
-          <w:color w:val="4F81BD" w:themeColor="accent1"/>
-          <w:sz w:val="24"/>
-          <w:szCs w:val="24"/>
-          <w:lang w:bidi="ar-SA"/>
-        </w:rPr>
-        <w:t xml:space="preserve"> is secured</w:t>
-      </w:r>
-      <w:r>
-        <w:rPr>
-          <w:rFonts w:eastAsia="Times New Roman"/>
-          <w:color w:val="4F81BD" w:themeColor="accent1"/>
-          <w:sz w:val="24"/>
-          <w:szCs w:val="24"/>
-          <w:lang w:bidi="ar-SA"/>
-        </w:rPr>
-        <w:t>.</w:t>
-      </w:r>
-    </w:p>
-    <w:p>
-      <w:pPr>
-        <w:spacing w:before="120"/>
-        <w:jc w:val="center"/>
-        <w:rPr>
-          <w:b/>
-          <w:bCs/>
-          <w:color w:val="4F81BD" w:themeColor="accent1"/>
-          <w:sz w:val="32"/>
-          <w:szCs w:val="32"/>
-        </w:rPr>
-      </w:pPr>
-      <w:r>
-        <w:rPr>
-          <w:b/>
-          <w:bCs/>
-          <w:color w:val="4F81BD" w:themeColor="accent1"/>
-          <w:sz w:val="32"/>
-          <w:szCs w:val="32"/>
-        </w:rPr>
-        <w:t>What Physicians Need to Know</w:t>
+        <w:t>Scope</w:t>
       </w:r>
     </w:p>
     <w:p>
@@ -738,28 +90,104 @@
         </w:numPr>
         <w:spacing w:before="120"/>
         <w:rPr>
+          <w:rFonts w:asciiTheme="minorHAnsi" w:hAnsiTheme="minorHAnsi" w:cstheme="minorHAnsi"/>
           <w:color w:val="4F81BD" w:themeColor="accent1"/>
-          <w:sz w:val="24"/>
-          <w:szCs w:val="24"/>
-        </w:rPr>
-      </w:pPr>
-      <w:r>
-        <w:rPr>
+          <w:sz w:val="20"/>
+          <w:szCs w:val="20"/>
+        </w:rPr>
+      </w:pPr>
+      <w:r>
+        <w:rPr>
+          <w:rFonts w:asciiTheme="minorHAnsi" w:hAnsiTheme="minorHAnsi" w:cstheme="minorHAnsi"/>
+          <w:color w:val="4F81BD" w:themeColor="accent1"/>
+          <w:sz w:val="20"/>
+          <w:szCs w:val="20"/>
+        </w:rPr>
+        <w:t xml:space="preserve">Applies to Health Plans that require authorization prior to admission and allow plan-directed care: </w:t>
+      </w:r>
+    </w:p>
+    <w:p>
+      <w:pPr>
+        <w:numPr>
+          <w:ilvl w:val="1"/>
+          <w:numId w:val="16"/>
+        </w:numPr>
+        <w:spacing w:before="120"/>
+        <w:rPr>
+          <w:rFonts w:asciiTheme="minorHAnsi" w:hAnsiTheme="minorHAnsi" w:cstheme="minorHAnsi"/>
           <w:b/>
           <w:bCs/>
           <w:color w:val="4F81BD" w:themeColor="accent1"/>
-          <w:sz w:val="24"/>
-          <w:szCs w:val="24"/>
-        </w:rPr>
-        <w:t>All communication occurs in Epic Secure Chat.</w:t>
-      </w:r>
-      <w:r>
-        <w:rPr>
+          <w:sz w:val="20"/>
+          <w:szCs w:val="20"/>
+        </w:rPr>
+      </w:pPr>
+      <w:r>
+        <w:rPr>
+          <w:rFonts w:asciiTheme="minorHAnsi" w:hAnsiTheme="minorHAnsi" w:cstheme="minorHAnsi"/>
+          <w:b/>
+          <w:bCs/>
           <w:color w:val="4F81BD" w:themeColor="accent1"/>
-          <w:sz w:val="24"/>
-          <w:szCs w:val="24"/>
-        </w:rPr>
-        <w:t xml:space="preserve"> </w:t>
+          <w:sz w:val="20"/>
+          <w:szCs w:val="20"/>
+        </w:rPr>
+        <w:t>Managed Care Medicare</w:t>
+      </w:r>
+    </w:p>
+    <w:p>
+      <w:pPr>
+        <w:numPr>
+          <w:ilvl w:val="1"/>
+          <w:numId w:val="16"/>
+        </w:numPr>
+        <w:spacing w:before="120"/>
+        <w:rPr>
+          <w:rFonts w:asciiTheme="minorHAnsi" w:hAnsiTheme="minorHAnsi" w:cstheme="minorHAnsi"/>
+          <w:b/>
+          <w:bCs/>
+          <w:color w:val="4F81BD" w:themeColor="accent1"/>
+          <w:sz w:val="20"/>
+          <w:szCs w:val="20"/>
+        </w:rPr>
+      </w:pPr>
+      <w:r>
+        <w:rPr>
+          <w:rFonts w:asciiTheme="minorHAnsi" w:hAnsiTheme="minorHAnsi" w:cstheme="minorHAnsi"/>
+          <w:b/>
+          <w:bCs/>
+          <w:color w:val="4F81BD" w:themeColor="accent1"/>
+          <w:sz w:val="20"/>
+          <w:szCs w:val="20"/>
+        </w:rPr>
+        <w:t>Managed Care Medi-Cal</w:t>
+      </w:r>
+    </w:p>
+    <w:p>
+      <w:pPr>
+        <w:numPr>
+          <w:ilvl w:val="1"/>
+          <w:numId w:val="16"/>
+        </w:numPr>
+        <w:spacing w:before="120"/>
+        <w:rPr>
+          <w:rFonts w:asciiTheme="minorHAnsi" w:hAnsiTheme="minorHAnsi" w:cstheme="minorHAnsi"/>
+          <w:b/>
+          <w:bCs/>
+          <w:color w:val="4F81BD" w:themeColor="accent1"/>
+          <w:sz w:val="20"/>
+          <w:szCs w:val="20"/>
+        </w:rPr>
+      </w:pPr>
+      <w:r>
+        <w:rPr>
+          <w:rFonts w:asciiTheme="minorHAnsi" w:hAnsiTheme="minorHAnsi" w:cstheme="minorHAnsi"/>
+          <w:b/>
+          <w:bCs/>
+          <w:color w:val="4F81BD" w:themeColor="accent1"/>
+          <w:sz w:val="20"/>
+          <w:szCs w:val="20"/>
+        </w:rPr>
+        <w:t>Commercial</w:t>
       </w:r>
     </w:p>
     <w:p>
@@ -771,125 +199,35 @@
         </w:numPr>
         <w:spacing w:before="120"/>
         <w:rPr>
-          <w:color w:val="4F81BD" w:themeColor="accent1"/>
-          <w:sz w:val="24"/>
-          <w:szCs w:val="24"/>
-        </w:rPr>
-      </w:pPr>
-      <w:r>
-        <w:rPr>
-          <w:color w:val="4F81BD" w:themeColor="accent1"/>
-          <w:sz w:val="24"/>
-          <w:szCs w:val="24"/>
-        </w:rPr>
-        <w:t xml:space="preserve">You will receive a </w:t>
-      </w:r>
-      <w:r>
-        <w:rPr>
-          <w:color w:val="4F81BD" w:themeColor="accent1"/>
-          <w:sz w:val="24"/>
-          <w:szCs w:val="24"/>
-        </w:rPr>
-        <w:t xml:space="preserve">group </w:t>
-      </w:r>
-      <w:r>
-        <w:rPr>
-          <w:color w:val="4F81BD" w:themeColor="accent1"/>
-          <w:sz w:val="24"/>
-          <w:szCs w:val="24"/>
-        </w:rPr>
-        <w:t>secure</w:t>
-      </w:r>
-      <w:r>
-        <w:rPr>
-          <w:color w:val="4F81BD" w:themeColor="accent1"/>
-          <w:sz w:val="24"/>
-          <w:szCs w:val="24"/>
-        </w:rPr>
-        <w:t xml:space="preserve"> chat </w:t>
-      </w:r>
-      <w:r>
-        <w:rPr>
-          <w:color w:val="4F81BD" w:themeColor="accent1"/>
-          <w:sz w:val="24"/>
-          <w:szCs w:val="24"/>
-        </w:rPr>
-        <w:t>from</w:t>
-      </w:r>
-      <w:r>
-        <w:rPr>
-          <w:color w:val="4F81BD" w:themeColor="accent1"/>
-          <w:sz w:val="24"/>
-          <w:szCs w:val="24"/>
-        </w:rPr>
-        <w:t xml:space="preserve"> </w:t>
-      </w:r>
-      <w:r>
-        <w:rPr>
+          <w:rFonts w:asciiTheme="minorHAnsi" w:hAnsiTheme="minorHAnsi" w:cstheme="minorHAnsi"/>
           <w:b/>
           <w:bCs/>
           <w:color w:val="4F81BD" w:themeColor="accent1"/>
-          <w:sz w:val="24"/>
-          <w:szCs w:val="24"/>
-        </w:rPr>
-        <w:t>Financial</w:t>
-      </w:r>
-      <w:r>
-        <w:rPr>
+          <w:sz w:val="20"/>
+          <w:szCs w:val="20"/>
+        </w:rPr>
+      </w:pPr>
+      <w:r>
+        <w:rPr>
+          <w:rFonts w:asciiTheme="minorHAnsi" w:hAnsiTheme="minorHAnsi" w:cstheme="minorHAnsi"/>
           <w:b/>
           <w:bCs/>
           <w:color w:val="4F81BD" w:themeColor="accent1"/>
-          <w:sz w:val="24"/>
-          <w:szCs w:val="24"/>
-        </w:rPr>
-        <w:t xml:space="preserve"> Counselor (FC)</w:t>
-      </w:r>
-      <w:r>
-        <w:rPr>
-          <w:color w:val="4F81BD" w:themeColor="accent1"/>
-          <w:sz w:val="24"/>
-          <w:szCs w:val="24"/>
-        </w:rPr>
-        <w:t xml:space="preserve"> </w:t>
-      </w:r>
-      <w:r>
-        <w:rPr>
-          <w:color w:val="4F81BD" w:themeColor="accent1"/>
-          <w:sz w:val="24"/>
-          <w:szCs w:val="24"/>
-        </w:rPr>
-        <w:t xml:space="preserve">including ED Case </w:t>
-      </w:r>
-      <w:r>
-        <w:rPr>
-          <w:color w:val="4F81BD" w:themeColor="accent1"/>
-          <w:sz w:val="24"/>
-          <w:szCs w:val="24"/>
-        </w:rPr>
-        <w:t xml:space="preserve">Manager </w:t>
-      </w:r>
-      <w:r>
-        <w:rPr>
-          <w:color w:val="4F81BD" w:themeColor="accent1"/>
-          <w:sz w:val="24"/>
-          <w:szCs w:val="24"/>
-        </w:rPr>
-        <w:t>confirming</w:t>
-      </w:r>
-      <w:r>
-        <w:rPr>
-          <w:color w:val="4F81BD" w:themeColor="accent1"/>
-          <w:sz w:val="24"/>
-          <w:szCs w:val="24"/>
-        </w:rPr>
-        <w:t xml:space="preserve"> non-member status.</w:t>
+          <w:sz w:val="20"/>
+          <w:szCs w:val="20"/>
+        </w:rPr>
+        <w:t>Excludes PPO and KP secondary coverage.</w:t>
       </w:r>
     </w:p>
     <w:p>
       <w:pPr>
-        <w:spacing w:before="120"/>
+        <w:tabs>
+          <w:tab w:val="left" w:pos="2920"/>
+        </w:tabs>
+        <w:spacing w:before="8"/>
         <w:jc w:val="center"/>
         <w:rPr>
+          <w:rFonts w:asciiTheme="minorHAnsi" w:hAnsiTheme="minorHAnsi" w:cstheme="minorHAnsi"/>
           <w:b/>
           <w:bCs/>
           <w:color w:val="4F81BD" w:themeColor="accent1"/>
@@ -899,500 +237,112 @@
       </w:pPr>
       <w:r>
         <w:rPr>
+          <w:rFonts w:asciiTheme="minorHAnsi" w:hAnsiTheme="minorHAnsi" w:cstheme="minorHAnsi"/>
           <w:b/>
           <w:bCs/>
           <w:color w:val="4F81BD" w:themeColor="accent1"/>
           <w:sz w:val="32"/>
           <w:szCs w:val="32"/>
         </w:rPr>
-        <w:t>Disposition Pathways</w:t>
-      </w:r>
-    </w:p>
-    <w:p>
-      <w:pPr>
-        <w:pStyle w:val="BodyText"/>
-        <w:spacing w:before="120"/>
-        <w:rPr>
-          <w:color w:val="4F81BD" w:themeColor="accent1"/>
-          <w:sz w:val="24"/>
-          <w:szCs w:val="24"/>
-          <w:lang w:bidi="ar-SA"/>
-        </w:rPr>
-      </w:pPr>
-      <w:r>
-        <w:rPr>
-          <w:color w:val="4F81BD" w:themeColor="accent1"/>
-          <w:sz w:val="24"/>
-          <w:szCs w:val="24"/>
-          <w:lang w:bidi="ar-SA"/>
-        </w:rPr>
-        <w:t>1. Discharge</w:t>
-      </w:r>
-    </w:p>
-    <w:p>
-      <w:pPr>
-        <w:pStyle w:val="BodyText"/>
-        <w:numPr>
-          <w:ilvl w:val="0"/>
-          <w:numId w:val="26"/>
-        </w:numPr>
-        <w:spacing w:before="120"/>
-        <w:ind w:left="720"/>
-        <w:rPr>
-          <w:b w:val="0"/>
-          <w:bCs w:val="0"/>
-          <w:color w:val="4F81BD" w:themeColor="accent1"/>
-          <w:sz w:val="24"/>
-          <w:szCs w:val="24"/>
-          <w:lang w:bidi="ar-SA"/>
-        </w:rPr>
-      </w:pPr>
-      <w:r>
-        <w:rPr>
-          <w:b w:val="0"/>
-          <w:bCs w:val="0"/>
-          <w:color w:val="4F81BD" w:themeColor="accent1"/>
-          <w:sz w:val="24"/>
-          <w:szCs w:val="24"/>
-          <w:lang w:bidi="ar-SA"/>
-        </w:rPr>
-        <w:t>If clinically appropriate, discharge patient.</w:t>
-      </w:r>
-    </w:p>
-    <w:p>
-      <w:pPr>
-        <w:pStyle w:val="BodyText"/>
-        <w:numPr>
-          <w:ilvl w:val="0"/>
-          <w:numId w:val="26"/>
-        </w:numPr>
-        <w:spacing w:before="120"/>
-        <w:ind w:left="720"/>
-        <w:rPr>
-          <w:b w:val="0"/>
-          <w:bCs w:val="0"/>
-          <w:color w:val="4F81BD" w:themeColor="accent1"/>
-          <w:sz w:val="24"/>
-          <w:szCs w:val="24"/>
-          <w:lang w:bidi="ar-SA"/>
-        </w:rPr>
-      </w:pPr>
-      <w:r>
-        <w:rPr>
-          <w:b w:val="0"/>
-          <w:bCs w:val="0"/>
-          <w:color w:val="4F81BD" w:themeColor="accent1"/>
-          <w:sz w:val="24"/>
-          <w:szCs w:val="24"/>
-          <w:lang w:bidi="ar-SA"/>
-        </w:rPr>
-        <w:t>Health Plan notified by CM if any follow-up care anticipated.</w:t>
-      </w:r>
-    </w:p>
-    <w:p>
-      <w:pPr>
-        <w:pStyle w:val="BodyText"/>
-        <w:spacing w:before="120"/>
-        <w:rPr>
-          <w:color w:val="4F81BD" w:themeColor="accent1"/>
-          <w:sz w:val="24"/>
-          <w:szCs w:val="24"/>
-          <w:lang w:bidi="ar-SA"/>
-        </w:rPr>
-      </w:pPr>
-      <w:r>
-        <w:rPr>
-          <w:color w:val="4F81BD" w:themeColor="accent1"/>
-          <w:sz w:val="24"/>
-          <w:szCs w:val="24"/>
-          <w:lang w:bidi="ar-SA"/>
-        </w:rPr>
-        <w:t>2. Transfer (Preferred for non-members)</w:t>
-      </w:r>
-    </w:p>
-    <w:p>
-      <w:pPr>
-        <w:pStyle w:val="BodyText"/>
-        <w:numPr>
-          <w:ilvl w:val="0"/>
-          <w:numId w:val="24"/>
-        </w:numPr>
-        <w:spacing w:before="120"/>
-        <w:ind w:left="720"/>
-        <w:rPr>
-          <w:b w:val="0"/>
-          <w:bCs w:val="0"/>
-          <w:color w:val="4F81BD" w:themeColor="accent1"/>
-          <w:sz w:val="24"/>
-          <w:szCs w:val="24"/>
-          <w:lang w:bidi="ar-SA"/>
-        </w:rPr>
-      </w:pPr>
-      <w:r>
-        <w:rPr>
-          <w:b w:val="0"/>
-          <w:bCs w:val="0"/>
-          <w:color w:val="4F81BD" w:themeColor="accent1"/>
-          <w:sz w:val="24"/>
-          <w:szCs w:val="24"/>
-          <w:lang w:bidi="ar-SA"/>
-        </w:rPr>
-        <w:t>Confirm patient is stable for transfer.</w:t>
-      </w:r>
-    </w:p>
-    <w:p>
-      <w:pPr>
-        <w:pStyle w:val="BodyText"/>
-        <w:numPr>
-          <w:ilvl w:val="0"/>
-          <w:numId w:val="24"/>
-        </w:numPr>
-        <w:spacing w:before="120"/>
-        <w:ind w:left="720"/>
-        <w:rPr>
-          <w:b w:val="0"/>
-          <w:bCs w:val="0"/>
-          <w:color w:val="4F81BD" w:themeColor="accent1"/>
-          <w:sz w:val="24"/>
-          <w:szCs w:val="24"/>
-          <w:lang w:bidi="ar-SA"/>
-        </w:rPr>
-      </w:pPr>
-      <w:r>
-        <w:rPr>
-          <w:b w:val="0"/>
-          <w:bCs w:val="0"/>
-          <w:color w:val="4F81BD" w:themeColor="accent1"/>
-          <w:sz w:val="24"/>
-          <w:szCs w:val="24"/>
-          <w:lang w:bidi="ar-SA"/>
-        </w:rPr>
-        <w:t>CM coordinates bed, transport, and consent.</w:t>
-      </w:r>
-    </w:p>
-    <w:p>
-      <w:pPr>
-        <w:pStyle w:val="BodyText"/>
-        <w:numPr>
-          <w:ilvl w:val="0"/>
-          <w:numId w:val="24"/>
-        </w:numPr>
-        <w:spacing w:before="120"/>
-        <w:ind w:left="720"/>
-        <w:rPr>
-          <w:b w:val="0"/>
-          <w:bCs w:val="0"/>
-          <w:color w:val="4F81BD" w:themeColor="accent1"/>
-          <w:sz w:val="24"/>
-          <w:szCs w:val="24"/>
-          <w:lang w:bidi="ar-SA"/>
-        </w:rPr>
-      </w:pPr>
-      <w:r>
-        <w:rPr>
-          <w:b w:val="0"/>
-          <w:bCs w:val="0"/>
-          <w:color w:val="4F81BD" w:themeColor="accent1"/>
-          <w:sz w:val="24"/>
-          <w:szCs w:val="24"/>
-          <w:lang w:bidi="ar-SA"/>
-        </w:rPr>
-        <w:t>HP authorization required before transfer.</w:t>
-      </w:r>
-    </w:p>
-    <w:p>
-      <w:pPr>
-        <w:pStyle w:val="BodyText"/>
-        <w:spacing w:before="120"/>
-        <w:rPr>
-          <w:color w:val="4F81BD" w:themeColor="accent1"/>
-          <w:sz w:val="24"/>
-          <w:szCs w:val="24"/>
-          <w:lang w:bidi="ar-SA"/>
-        </w:rPr>
-      </w:pPr>
-      <w:r>
-        <w:rPr>
-          <w:color w:val="4F81BD" w:themeColor="accent1"/>
-          <w:sz w:val="24"/>
-          <w:szCs w:val="24"/>
-          <w:lang w:bidi="ar-SA"/>
-        </w:rPr>
-        <w:t>3. Admission</w:t>
-      </w:r>
-    </w:p>
-    <w:p>
-      <w:pPr>
-        <w:pStyle w:val="BodyText"/>
-        <w:numPr>
-          <w:ilvl w:val="0"/>
-          <w:numId w:val="25"/>
-        </w:numPr>
-        <w:spacing w:before="120"/>
-        <w:ind w:left="360"/>
-        <w:rPr>
-          <w:b w:val="0"/>
-          <w:bCs w:val="0"/>
-          <w:color w:val="4F81BD" w:themeColor="accent1"/>
-          <w:sz w:val="24"/>
-          <w:szCs w:val="24"/>
-          <w:lang w:bidi="ar-SA"/>
-        </w:rPr>
-      </w:pPr>
-      <w:r>
-        <w:rPr>
-          <w:b w:val="0"/>
-          <w:bCs w:val="0"/>
-          <w:color w:val="4F81BD" w:themeColor="accent1"/>
-          <w:sz w:val="24"/>
-          <w:szCs w:val="24"/>
-          <w:lang w:bidi="ar-SA"/>
-        </w:rPr>
-        <w:t xml:space="preserve">If patient unstable or </w:t>
-      </w:r>
-      <w:r>
-        <w:rPr>
-          <w:b w:val="0"/>
-          <w:bCs w:val="0"/>
-          <w:color w:val="4F81BD" w:themeColor="accent1"/>
-          <w:sz w:val="24"/>
-          <w:szCs w:val="24"/>
-          <w:lang w:bidi="ar-SA"/>
-        </w:rPr>
-        <w:t>H</w:t>
-      </w:r>
-      <w:r>
-        <w:rPr>
-          <w:b w:val="0"/>
-          <w:bCs w:val="0"/>
-          <w:color w:val="4F81BD" w:themeColor="accent1"/>
-          <w:sz w:val="24"/>
-          <w:szCs w:val="24"/>
-          <w:lang w:bidi="ar-SA"/>
-        </w:rPr>
-        <w:t>ealth Plan</w:t>
-      </w:r>
-      <w:r>
-        <w:rPr>
-          <w:b w:val="0"/>
-          <w:bCs w:val="0"/>
-          <w:color w:val="4F81BD" w:themeColor="accent1"/>
-          <w:sz w:val="24"/>
-          <w:szCs w:val="24"/>
-          <w:lang w:bidi="ar-SA"/>
-        </w:rPr>
-        <w:t xml:space="preserve"> </w:t>
-      </w:r>
-      <w:r>
-        <w:rPr>
-          <w:b w:val="0"/>
-          <w:bCs w:val="0"/>
-          <w:color w:val="4F81BD" w:themeColor="accent1"/>
-          <w:sz w:val="24"/>
-          <w:szCs w:val="24"/>
-          <w:lang w:bidi="ar-SA"/>
-        </w:rPr>
-        <w:t xml:space="preserve">(HP) </w:t>
-      </w:r>
-      <w:r>
-        <w:rPr>
-          <w:b w:val="0"/>
-          <w:bCs w:val="0"/>
-          <w:color w:val="4F81BD" w:themeColor="accent1"/>
-          <w:sz w:val="24"/>
-          <w:szCs w:val="24"/>
-          <w:lang w:bidi="ar-SA"/>
-        </w:rPr>
-        <w:t xml:space="preserve">authorizes admission instead of transfer: </w:t>
-      </w:r>
-    </w:p>
-    <w:p>
-      <w:pPr>
-        <w:pStyle w:val="BodyText"/>
-        <w:numPr>
-          <w:ilvl w:val="0"/>
-          <w:numId w:val="28"/>
-        </w:numPr>
-        <w:spacing w:before="120"/>
-        <w:ind w:left="1080"/>
-        <w:rPr>
-          <w:b w:val="0"/>
-          <w:bCs w:val="0"/>
-          <w:color w:val="4F81BD" w:themeColor="accent1"/>
-          <w:sz w:val="24"/>
-          <w:szCs w:val="24"/>
-          <w:lang w:bidi="ar-SA"/>
-        </w:rPr>
-      </w:pPr>
-      <w:r>
-        <w:rPr>
-          <w:b w:val="0"/>
-          <w:bCs w:val="0"/>
-          <w:color w:val="4F81BD" w:themeColor="accent1"/>
-          <w:sz w:val="24"/>
-          <w:szCs w:val="24"/>
-          <w:lang w:bidi="ar-SA"/>
-        </w:rPr>
-        <w:t>Hospitalist admits patient.</w:t>
-      </w:r>
-    </w:p>
-    <w:p>
-      <w:pPr>
-        <w:pStyle w:val="BodyText"/>
-        <w:numPr>
-          <w:ilvl w:val="0"/>
-          <w:numId w:val="28"/>
-        </w:numPr>
-        <w:spacing w:before="120"/>
-        <w:ind w:left="1080"/>
-        <w:rPr>
-          <w:b w:val="0"/>
-          <w:bCs w:val="0"/>
-          <w:color w:val="4F81BD" w:themeColor="accent1"/>
-          <w:sz w:val="24"/>
-          <w:szCs w:val="24"/>
-          <w:lang w:bidi="ar-SA"/>
-        </w:rPr>
-      </w:pPr>
-      <w:r>
-        <w:rPr>
-          <w:b w:val="0"/>
-          <w:bCs w:val="0"/>
-          <w:color w:val="4F81BD" w:themeColor="accent1"/>
-          <w:sz w:val="24"/>
-          <w:szCs w:val="24"/>
-          <w:lang w:bidi="ar-SA"/>
-        </w:rPr>
-        <w:t>HP authorization required before admit order.</w:t>
-      </w:r>
-    </w:p>
-    <w:p>
-      <w:pPr>
-        <w:pStyle w:val="BodyText"/>
-        <w:numPr>
-          <w:ilvl w:val="0"/>
-          <w:numId w:val="28"/>
-        </w:numPr>
-        <w:spacing w:before="120"/>
-        <w:ind w:left="1080"/>
-        <w:rPr>
-          <w:b w:val="0"/>
-          <w:color w:val="4F81BD" w:themeColor="accent1"/>
-          <w:sz w:val="24"/>
-          <w:szCs w:val="24"/>
-          <w:lang w:bidi="ar-SA"/>
-        </w:rPr>
-      </w:pPr>
-      <w:r>
-        <w:rPr>
-          <w:b w:val="0"/>
-          <w:bCs w:val="0"/>
-          <w:color w:val="4F81BD" w:themeColor="accent1"/>
-          <w:sz w:val="24"/>
-          <w:szCs w:val="24"/>
-          <w:lang w:bidi="ar-SA"/>
-        </w:rPr>
-        <w:t>If HP authorizes Observation but patient meets Inpatient criteria → peer-to-peer required.</w:t>
-      </w:r>
-    </w:p>
-    <w:p>
-      <w:pPr>
-        <w:spacing w:before="120"/>
-        <w:jc w:val="center"/>
-        <w:rPr>
+        <w:t>Goal</w:t>
+      </w:r>
+      <w:r>
+        <w:rPr>
+          <w:rFonts w:asciiTheme="minorHAnsi" w:hAnsiTheme="minorHAnsi" w:cstheme="minorHAnsi"/>
           <w:b/>
           <w:bCs/>
           <w:color w:val="4F81BD" w:themeColor="accent1"/>
           <w:sz w:val="32"/>
           <w:szCs w:val="32"/>
         </w:rPr>
-      </w:pPr>
-      <w:r>
-        <w:rPr>
+        <w:t>s</w:t>
+      </w:r>
+    </w:p>
+    <w:p>
+      <w:pPr>
+        <w:pStyle w:val="ListParagraph"/>
+        <w:widowControl/>
+        <w:numPr>
+          <w:ilvl w:val="0"/>
+          <w:numId w:val="30"/>
+        </w:numPr>
+        <w:spacing w:before="120"/>
+        <w:rPr>
+          <w:rFonts w:asciiTheme="minorHAnsi" w:eastAsia="Times New Roman" w:hAnsiTheme="minorHAnsi" w:cstheme="minorHAnsi"/>
+          <w:i/>
+          <w:iCs/>
+          <w:color w:val="4F81BD" w:themeColor="accent1"/>
+          <w:sz w:val="20"/>
+          <w:szCs w:val="20"/>
+        </w:rPr>
+      </w:pPr>
+      <w:r>
+        <w:rPr>
+          <w:rFonts w:asciiTheme="minorHAnsi" w:eastAsia="Times New Roman" w:hAnsiTheme="minorHAnsi" w:cstheme="minorHAnsi"/>
           <w:b/>
           <w:bCs/>
+          <w:i/>
+          <w:iCs/>
           <w:color w:val="4F81BD" w:themeColor="accent1"/>
-          <w:sz w:val="32"/>
-          <w:szCs w:val="32"/>
-        </w:rPr>
-        <w:t>Hospitalist Involvement</w:t>
-      </w:r>
-    </w:p>
-    <w:p>
-      <w:pPr>
-        <w:numPr>
-          <w:ilvl w:val="0"/>
-          <w:numId w:val="29"/>
-        </w:numPr>
-        <w:spacing w:before="120"/>
-        <w:rPr>
+          <w:sz w:val="20"/>
+          <w:szCs w:val="20"/>
+        </w:rPr>
+        <w:t>Transfer</w:t>
+      </w:r>
+      <w:r>
+        <w:rPr>
+          <w:rFonts w:asciiTheme="minorHAnsi" w:eastAsia="Times New Roman" w:hAnsiTheme="minorHAnsi" w:cstheme="minorHAnsi"/>
+          <w:i/>
+          <w:iCs/>
           <w:color w:val="4F81BD" w:themeColor="accent1"/>
-          <w:sz w:val="24"/>
-          <w:szCs w:val="24"/>
-        </w:rPr>
-      </w:pPr>
-      <w:r>
-        <w:rPr>
+          <w:sz w:val="20"/>
+          <w:szCs w:val="20"/>
+        </w:rPr>
+        <w:t xml:space="preserve"> stable non</w:t>
+      </w:r>
+      <w:r>
+        <w:rPr>
+          <w:rFonts w:ascii="Cambria Math" w:eastAsia="Times New Roman" w:hAnsi="Cambria Math" w:cs="Cambria Math"/>
+          <w:i/>
+          <w:iCs/>
           <w:color w:val="4F81BD" w:themeColor="accent1"/>
-          <w:sz w:val="24"/>
-          <w:szCs w:val="24"/>
-        </w:rPr>
-        <w:t xml:space="preserve">Required </w:t>
-      </w:r>
-      <w:r>
-        <w:rPr>
+          <w:sz w:val="20"/>
+          <w:szCs w:val="20"/>
+        </w:rPr>
+        <w:t>‑</w:t>
+      </w:r>
+      <w:r>
+        <w:rPr>
+          <w:rFonts w:asciiTheme="minorHAnsi" w:eastAsia="Times New Roman" w:hAnsiTheme="minorHAnsi" w:cstheme="minorHAnsi"/>
+          <w:i/>
+          <w:iCs/>
           <w:color w:val="4F81BD" w:themeColor="accent1"/>
-          <w:sz w:val="24"/>
-          <w:szCs w:val="24"/>
-        </w:rPr>
-        <w:t xml:space="preserve">for admission decision after health plan authorizes to admit patient at KP and </w:t>
-      </w:r>
-      <w:r>
-        <w:rPr>
+          <w:sz w:val="20"/>
+          <w:szCs w:val="20"/>
+        </w:rPr>
+        <w:t>members to in</w:t>
+      </w:r>
+      <w:r>
+        <w:rPr>
+          <w:rFonts w:ascii="Cambria Math" w:eastAsia="Times New Roman" w:hAnsi="Cambria Math" w:cs="Cambria Math"/>
+          <w:i/>
+          <w:iCs/>
           <w:color w:val="4F81BD" w:themeColor="accent1"/>
-          <w:sz w:val="24"/>
-          <w:szCs w:val="24"/>
-        </w:rPr>
-        <w:t xml:space="preserve">for </w:t>
-      </w:r>
-      <w:r>
-        <w:rPr>
+          <w:sz w:val="20"/>
+          <w:szCs w:val="20"/>
+        </w:rPr>
+        <w:t>‑</w:t>
+      </w:r>
+      <w:r>
+        <w:rPr>
+          <w:rFonts w:asciiTheme="minorHAnsi" w:eastAsia="Times New Roman" w:hAnsiTheme="minorHAnsi" w:cstheme="minorHAnsi"/>
+          <w:i/>
+          <w:iCs/>
           <w:color w:val="4F81BD" w:themeColor="accent1"/>
-          <w:sz w:val="24"/>
-          <w:szCs w:val="24"/>
-        </w:rPr>
-        <w:t>possible downgrade</w:t>
-      </w:r>
-      <w:r>
-        <w:rPr>
-          <w:color w:val="4F81BD" w:themeColor="accent1"/>
-          <w:sz w:val="24"/>
-          <w:szCs w:val="24"/>
-        </w:rPr>
-        <w:t>.</w:t>
-      </w:r>
-    </w:p>
-    <w:p>
-      <w:pPr>
-        <w:spacing w:before="120"/>
-        <w:jc w:val="center"/>
-        <w:rPr>
-          <w:b/>
-          <w:bCs/>
-          <w:color w:val="4F81BD" w:themeColor="accent1"/>
-          <w:sz w:val="32"/>
-          <w:szCs w:val="32"/>
-        </w:rPr>
-      </w:pPr>
-      <w:r>
-        <w:rPr>
-          <w:b/>
-          <w:bCs/>
-          <w:color w:val="4F81BD" w:themeColor="accent1"/>
-          <w:sz w:val="32"/>
-          <w:szCs w:val="32"/>
-        </w:rPr>
-        <w:t>Bottom Line</w:t>
+          <w:sz w:val="20"/>
+          <w:szCs w:val="20"/>
+        </w:rPr>
+        <w:t>network facilities whenever possible.</w:t>
       </w:r>
     </w:p>
     <w:p>
@@ -1403,37 +353,1757 @@
           <w:numId w:val="30"/>
         </w:numPr>
         <w:spacing w:before="120"/>
-        <w:jc w:val="center"/>
-        <w:rPr>
+        <w:rPr>
+          <w:rFonts w:asciiTheme="minorHAnsi" w:eastAsia="Times New Roman" w:hAnsiTheme="minorHAnsi" w:cstheme="minorHAnsi"/>
+          <w:i/>
+          <w:iCs/>
           <w:color w:val="4F81BD" w:themeColor="accent1"/>
-          <w:sz w:val="24"/>
-          <w:szCs w:val="24"/>
-        </w:rPr>
-      </w:pPr>
-      <w:r>
-        <w:rPr>
+          <w:sz w:val="20"/>
+          <w:szCs w:val="20"/>
+        </w:rPr>
+      </w:pPr>
+      <w:r>
+        <w:rPr>
+          <w:rFonts w:asciiTheme="minorHAnsi" w:eastAsia="Times New Roman" w:hAnsiTheme="minorHAnsi" w:cstheme="minorHAnsi"/>
+          <w:i/>
+          <w:iCs/>
           <w:color w:val="4F81BD" w:themeColor="accent1"/>
-          <w:sz w:val="24"/>
-          <w:szCs w:val="24"/>
-        </w:rPr>
-        <w:t>Stabilize → Secure Chat → HP notified by CM → Wait up to 60 min for HP to direct care → Discharge | Transfer | Admit (CM to secure auth) → Document decisi</w:t>
-      </w:r>
-      <w:r>
-        <w:rPr>
-          <w:color w:val="4F81BD" w:themeColor="accent1"/>
-          <w:sz w:val="24"/>
-          <w:szCs w:val="24"/>
-        </w:rPr>
-        <w:t>ons.</w:t>
+          <w:sz w:val="20"/>
+          <w:szCs w:val="20"/>
+        </w:rPr>
+        <w:t xml:space="preserve">If admitting at KP: </w:t>
       </w:r>
     </w:p>
     <w:p>
       <w:pPr>
+        <w:pStyle w:val="ListParagraph"/>
+        <w:numPr>
+          <w:ilvl w:val="1"/>
+          <w:numId w:val="30"/>
+        </w:numPr>
         <w:spacing w:before="120"/>
         <w:rPr>
+          <w:rFonts w:asciiTheme="minorHAnsi" w:eastAsia="Times New Roman" w:hAnsiTheme="minorHAnsi" w:cstheme="minorHAnsi"/>
+          <w:i/>
+          <w:iCs/>
           <w:color w:val="4F81BD" w:themeColor="accent1"/>
-          <w:sz w:val="24"/>
-          <w:szCs w:val="24"/>
+          <w:sz w:val="20"/>
+          <w:szCs w:val="20"/>
+        </w:rPr>
+      </w:pPr>
+      <w:r>
+        <w:rPr>
+          <w:rFonts w:asciiTheme="minorHAnsi" w:eastAsia="Times New Roman" w:hAnsiTheme="minorHAnsi" w:cstheme="minorHAnsi"/>
+          <w:i/>
+          <w:iCs/>
+          <w:color w:val="4F81BD" w:themeColor="accent1"/>
+          <w:sz w:val="20"/>
+          <w:szCs w:val="20"/>
+        </w:rPr>
+        <w:t xml:space="preserve">Case Management must </w:t>
+      </w:r>
+      <w:r>
+        <w:rPr>
+          <w:rFonts w:asciiTheme="minorHAnsi" w:eastAsia="Times New Roman" w:hAnsiTheme="minorHAnsi" w:cstheme="minorHAnsi"/>
+          <w:b/>
+          <w:bCs/>
+          <w:i/>
+          <w:iCs/>
+          <w:color w:val="4F81BD" w:themeColor="accent1"/>
+          <w:sz w:val="20"/>
+          <w:szCs w:val="20"/>
+        </w:rPr>
+        <w:t>secure authorization prior to ADT</w:t>
+      </w:r>
+      <w:r>
+        <w:rPr>
+          <w:rFonts w:asciiTheme="minorHAnsi" w:eastAsia="Times New Roman" w:hAnsiTheme="minorHAnsi" w:cstheme="minorHAnsi"/>
+          <w:i/>
+          <w:iCs/>
+          <w:color w:val="4F81BD" w:themeColor="accent1"/>
+          <w:sz w:val="20"/>
+          <w:szCs w:val="20"/>
+        </w:rPr>
+        <w:t>.</w:t>
+      </w:r>
+    </w:p>
+    <w:p>
+      <w:pPr>
+        <w:pStyle w:val="ListParagraph"/>
+        <w:numPr>
+          <w:ilvl w:val="1"/>
+          <w:numId w:val="30"/>
+        </w:numPr>
+        <w:spacing w:before="120"/>
+        <w:rPr>
+          <w:rFonts w:asciiTheme="minorHAnsi" w:eastAsia="Times New Roman" w:hAnsiTheme="minorHAnsi" w:cstheme="minorHAnsi"/>
+          <w:i/>
+          <w:iCs/>
+          <w:color w:val="4F81BD" w:themeColor="accent1"/>
+          <w:sz w:val="20"/>
+          <w:szCs w:val="20"/>
+        </w:rPr>
+      </w:pPr>
+      <w:r>
+        <w:rPr>
+          <w:rFonts w:asciiTheme="minorHAnsi" w:eastAsia="Times New Roman" w:hAnsiTheme="minorHAnsi" w:cstheme="minorHAnsi"/>
+          <w:i/>
+          <w:iCs/>
+          <w:color w:val="4F81BD" w:themeColor="accent1"/>
+          <w:sz w:val="20"/>
+          <w:szCs w:val="20"/>
+        </w:rPr>
+        <w:t xml:space="preserve">ED Physician consults Hospitalist </w:t>
+      </w:r>
+      <w:r>
+        <w:rPr>
+          <w:rFonts w:asciiTheme="minorHAnsi" w:eastAsia="Times New Roman" w:hAnsiTheme="minorHAnsi" w:cstheme="minorHAnsi"/>
+          <w:b/>
+          <w:bCs/>
+          <w:i/>
+          <w:iCs/>
+          <w:color w:val="4F81BD" w:themeColor="accent1"/>
+          <w:sz w:val="20"/>
+          <w:szCs w:val="20"/>
+        </w:rPr>
+        <w:t>only after</w:t>
+      </w:r>
+      <w:r>
+        <w:rPr>
+          <w:rFonts w:asciiTheme="minorHAnsi" w:eastAsia="Times New Roman" w:hAnsiTheme="minorHAnsi" w:cstheme="minorHAnsi"/>
+          <w:i/>
+          <w:iCs/>
+          <w:color w:val="4F81BD" w:themeColor="accent1"/>
+          <w:sz w:val="20"/>
+          <w:szCs w:val="20"/>
+        </w:rPr>
+        <w:t xml:space="preserve"> CM confirms authorization is secured.</w:t>
+      </w:r>
+    </w:p>
+    <w:p>
+      <w:pPr>
+        <w:tabs>
+          <w:tab w:val="left" w:pos="2920"/>
+        </w:tabs>
+        <w:spacing w:before="8"/>
+        <w:jc w:val="center"/>
+        <w:rPr>
+          <w:rFonts w:asciiTheme="minorHAnsi" w:hAnsiTheme="minorHAnsi" w:cstheme="minorBidi"/>
+          <w:b/>
+          <w:bCs/>
+          <w:color w:val="4F81BD" w:themeColor="accent1"/>
+          <w:sz w:val="32"/>
+          <w:szCs w:val="32"/>
+        </w:rPr>
+      </w:pPr>
+      <w:r>
+        <w:rPr>
+          <w:rFonts w:asciiTheme="minorHAnsi" w:hAnsiTheme="minorHAnsi" w:cstheme="minorBidi"/>
+          <w:b/>
+          <w:bCs/>
+          <w:color w:val="4F81BD" w:themeColor="accent1"/>
+          <w:sz w:val="32"/>
+          <w:szCs w:val="32"/>
+        </w:rPr>
+        <w:t xml:space="preserve">What </w:t>
+      </w:r>
+      <w:r>
+        <w:rPr>
+          <w:rFonts w:asciiTheme="minorHAnsi" w:hAnsiTheme="minorHAnsi" w:cstheme="minorBidi"/>
+          <w:b/>
+          <w:bCs/>
+          <w:color w:val="4F81BD" w:themeColor="accent1"/>
+          <w:sz w:val="32"/>
+          <w:szCs w:val="32"/>
+        </w:rPr>
+        <w:t xml:space="preserve">ED </w:t>
+      </w:r>
+      <w:r>
+        <w:rPr>
+          <w:rFonts w:asciiTheme="minorHAnsi" w:hAnsiTheme="minorHAnsi" w:cstheme="minorBidi"/>
+          <w:b/>
+          <w:bCs/>
+          <w:color w:val="4F81BD" w:themeColor="accent1"/>
+          <w:sz w:val="32"/>
+          <w:szCs w:val="32"/>
+        </w:rPr>
+        <w:t>Physicians Need to Know</w:t>
+      </w:r>
+    </w:p>
+    <w:p>
+      <w:pPr>
+        <w:pStyle w:val="ListParagraph"/>
+        <w:numPr>
+          <w:ilvl w:val="0"/>
+          <w:numId w:val="31"/>
+        </w:numPr>
+        <w:spacing w:before="120"/>
+        <w:rPr>
+          <w:rFonts w:asciiTheme="minorHAnsi" w:hAnsiTheme="minorHAnsi" w:cstheme="minorHAnsi"/>
+          <w:color w:val="4F81BD" w:themeColor="accent1"/>
+          <w:sz w:val="20"/>
+          <w:szCs w:val="20"/>
+        </w:rPr>
+      </w:pPr>
+      <w:r>
+        <w:rPr>
+          <w:rFonts w:asciiTheme="minorHAnsi" w:hAnsiTheme="minorHAnsi" w:cstheme="minorHAnsi"/>
+          <w:color w:val="4F81BD" w:themeColor="accent1"/>
+          <w:sz w:val="20"/>
+          <w:szCs w:val="20"/>
+        </w:rPr>
+        <w:t xml:space="preserve">All communication occurs in </w:t>
+      </w:r>
+      <w:r>
+        <w:rPr>
+          <w:rFonts w:asciiTheme="minorHAnsi" w:hAnsiTheme="minorHAnsi" w:cstheme="minorHAnsi"/>
+          <w:b/>
+          <w:bCs/>
+          <w:color w:val="4F81BD" w:themeColor="accent1"/>
+          <w:sz w:val="20"/>
+          <w:szCs w:val="20"/>
+        </w:rPr>
+        <w:t>Epic Secure Chat</w:t>
+      </w:r>
+      <w:r>
+        <w:rPr>
+          <w:rFonts w:asciiTheme="minorHAnsi" w:hAnsiTheme="minorHAnsi" w:cstheme="minorHAnsi"/>
+          <w:color w:val="4F81BD" w:themeColor="accent1"/>
+          <w:sz w:val="20"/>
+          <w:szCs w:val="20"/>
+        </w:rPr>
+        <w:t>.</w:t>
+      </w:r>
+    </w:p>
+    <w:p>
+      <w:pPr>
+        <w:pStyle w:val="ListParagraph"/>
+        <w:numPr>
+          <w:ilvl w:val="0"/>
+          <w:numId w:val="31"/>
+        </w:numPr>
+        <w:spacing w:before="120"/>
+        <w:rPr>
+          <w:rFonts w:asciiTheme="minorHAnsi" w:hAnsiTheme="minorHAnsi" w:cstheme="minorBidi"/>
+          <w:color w:val="4F81BD" w:themeColor="accent1"/>
+          <w:sz w:val="20"/>
+          <w:szCs w:val="20"/>
+        </w:rPr>
+      </w:pPr>
+      <w:r>
+        <w:rPr>
+          <w:rFonts w:asciiTheme="minorHAnsi" w:hAnsiTheme="minorHAnsi" w:cstheme="minorBidi"/>
+          <w:color w:val="4F81BD" w:themeColor="accent1"/>
+          <w:sz w:val="20"/>
+          <w:szCs w:val="20"/>
+        </w:rPr>
+        <w:t xml:space="preserve">You will receive a group secure chat from </w:t>
+      </w:r>
+      <w:r>
+        <w:rPr>
+          <w:rFonts w:asciiTheme="minorHAnsi" w:hAnsiTheme="minorHAnsi" w:cstheme="minorBidi"/>
+          <w:b/>
+          <w:bCs/>
+          <w:color w:val="4F81BD" w:themeColor="accent1"/>
+          <w:sz w:val="20"/>
+          <w:szCs w:val="20"/>
+        </w:rPr>
+        <w:t>FC/BSR</w:t>
+      </w:r>
+      <w:r>
+        <w:rPr>
+          <w:rFonts w:asciiTheme="minorHAnsi" w:hAnsiTheme="minorHAnsi" w:cstheme="minorBidi"/>
+          <w:b/>
+          <w:bCs/>
+          <w:color w:val="4F81BD" w:themeColor="accent1"/>
+          <w:sz w:val="20"/>
+          <w:szCs w:val="20"/>
+        </w:rPr>
+        <w:t>/Admitting</w:t>
+      </w:r>
+      <w:r>
+        <w:rPr>
+          <w:rFonts w:asciiTheme="minorHAnsi" w:hAnsiTheme="minorHAnsi" w:cstheme="minorBidi"/>
+          <w:b/>
+          <w:bCs/>
+          <w:color w:val="4F81BD" w:themeColor="accent1"/>
+          <w:sz w:val="20"/>
+          <w:szCs w:val="20"/>
+        </w:rPr>
+        <w:t xml:space="preserve"> + ED Case Manager</w:t>
+      </w:r>
+      <w:r>
+        <w:rPr>
+          <w:rFonts w:asciiTheme="minorHAnsi" w:hAnsiTheme="minorHAnsi" w:cstheme="minorBidi"/>
+          <w:color w:val="4F81BD" w:themeColor="accent1"/>
+          <w:sz w:val="20"/>
+          <w:szCs w:val="20"/>
+        </w:rPr>
+        <w:t xml:space="preserve"> confirming </w:t>
+      </w:r>
+      <w:proofErr w:type="spellStart"/>
+      <w:r>
+        <w:rPr>
+          <w:rFonts w:asciiTheme="minorHAnsi" w:hAnsiTheme="minorHAnsi" w:cstheme="minorBidi"/>
+          <w:color w:val="4F81BD" w:themeColor="accent1"/>
+          <w:sz w:val="20"/>
+          <w:szCs w:val="20"/>
+        </w:rPr>
+        <w:t>non</w:t>
+      </w:r>
+      <w:r>
+        <w:rPr>
+          <w:rFonts w:ascii="Cambria Math" w:hAnsi="Cambria Math" w:cs="Cambria Math"/>
+          <w:color w:val="4F81BD" w:themeColor="accent1"/>
+          <w:sz w:val="20"/>
+          <w:szCs w:val="20"/>
+        </w:rPr>
+        <w:t>￼</w:t>
+      </w:r>
+      <w:r>
+        <w:rPr>
+          <w:rFonts w:asciiTheme="minorHAnsi" w:hAnsiTheme="minorHAnsi" w:cstheme="minorBidi"/>
+          <w:color w:val="4F81BD" w:themeColor="accent1"/>
+          <w:sz w:val="20"/>
+          <w:szCs w:val="20"/>
+        </w:rPr>
+        <w:t>member</w:t>
+      </w:r>
+      <w:proofErr w:type="spellEnd"/>
+      <w:r>
+        <w:rPr>
+          <w:rFonts w:asciiTheme="minorHAnsi" w:hAnsiTheme="minorHAnsi" w:cstheme="minorBidi"/>
+          <w:color w:val="4F81BD" w:themeColor="accent1"/>
+          <w:sz w:val="20"/>
+          <w:szCs w:val="20"/>
+        </w:rPr>
+        <w:t xml:space="preserve"> status and pay</w:t>
+      </w:r>
+      <w:r>
+        <w:rPr>
+          <w:rFonts w:asciiTheme="minorHAnsi" w:hAnsiTheme="minorHAnsi" w:cstheme="minorBidi"/>
+          <w:color w:val="4F81BD" w:themeColor="accent1"/>
+          <w:sz w:val="20"/>
+          <w:szCs w:val="20"/>
+        </w:rPr>
+        <w:t>o</w:t>
+      </w:r>
+      <w:r>
+        <w:rPr>
+          <w:rFonts w:asciiTheme="minorHAnsi" w:hAnsiTheme="minorHAnsi" w:cstheme="minorBidi"/>
+          <w:color w:val="4F81BD" w:themeColor="accent1"/>
+          <w:sz w:val="20"/>
+          <w:szCs w:val="20"/>
+        </w:rPr>
+        <w:t>r details.</w:t>
+      </w:r>
+    </w:p>
+    <w:p>
+      <w:pPr>
+        <w:tabs>
+          <w:tab w:val="left" w:pos="2920"/>
+        </w:tabs>
+        <w:spacing w:before="8"/>
+        <w:jc w:val="center"/>
+        <w:rPr>
+          <w:rFonts w:asciiTheme="minorHAnsi" w:hAnsiTheme="minorHAnsi" w:cstheme="minorHAnsi"/>
+          <w:b/>
+          <w:bCs/>
+          <w:color w:val="4F81BD" w:themeColor="accent1"/>
+          <w:sz w:val="20"/>
+          <w:szCs w:val="20"/>
+          <w:lang w:bidi="ar-SA"/>
+        </w:rPr>
+      </w:pPr>
+      <w:r>
+        <w:rPr>
+          <w:rFonts w:asciiTheme="minorHAnsi" w:hAnsiTheme="minorHAnsi" w:cstheme="minorHAnsi"/>
+          <w:b/>
+          <w:bCs/>
+          <w:color w:val="4F81BD" w:themeColor="accent1"/>
+          <w:sz w:val="32"/>
+          <w:szCs w:val="32"/>
+        </w:rPr>
+        <w:t>Disposition</w:t>
+      </w:r>
+      <w:r>
+        <w:rPr>
+          <w:rFonts w:asciiTheme="minorHAnsi" w:hAnsiTheme="minorHAnsi" w:cstheme="minorHAnsi"/>
+          <w:b/>
+          <w:bCs/>
+          <w:color w:val="4F81BD" w:themeColor="accent1"/>
+          <w:sz w:val="20"/>
+          <w:szCs w:val="20"/>
+        </w:rPr>
+        <w:t xml:space="preserve"> </w:t>
+      </w:r>
+      <w:r>
+        <w:rPr>
+          <w:rFonts w:asciiTheme="minorHAnsi" w:hAnsiTheme="minorHAnsi" w:cstheme="minorHAnsi"/>
+          <w:b/>
+          <w:bCs/>
+          <w:color w:val="4F81BD" w:themeColor="accent1"/>
+          <w:sz w:val="32"/>
+          <w:szCs w:val="32"/>
+        </w:rPr>
+        <w:t>Pathways</w:t>
+      </w:r>
+    </w:p>
+    <w:p>
+      <w:pPr>
+        <w:pStyle w:val="ListParagraph"/>
+        <w:numPr>
+          <w:ilvl w:val="0"/>
+          <w:numId w:val="6"/>
+        </w:numPr>
+        <w:rPr>
+          <w:rFonts w:asciiTheme="minorHAnsi" w:hAnsiTheme="minorHAnsi" w:cstheme="minorHAnsi"/>
+          <w:b/>
+          <w:bCs/>
+          <w:color w:val="4F80BD"/>
+          <w:sz w:val="20"/>
+          <w:szCs w:val="20"/>
+        </w:rPr>
+      </w:pPr>
+      <w:r>
+        <w:rPr>
+          <w:rFonts w:asciiTheme="minorHAnsi" w:hAnsiTheme="minorHAnsi" w:cstheme="minorHAnsi"/>
+          <w:b/>
+          <w:bCs/>
+          <w:color w:val="4F80BD"/>
+          <w:sz w:val="20"/>
+          <w:szCs w:val="20"/>
+        </w:rPr>
+        <w:t>Discharge</w:t>
+      </w:r>
+    </w:p>
+    <w:p>
+      <w:pPr>
+        <w:pStyle w:val="ListParagraph"/>
+        <w:numPr>
+          <w:ilvl w:val="0"/>
+          <w:numId w:val="5"/>
+        </w:numPr>
+        <w:rPr>
+          <w:rFonts w:asciiTheme="minorHAnsi" w:hAnsiTheme="minorHAnsi" w:cstheme="minorHAnsi"/>
+          <w:color w:val="4F80BD"/>
+          <w:sz w:val="20"/>
+          <w:szCs w:val="20"/>
+        </w:rPr>
+      </w:pPr>
+      <w:r>
+        <w:rPr>
+          <w:rFonts w:asciiTheme="minorHAnsi" w:hAnsiTheme="minorHAnsi" w:cstheme="minorHAnsi"/>
+          <w:color w:val="4F80BD"/>
+          <w:sz w:val="20"/>
+          <w:szCs w:val="20"/>
+        </w:rPr>
+        <w:t>Discharge if clinically appropriate.</w:t>
+      </w:r>
+    </w:p>
+    <w:p>
+      <w:pPr>
+        <w:pStyle w:val="ListParagraph"/>
+        <w:numPr>
+          <w:ilvl w:val="0"/>
+          <w:numId w:val="5"/>
+        </w:numPr>
+        <w:rPr>
+          <w:rFonts w:asciiTheme="minorHAnsi" w:hAnsiTheme="minorHAnsi" w:cstheme="minorHAnsi"/>
+          <w:color w:val="4F80BD"/>
+          <w:sz w:val="20"/>
+          <w:szCs w:val="20"/>
+        </w:rPr>
+      </w:pPr>
+      <w:r>
+        <w:rPr>
+          <w:rFonts w:asciiTheme="minorHAnsi" w:hAnsiTheme="minorHAnsi" w:cstheme="minorHAnsi"/>
+          <w:color w:val="4F80BD"/>
+          <w:sz w:val="20"/>
+          <w:szCs w:val="20"/>
+        </w:rPr>
+        <w:t>CM notifies the health plan when follow</w:t>
+      </w:r>
+      <w:r>
+        <w:rPr>
+          <w:rFonts w:ascii="Cambria Math" w:hAnsi="Cambria Math" w:cs="Cambria Math"/>
+          <w:color w:val="4F80BD"/>
+          <w:sz w:val="20"/>
+          <w:szCs w:val="20"/>
+        </w:rPr>
+        <w:t>‑</w:t>
+      </w:r>
+      <w:r>
+        <w:rPr>
+          <w:rFonts w:asciiTheme="minorHAnsi" w:hAnsiTheme="minorHAnsi" w:cstheme="minorHAnsi"/>
+          <w:color w:val="4F80BD"/>
+          <w:sz w:val="20"/>
+          <w:szCs w:val="20"/>
+        </w:rPr>
+        <w:t>up care is anticipated.</w:t>
+      </w:r>
+    </w:p>
+    <w:p>
+      <w:pPr>
+        <w:pStyle w:val="ListParagraph"/>
+        <w:numPr>
+          <w:ilvl w:val="0"/>
+          <w:numId w:val="6"/>
+        </w:numPr>
+        <w:rPr>
+          <w:rFonts w:asciiTheme="minorHAnsi" w:hAnsiTheme="minorHAnsi" w:cstheme="minorHAnsi"/>
+          <w:b/>
+          <w:bCs/>
+          <w:color w:val="4F80BD"/>
+          <w:sz w:val="20"/>
+          <w:szCs w:val="20"/>
+        </w:rPr>
+      </w:pPr>
+      <w:r>
+        <w:rPr>
+          <w:rFonts w:asciiTheme="minorHAnsi" w:hAnsiTheme="minorHAnsi" w:cstheme="minorHAnsi"/>
+          <w:b/>
+          <w:bCs/>
+          <w:color w:val="4F80BD"/>
+          <w:sz w:val="20"/>
+          <w:szCs w:val="20"/>
+        </w:rPr>
+        <w:t>Transfer (Preferred)</w:t>
+      </w:r>
+    </w:p>
+    <w:p>
+      <w:pPr>
+        <w:pStyle w:val="ListParagraph"/>
+        <w:numPr>
+          <w:ilvl w:val="0"/>
+          <w:numId w:val="4"/>
+        </w:numPr>
+        <w:rPr>
+          <w:rFonts w:asciiTheme="minorHAnsi" w:hAnsiTheme="minorHAnsi" w:cstheme="minorHAnsi"/>
+          <w:color w:val="4F80BD"/>
+          <w:sz w:val="20"/>
+          <w:szCs w:val="20"/>
+        </w:rPr>
+      </w:pPr>
+      <w:r>
+        <w:rPr>
+          <w:rFonts w:asciiTheme="minorHAnsi" w:hAnsiTheme="minorHAnsi" w:cstheme="minorHAnsi"/>
+          <w:color w:val="4F80BD"/>
+          <w:sz w:val="20"/>
+          <w:szCs w:val="20"/>
+        </w:rPr>
+        <w:t xml:space="preserve">ED physician confirms </w:t>
+      </w:r>
+      <w:r>
+        <w:rPr>
+          <w:rFonts w:asciiTheme="minorHAnsi" w:hAnsiTheme="minorHAnsi" w:cstheme="minorHAnsi"/>
+          <w:b/>
+          <w:bCs/>
+          <w:color w:val="4F80BD"/>
+          <w:sz w:val="20"/>
+          <w:szCs w:val="20"/>
+        </w:rPr>
+        <w:t>stability for transfer</w:t>
+      </w:r>
+      <w:r>
+        <w:rPr>
+          <w:rFonts w:asciiTheme="minorHAnsi" w:hAnsiTheme="minorHAnsi" w:cstheme="minorHAnsi"/>
+          <w:color w:val="4F80BD"/>
+          <w:sz w:val="20"/>
+          <w:szCs w:val="20"/>
+        </w:rPr>
+        <w:t>.</w:t>
+      </w:r>
+    </w:p>
+    <w:p>
+      <w:pPr>
+        <w:pStyle w:val="ListParagraph"/>
+        <w:numPr>
+          <w:ilvl w:val="0"/>
+          <w:numId w:val="4"/>
+        </w:numPr>
+        <w:rPr>
+          <w:rFonts w:asciiTheme="minorHAnsi" w:hAnsiTheme="minorHAnsi" w:cstheme="minorBidi"/>
+          <w:color w:val="4F80BD"/>
+          <w:sz w:val="20"/>
+          <w:szCs w:val="20"/>
+        </w:rPr>
+      </w:pPr>
+      <w:r>
+        <w:rPr>
+          <w:rFonts w:asciiTheme="minorHAnsi" w:hAnsiTheme="minorHAnsi" w:cstheme="minorBidi"/>
+          <w:color w:val="4F80BD"/>
+          <w:sz w:val="20"/>
+          <w:szCs w:val="20"/>
+        </w:rPr>
+        <w:t>CM coordinates authorization, bed placement, transport, and consent.</w:t>
+      </w:r>
+    </w:p>
+    <w:p>
+      <w:pPr>
+        <w:pStyle w:val="ListParagraph"/>
+        <w:numPr>
+          <w:ilvl w:val="0"/>
+          <w:numId w:val="4"/>
+        </w:numPr>
+        <w:rPr>
+          <w:rFonts w:asciiTheme="minorHAnsi" w:hAnsiTheme="minorHAnsi" w:cstheme="minorBidi"/>
+          <w:color w:val="4F80BD"/>
+          <w:sz w:val="20"/>
+          <w:szCs w:val="20"/>
+        </w:rPr>
+      </w:pPr>
+      <w:r>
+        <w:rPr>
+          <w:rFonts w:asciiTheme="minorHAnsi" w:hAnsiTheme="minorHAnsi" w:cstheme="minorBidi"/>
+          <w:b/>
+          <w:bCs/>
+          <w:color w:val="4F80BD"/>
+          <w:sz w:val="20"/>
+          <w:szCs w:val="20"/>
+        </w:rPr>
+        <w:t xml:space="preserve">ED </w:t>
+      </w:r>
+      <w:proofErr w:type="gramStart"/>
+      <w:r>
+        <w:rPr>
+          <w:rFonts w:asciiTheme="minorHAnsi" w:hAnsiTheme="minorHAnsi" w:cstheme="minorBidi"/>
+          <w:b/>
+          <w:bCs/>
+          <w:color w:val="4F80BD"/>
+          <w:sz w:val="20"/>
+          <w:szCs w:val="20"/>
+        </w:rPr>
+        <w:t>physician has</w:t>
+      </w:r>
+      <w:proofErr w:type="gramEnd"/>
+      <w:r>
+        <w:rPr>
+          <w:rFonts w:asciiTheme="minorHAnsi" w:hAnsiTheme="minorHAnsi" w:cstheme="minorBidi"/>
+          <w:b/>
+          <w:bCs/>
+          <w:color w:val="4F80BD"/>
+          <w:sz w:val="20"/>
+          <w:szCs w:val="20"/>
+        </w:rPr>
+        <w:t xml:space="preserve"> final authority</w:t>
+      </w:r>
+      <w:r>
+        <w:rPr>
+          <w:rFonts w:asciiTheme="minorHAnsi" w:hAnsiTheme="minorHAnsi" w:cstheme="minorBidi"/>
+          <w:color w:val="4F80BD"/>
+          <w:sz w:val="20"/>
+          <w:szCs w:val="20"/>
+        </w:rPr>
+        <w:t xml:space="preserve"> on transfer stability: </w:t>
+      </w:r>
+    </w:p>
+    <w:p>
+      <w:pPr>
+        <w:pStyle w:val="ListParagraph"/>
+        <w:numPr>
+          <w:ilvl w:val="0"/>
+          <w:numId w:val="3"/>
+        </w:numPr>
+        <w:rPr>
+          <w:rFonts w:asciiTheme="minorHAnsi" w:hAnsiTheme="minorHAnsi" w:cstheme="minorHAnsi"/>
+          <w:color w:val="4F80BD"/>
+          <w:sz w:val="20"/>
+          <w:szCs w:val="20"/>
+        </w:rPr>
+      </w:pPr>
+      <w:r>
+        <w:rPr>
+          <w:rFonts w:asciiTheme="minorHAnsi" w:hAnsiTheme="minorHAnsi" w:cstheme="minorHAnsi"/>
+          <w:color w:val="4F80BD"/>
+          <w:sz w:val="20"/>
+          <w:szCs w:val="20"/>
+        </w:rPr>
+        <w:t>If plan disagrees → brief medical director peer</w:t>
+      </w:r>
+      <w:r>
+        <w:rPr>
+          <w:rFonts w:ascii="Cambria Math" w:hAnsi="Cambria Math" w:cs="Cambria Math"/>
+          <w:color w:val="4F80BD"/>
+          <w:sz w:val="20"/>
+          <w:szCs w:val="20"/>
+        </w:rPr>
+        <w:t>‑</w:t>
+      </w:r>
+      <w:r>
+        <w:rPr>
+          <w:rFonts w:asciiTheme="minorHAnsi" w:hAnsiTheme="minorHAnsi" w:cstheme="minorHAnsi"/>
+          <w:color w:val="4F80BD"/>
+          <w:sz w:val="20"/>
+          <w:szCs w:val="20"/>
+        </w:rPr>
+        <w:t>to</w:t>
+      </w:r>
+      <w:r>
+        <w:rPr>
+          <w:rFonts w:ascii="Cambria Math" w:hAnsi="Cambria Math" w:cs="Cambria Math"/>
+          <w:color w:val="4F80BD"/>
+          <w:sz w:val="20"/>
+          <w:szCs w:val="20"/>
+        </w:rPr>
+        <w:t>‑</w:t>
+      </w:r>
+      <w:r>
+        <w:rPr>
+          <w:rFonts w:asciiTheme="minorHAnsi" w:hAnsiTheme="minorHAnsi" w:cstheme="minorHAnsi"/>
+          <w:color w:val="4F80BD"/>
+          <w:sz w:val="20"/>
+          <w:szCs w:val="20"/>
+        </w:rPr>
+        <w:t>peer</w:t>
+      </w:r>
+    </w:p>
+    <w:p>
+      <w:pPr>
+        <w:pStyle w:val="ListParagraph"/>
+        <w:numPr>
+          <w:ilvl w:val="0"/>
+          <w:numId w:val="3"/>
+        </w:numPr>
+        <w:rPr>
+          <w:rFonts w:asciiTheme="minorHAnsi" w:hAnsiTheme="minorHAnsi" w:cstheme="minorBidi"/>
+          <w:b/>
+          <w:bCs/>
+          <w:color w:val="4F80BD"/>
+          <w:sz w:val="20"/>
+          <w:szCs w:val="20"/>
+        </w:rPr>
+      </w:pPr>
+      <w:r>
+        <w:rPr>
+          <w:rFonts w:asciiTheme="minorHAnsi" w:hAnsiTheme="minorHAnsi" w:cstheme="minorBidi"/>
+          <w:color w:val="4F80BD"/>
+          <w:sz w:val="20"/>
+          <w:szCs w:val="20"/>
+        </w:rPr>
+        <w:t xml:space="preserve">If no medical director available → </w:t>
+      </w:r>
+      <w:r>
+        <w:rPr>
+          <w:rFonts w:asciiTheme="minorHAnsi" w:hAnsiTheme="minorHAnsi" w:cstheme="minorBidi"/>
+          <w:b/>
+          <w:bCs/>
+          <w:color w:val="4F80BD"/>
+          <w:sz w:val="20"/>
+          <w:szCs w:val="20"/>
+        </w:rPr>
+        <w:t>automatic approval to admit</w:t>
+      </w:r>
+    </w:p>
+    <w:p>
+      <w:pPr>
+        <w:pStyle w:val="ListParagraph"/>
+        <w:numPr>
+          <w:ilvl w:val="0"/>
+          <w:numId w:val="6"/>
+        </w:numPr>
+        <w:rPr>
+          <w:rFonts w:asciiTheme="minorHAnsi" w:hAnsiTheme="minorHAnsi" w:cstheme="minorHAnsi"/>
+          <w:b/>
+          <w:bCs/>
+          <w:color w:val="4F80BD"/>
+          <w:sz w:val="20"/>
+          <w:szCs w:val="20"/>
+        </w:rPr>
+      </w:pPr>
+      <w:r>
+        <w:rPr>
+          <w:rFonts w:asciiTheme="minorHAnsi" w:hAnsiTheme="minorHAnsi" w:cstheme="minorHAnsi"/>
+          <w:b/>
+          <w:bCs/>
+          <w:color w:val="4F80BD"/>
+          <w:sz w:val="20"/>
+          <w:szCs w:val="20"/>
+        </w:rPr>
+        <w:t xml:space="preserve">Admission </w:t>
+      </w:r>
+      <w:proofErr w:type="gramStart"/>
+      <w:r>
+        <w:rPr>
+          <w:rFonts w:asciiTheme="minorHAnsi" w:hAnsiTheme="minorHAnsi" w:cstheme="minorHAnsi"/>
+          <w:b/>
+          <w:bCs/>
+          <w:color w:val="4F80BD"/>
+          <w:sz w:val="20"/>
+          <w:szCs w:val="20"/>
+        </w:rPr>
+        <w:t>at</w:t>
+      </w:r>
+      <w:proofErr w:type="gramEnd"/>
+      <w:r>
+        <w:rPr>
+          <w:rFonts w:asciiTheme="minorHAnsi" w:hAnsiTheme="minorHAnsi" w:cstheme="minorHAnsi"/>
+          <w:b/>
+          <w:bCs/>
+          <w:color w:val="4F80BD"/>
+          <w:sz w:val="20"/>
+          <w:szCs w:val="20"/>
+        </w:rPr>
+        <w:t xml:space="preserve"> KP</w:t>
+      </w:r>
+    </w:p>
+    <w:p>
+      <w:pPr>
+        <w:pStyle w:val="ListParagraph"/>
+        <w:numPr>
+          <w:ilvl w:val="0"/>
+          <w:numId w:val="2"/>
+        </w:numPr>
+        <w:rPr>
+          <w:rFonts w:asciiTheme="minorHAnsi" w:hAnsiTheme="minorHAnsi" w:cstheme="minorHAnsi"/>
+          <w:color w:val="4F80BD"/>
+          <w:sz w:val="20"/>
+          <w:szCs w:val="20"/>
+        </w:rPr>
+      </w:pPr>
+      <w:r>
+        <w:rPr>
+          <w:rFonts w:asciiTheme="minorHAnsi" w:hAnsiTheme="minorHAnsi" w:cstheme="minorHAnsi"/>
+          <w:color w:val="4F80BD"/>
+          <w:sz w:val="20"/>
+          <w:szCs w:val="20"/>
+        </w:rPr>
+        <w:t xml:space="preserve">Occurs when patient is </w:t>
+      </w:r>
+      <w:r>
+        <w:rPr>
+          <w:rFonts w:asciiTheme="minorHAnsi" w:hAnsiTheme="minorHAnsi" w:cstheme="minorHAnsi"/>
+          <w:b/>
+          <w:bCs/>
+          <w:color w:val="4F80BD"/>
+          <w:sz w:val="20"/>
+          <w:szCs w:val="20"/>
+        </w:rPr>
+        <w:t>unstable</w:t>
+      </w:r>
+      <w:r>
+        <w:rPr>
+          <w:rFonts w:asciiTheme="minorHAnsi" w:hAnsiTheme="minorHAnsi" w:cstheme="minorHAnsi"/>
+          <w:color w:val="4F80BD"/>
+          <w:sz w:val="20"/>
+          <w:szCs w:val="20"/>
+        </w:rPr>
+        <w:t xml:space="preserve"> or when the </w:t>
+      </w:r>
+      <w:r>
+        <w:rPr>
+          <w:rFonts w:asciiTheme="minorHAnsi" w:hAnsiTheme="minorHAnsi" w:cstheme="minorHAnsi"/>
+          <w:b/>
+          <w:bCs/>
+          <w:color w:val="4F80BD"/>
+          <w:sz w:val="20"/>
+          <w:szCs w:val="20"/>
+        </w:rPr>
+        <w:t>health plan authorizes KP admission</w:t>
+      </w:r>
+      <w:r>
+        <w:rPr>
+          <w:rFonts w:asciiTheme="minorHAnsi" w:hAnsiTheme="minorHAnsi" w:cstheme="minorHAnsi"/>
+          <w:color w:val="4F80BD"/>
+          <w:sz w:val="20"/>
+          <w:szCs w:val="20"/>
+        </w:rPr>
+        <w:t>.</w:t>
+      </w:r>
+    </w:p>
+    <w:p>
+      <w:pPr>
+        <w:pStyle w:val="ListParagraph"/>
+        <w:numPr>
+          <w:ilvl w:val="0"/>
+          <w:numId w:val="2"/>
+        </w:numPr>
+        <w:rPr>
+          <w:rFonts w:asciiTheme="minorHAnsi" w:hAnsiTheme="minorHAnsi" w:cstheme="minorHAnsi"/>
+          <w:color w:val="4F80BD"/>
+          <w:sz w:val="20"/>
+          <w:szCs w:val="20"/>
+        </w:rPr>
+      </w:pPr>
+      <w:r>
+        <w:rPr>
+          <w:rFonts w:asciiTheme="minorHAnsi" w:hAnsiTheme="minorHAnsi" w:cstheme="minorHAnsi"/>
+          <w:color w:val="4F80BD"/>
+          <w:sz w:val="20"/>
+          <w:szCs w:val="20"/>
+        </w:rPr>
+        <w:t>Hospitalist admits the patient once authorization is secured.</w:t>
+      </w:r>
+    </w:p>
+    <w:p>
+      <w:pPr>
+        <w:pStyle w:val="ListParagraph"/>
+        <w:numPr>
+          <w:ilvl w:val="1"/>
+          <w:numId w:val="2"/>
+        </w:numPr>
+        <w:rPr>
+          <w:rFonts w:asciiTheme="minorHAnsi" w:hAnsiTheme="minorHAnsi" w:cstheme="minorHAnsi"/>
+          <w:color w:val="4F80BD"/>
+          <w:sz w:val="20"/>
+          <w:szCs w:val="20"/>
+        </w:rPr>
+      </w:pPr>
+      <w:r>
+        <w:rPr>
+          <w:rFonts w:asciiTheme="minorHAnsi" w:hAnsiTheme="minorHAnsi" w:cstheme="minorHAnsi"/>
+          <w:color w:val="4F80BD"/>
+          <w:sz w:val="20"/>
+          <w:szCs w:val="20"/>
+        </w:rPr>
+        <w:t xml:space="preserve">If plan authorizes </w:t>
+      </w:r>
+      <w:r>
+        <w:rPr>
+          <w:rFonts w:asciiTheme="minorHAnsi" w:hAnsiTheme="minorHAnsi" w:cstheme="minorHAnsi"/>
+          <w:b/>
+          <w:bCs/>
+          <w:color w:val="4F80BD"/>
+          <w:sz w:val="20"/>
+          <w:szCs w:val="20"/>
+        </w:rPr>
+        <w:t>OBS</w:t>
+      </w:r>
+      <w:r>
+        <w:rPr>
+          <w:rFonts w:asciiTheme="minorHAnsi" w:hAnsiTheme="minorHAnsi" w:cstheme="minorHAnsi"/>
+          <w:color w:val="4F80BD"/>
+          <w:sz w:val="20"/>
+          <w:szCs w:val="20"/>
+        </w:rPr>
+        <w:t xml:space="preserve"> but InterQual shows </w:t>
+      </w:r>
+      <w:r>
+        <w:rPr>
+          <w:rFonts w:asciiTheme="minorHAnsi" w:hAnsiTheme="minorHAnsi" w:cstheme="minorHAnsi"/>
+          <w:b/>
+          <w:bCs/>
+          <w:color w:val="4F80BD"/>
+          <w:sz w:val="20"/>
+          <w:szCs w:val="20"/>
+        </w:rPr>
+        <w:t>IP</w:t>
+      </w:r>
+      <w:r>
+        <w:rPr>
+          <w:rFonts w:asciiTheme="minorHAnsi" w:hAnsiTheme="minorHAnsi" w:cstheme="minorHAnsi"/>
+          <w:color w:val="4F80BD"/>
+          <w:sz w:val="20"/>
+          <w:szCs w:val="20"/>
+        </w:rPr>
+        <w:t>, CM initiates peer</w:t>
+      </w:r>
+      <w:r>
+        <w:rPr>
+          <w:rFonts w:ascii="Cambria Math" w:hAnsi="Cambria Math" w:cs="Cambria Math"/>
+          <w:color w:val="4F80BD"/>
+          <w:sz w:val="20"/>
+          <w:szCs w:val="20"/>
+        </w:rPr>
+        <w:t>‑</w:t>
+      </w:r>
+      <w:r>
+        <w:rPr>
+          <w:rFonts w:asciiTheme="minorHAnsi" w:hAnsiTheme="minorHAnsi" w:cstheme="minorHAnsi"/>
+          <w:color w:val="4F80BD"/>
+          <w:sz w:val="20"/>
+          <w:szCs w:val="20"/>
+        </w:rPr>
+        <w:t>to</w:t>
+      </w:r>
+      <w:r>
+        <w:rPr>
+          <w:rFonts w:ascii="Cambria Math" w:hAnsi="Cambria Math" w:cs="Cambria Math"/>
+          <w:color w:val="4F80BD"/>
+          <w:sz w:val="20"/>
+          <w:szCs w:val="20"/>
+        </w:rPr>
+        <w:t>‑</w:t>
+      </w:r>
+      <w:r>
+        <w:rPr>
+          <w:rFonts w:asciiTheme="minorHAnsi" w:hAnsiTheme="minorHAnsi" w:cstheme="minorHAnsi"/>
+          <w:color w:val="4F80BD"/>
+          <w:sz w:val="20"/>
+          <w:szCs w:val="20"/>
+        </w:rPr>
+        <w:t>peer.</w:t>
+      </w:r>
+    </w:p>
+    <w:p>
+      <w:pPr>
+        <w:pStyle w:val="ListParagraph"/>
+        <w:numPr>
+          <w:ilvl w:val="0"/>
+          <w:numId w:val="2"/>
+        </w:numPr>
+        <w:rPr>
+          <w:rFonts w:asciiTheme="minorHAnsi" w:hAnsiTheme="minorHAnsi" w:cstheme="minorHAnsi"/>
+          <w:color w:val="4F80BD"/>
+          <w:sz w:val="20"/>
+          <w:szCs w:val="20"/>
+        </w:rPr>
+      </w:pPr>
+      <w:r>
+        <w:rPr>
+          <w:rFonts w:asciiTheme="minorHAnsi" w:hAnsiTheme="minorHAnsi" w:cstheme="minorHAnsi"/>
+          <w:color w:val="4F80BD"/>
+          <w:sz w:val="20"/>
+          <w:szCs w:val="20"/>
+        </w:rPr>
+        <w:t xml:space="preserve">CM responsibilities: </w:t>
+      </w:r>
+    </w:p>
+    <w:p>
+      <w:pPr>
+        <w:pStyle w:val="ListParagraph"/>
+        <w:numPr>
+          <w:ilvl w:val="1"/>
+          <w:numId w:val="2"/>
+        </w:numPr>
+        <w:rPr>
+          <w:rFonts w:asciiTheme="minorHAnsi" w:hAnsiTheme="minorHAnsi" w:cstheme="minorHAnsi"/>
+          <w:color w:val="4F80BD"/>
+          <w:sz w:val="20"/>
+          <w:szCs w:val="20"/>
+        </w:rPr>
+      </w:pPr>
+      <w:r>
+        <w:rPr>
+          <w:rFonts w:asciiTheme="minorHAnsi" w:hAnsiTheme="minorHAnsi" w:cstheme="minorHAnsi"/>
+          <w:color w:val="4F80BD"/>
+          <w:sz w:val="20"/>
+          <w:szCs w:val="20"/>
+        </w:rPr>
+        <w:t xml:space="preserve">Complete </w:t>
+      </w:r>
+      <w:r>
+        <w:rPr>
+          <w:rFonts w:asciiTheme="minorHAnsi" w:hAnsiTheme="minorHAnsi" w:cstheme="minorHAnsi"/>
+          <w:b/>
+          <w:bCs/>
+          <w:color w:val="4F80BD"/>
+          <w:sz w:val="20"/>
+          <w:szCs w:val="20"/>
+        </w:rPr>
+        <w:t>InterQual before calling</w:t>
+      </w:r>
+      <w:r>
+        <w:rPr>
+          <w:rFonts w:asciiTheme="minorHAnsi" w:hAnsiTheme="minorHAnsi" w:cstheme="minorHAnsi"/>
+          <w:color w:val="4F80BD"/>
+          <w:sz w:val="20"/>
+          <w:szCs w:val="20"/>
+        </w:rPr>
+        <w:t xml:space="preserve"> the plan</w:t>
+      </w:r>
+    </w:p>
+    <w:p>
+      <w:pPr>
+        <w:pStyle w:val="ListParagraph"/>
+        <w:numPr>
+          <w:ilvl w:val="1"/>
+          <w:numId w:val="2"/>
+        </w:numPr>
+        <w:rPr>
+          <w:rFonts w:asciiTheme="minorHAnsi" w:hAnsiTheme="minorHAnsi" w:cstheme="minorHAnsi"/>
+          <w:b/>
+          <w:bCs/>
+          <w:color w:val="4F80BD"/>
+          <w:sz w:val="20"/>
+          <w:szCs w:val="20"/>
+        </w:rPr>
+      </w:pPr>
+      <w:r>
+        <w:rPr>
+          <w:rFonts w:asciiTheme="minorHAnsi" w:hAnsiTheme="minorHAnsi" w:cstheme="minorHAnsi"/>
+          <w:color w:val="4F80BD"/>
+          <w:sz w:val="20"/>
+          <w:szCs w:val="20"/>
+        </w:rPr>
+        <w:t xml:space="preserve">Obtain </w:t>
+      </w:r>
+      <w:proofErr w:type="gramStart"/>
+      <w:r>
+        <w:rPr>
+          <w:rFonts w:asciiTheme="minorHAnsi" w:hAnsiTheme="minorHAnsi" w:cstheme="minorHAnsi"/>
+          <w:b/>
+          <w:bCs/>
+          <w:color w:val="4F80BD"/>
+          <w:sz w:val="20"/>
+          <w:szCs w:val="20"/>
+        </w:rPr>
+        <w:t>auth #</w:t>
+      </w:r>
+      <w:r>
+        <w:rPr>
+          <w:rFonts w:asciiTheme="minorHAnsi" w:hAnsiTheme="minorHAnsi" w:cstheme="minorHAnsi"/>
+          <w:color w:val="4F80BD"/>
+          <w:sz w:val="20"/>
+          <w:szCs w:val="20"/>
+        </w:rPr>
+        <w:t xml:space="preserve"> and </w:t>
+      </w:r>
+      <w:r>
+        <w:rPr>
+          <w:rFonts w:asciiTheme="minorHAnsi" w:hAnsiTheme="minorHAnsi" w:cstheme="minorHAnsi"/>
+          <w:b/>
+          <w:bCs/>
+          <w:color w:val="4F80BD"/>
+          <w:sz w:val="20"/>
+          <w:szCs w:val="20"/>
+        </w:rPr>
+        <w:t>authorized level</w:t>
+      </w:r>
+      <w:proofErr w:type="gramEnd"/>
+      <w:r>
+        <w:rPr>
+          <w:rFonts w:asciiTheme="minorHAnsi" w:hAnsiTheme="minorHAnsi" w:cstheme="minorHAnsi"/>
+          <w:b/>
+          <w:bCs/>
+          <w:color w:val="4F80BD"/>
+          <w:sz w:val="20"/>
+          <w:szCs w:val="20"/>
+        </w:rPr>
+        <w:t xml:space="preserve"> (OBS/IP)</w:t>
+      </w:r>
+    </w:p>
+    <w:p>
+      <w:pPr>
+        <w:pStyle w:val="ListParagraph"/>
+        <w:numPr>
+          <w:ilvl w:val="2"/>
+          <w:numId w:val="2"/>
+        </w:numPr>
+        <w:rPr>
+          <w:rFonts w:asciiTheme="minorHAnsi" w:hAnsiTheme="minorHAnsi" w:cstheme="minorBidi"/>
+          <w:color w:val="4F80BD"/>
+          <w:sz w:val="20"/>
+          <w:szCs w:val="20"/>
+        </w:rPr>
+      </w:pPr>
+      <w:r>
+        <w:rPr>
+          <w:rFonts w:asciiTheme="minorHAnsi" w:hAnsiTheme="minorHAnsi" w:cstheme="minorBidi"/>
+          <w:color w:val="4F80BD"/>
+          <w:sz w:val="20"/>
+          <w:szCs w:val="20"/>
+        </w:rPr>
+        <w:t xml:space="preserve">CM </w:t>
+      </w:r>
+      <w:r>
+        <w:rPr>
+          <w:rFonts w:asciiTheme="minorHAnsi" w:hAnsiTheme="minorHAnsi" w:cstheme="minorBidi"/>
+          <w:color w:val="4F80BD"/>
+          <w:sz w:val="20"/>
+          <w:szCs w:val="20"/>
+        </w:rPr>
+        <w:t xml:space="preserve">sends secure chat </w:t>
+      </w:r>
+      <w:r>
+        <w:rPr>
+          <w:rFonts w:asciiTheme="minorHAnsi" w:hAnsiTheme="minorHAnsi" w:cstheme="minorBidi"/>
+          <w:color w:val="4F80BD"/>
+          <w:sz w:val="20"/>
+          <w:szCs w:val="20"/>
+        </w:rPr>
+        <w:t>status approved to</w:t>
+      </w:r>
+      <w:r>
+        <w:rPr>
+          <w:rFonts w:asciiTheme="minorHAnsi" w:hAnsiTheme="minorHAnsi" w:cstheme="minorBidi"/>
+          <w:color w:val="4F80BD"/>
+          <w:sz w:val="20"/>
+          <w:szCs w:val="20"/>
+        </w:rPr>
+        <w:t xml:space="preserve"> ED Physician to share with</w:t>
+      </w:r>
+      <w:r>
+        <w:rPr>
+          <w:rFonts w:asciiTheme="minorHAnsi" w:hAnsiTheme="minorHAnsi" w:cstheme="minorBidi"/>
+          <w:color w:val="4F80BD"/>
+          <w:sz w:val="20"/>
+          <w:szCs w:val="20"/>
+        </w:rPr>
+        <w:t xml:space="preserve"> the </w:t>
+      </w:r>
+      <w:r>
+        <w:rPr>
+          <w:rFonts w:asciiTheme="minorHAnsi" w:hAnsiTheme="minorHAnsi" w:cstheme="minorBidi"/>
+          <w:color w:val="4F80BD"/>
+          <w:sz w:val="20"/>
+          <w:szCs w:val="20"/>
+        </w:rPr>
+        <w:t>H</w:t>
+      </w:r>
+      <w:r>
+        <w:rPr>
+          <w:rFonts w:asciiTheme="minorHAnsi" w:hAnsiTheme="minorHAnsi" w:cstheme="minorBidi"/>
+          <w:color w:val="4F80BD"/>
+          <w:sz w:val="20"/>
+          <w:szCs w:val="20"/>
+        </w:rPr>
+        <w:t>ospitalist</w:t>
+      </w:r>
+      <w:r>
+        <w:rPr>
+          <w:rFonts w:asciiTheme="minorHAnsi" w:hAnsiTheme="minorHAnsi" w:cstheme="minorBidi"/>
+          <w:color w:val="4F80BD"/>
+          <w:sz w:val="20"/>
+          <w:szCs w:val="20"/>
+        </w:rPr>
+        <w:t xml:space="preserve"> on Duty</w:t>
+      </w:r>
+    </w:p>
+    <w:p>
+      <w:pPr>
+        <w:pStyle w:val="ListParagraph"/>
+        <w:numPr>
+          <w:ilvl w:val="1"/>
+          <w:numId w:val="2"/>
+        </w:numPr>
+        <w:rPr>
+          <w:rFonts w:asciiTheme="minorHAnsi" w:hAnsiTheme="minorHAnsi" w:cstheme="minorBidi"/>
+          <w:color w:val="4F80BD"/>
+          <w:sz w:val="20"/>
+          <w:szCs w:val="20"/>
+        </w:rPr>
+      </w:pPr>
+      <w:r>
+        <w:rPr>
+          <w:rFonts w:asciiTheme="minorHAnsi" w:hAnsiTheme="minorHAnsi" w:cstheme="minorBidi"/>
+          <w:color w:val="4F80BD"/>
+          <w:sz w:val="20"/>
+          <w:szCs w:val="20"/>
+        </w:rPr>
+        <w:t xml:space="preserve">Ensure </w:t>
+      </w:r>
+      <w:r>
+        <w:rPr>
+          <w:rFonts w:asciiTheme="minorHAnsi" w:hAnsiTheme="minorHAnsi" w:cstheme="minorBidi"/>
+          <w:b/>
+          <w:bCs/>
+          <w:color w:val="4F80BD"/>
+          <w:sz w:val="20"/>
+          <w:szCs w:val="20"/>
+        </w:rPr>
+        <w:t xml:space="preserve">admission status matches </w:t>
+      </w:r>
+      <w:r>
+        <w:rPr>
+          <w:rFonts w:asciiTheme="minorHAnsi" w:eastAsiaTheme="minorEastAsia" w:hAnsiTheme="minorHAnsi" w:cstheme="minorBidi"/>
+          <w:b/>
+          <w:bCs/>
+          <w:color w:val="4F80BD"/>
+          <w:sz w:val="20"/>
+          <w:szCs w:val="20"/>
+        </w:rPr>
+        <w:t>authoriz</w:t>
+      </w:r>
+      <w:r>
+        <w:rPr>
+          <w:rFonts w:asciiTheme="minorHAnsi" w:eastAsiaTheme="minorEastAsia" w:hAnsiTheme="minorHAnsi" w:cstheme="minorBidi"/>
+          <w:b/>
+          <w:bCs/>
+          <w:color w:val="4F80BD"/>
+          <w:sz w:val="20"/>
+          <w:szCs w:val="20"/>
+        </w:rPr>
+        <w:t>ed status</w:t>
+      </w:r>
+    </w:p>
+    <w:p>
+      <w:pPr>
+        <w:pStyle w:val="ListParagraph"/>
+        <w:numPr>
+          <w:ilvl w:val="1"/>
+          <w:numId w:val="2"/>
+        </w:numPr>
+        <w:rPr>
+          <w:rFonts w:asciiTheme="minorHAnsi" w:hAnsiTheme="minorHAnsi" w:cstheme="minorBidi"/>
+          <w:color w:val="4F81BD" w:themeColor="accent1"/>
+          <w:sz w:val="20"/>
+          <w:szCs w:val="20"/>
+        </w:rPr>
+      </w:pPr>
+      <w:r>
+        <w:rPr>
+          <w:rFonts w:asciiTheme="minorHAnsi" w:hAnsiTheme="minorHAnsi" w:cstheme="minorBidi"/>
+          <w:color w:val="4F80BD"/>
+          <w:sz w:val="20"/>
+          <w:szCs w:val="20"/>
+        </w:rPr>
+        <w:t>Document details in Secure Chat</w:t>
+      </w:r>
+      <w:r>
+        <w:rPr>
+          <w:rFonts w:asciiTheme="minorHAnsi" w:hAnsiTheme="minorHAnsi" w:cstheme="minorBidi"/>
+          <w:color w:val="4F80BD"/>
+          <w:sz w:val="20"/>
+          <w:szCs w:val="20"/>
+        </w:rPr>
+        <w:t xml:space="preserve"> </w:t>
+      </w:r>
+      <w:r>
+        <w:rPr>
+          <w:rFonts w:asciiTheme="minorHAnsi" w:hAnsiTheme="minorHAnsi" w:cstheme="minorBidi"/>
+          <w:color w:val="4F80BD"/>
+          <w:sz w:val="20"/>
+          <w:szCs w:val="20"/>
+        </w:rPr>
+        <w:t>+ CM note</w:t>
+      </w:r>
+    </w:p>
+    <w:p>
+      <w:pPr>
+        <w:pStyle w:val="ListParagraph"/>
+        <w:ind w:left="720"/>
+        <w:jc w:val="center"/>
+        <w:rPr>
+          <w:rFonts w:asciiTheme="minorHAnsi" w:hAnsiTheme="minorHAnsi" w:cstheme="minorHAnsi"/>
+          <w:b/>
+          <w:bCs/>
+          <w:color w:val="4F81BD" w:themeColor="accent1"/>
+          <w:sz w:val="32"/>
+          <w:szCs w:val="32"/>
+        </w:rPr>
+      </w:pPr>
+      <w:r>
+        <w:rPr>
+          <w:rFonts w:asciiTheme="minorHAnsi" w:hAnsiTheme="minorHAnsi" w:cstheme="minorHAnsi"/>
+          <w:b/>
+          <w:bCs/>
+          <w:color w:val="4F81BD" w:themeColor="accent1"/>
+          <w:sz w:val="32"/>
+          <w:szCs w:val="32"/>
+        </w:rPr>
+        <w:t>AB 1203 Requirements</w:t>
+      </w:r>
+    </w:p>
+    <w:p>
+      <w:pPr>
+        <w:pStyle w:val="BodyText"/>
+        <w:numPr>
+          <w:ilvl w:val="0"/>
+          <w:numId w:val="1"/>
+        </w:numPr>
+        <w:spacing w:before="120"/>
+        <w:rPr>
+          <w:rFonts w:asciiTheme="minorHAnsi" w:hAnsiTheme="minorHAnsi" w:cstheme="minorHAnsi"/>
+          <w:b w:val="0"/>
+          <w:bCs w:val="0"/>
+          <w:color w:val="4F81BD" w:themeColor="accent1"/>
+          <w:sz w:val="20"/>
+          <w:szCs w:val="20"/>
+        </w:rPr>
+      </w:pPr>
+      <w:r>
+        <w:rPr>
+          <w:rFonts w:asciiTheme="minorHAnsi" w:hAnsiTheme="minorHAnsi" w:cstheme="minorHAnsi"/>
+          <w:color w:val="4F81BD" w:themeColor="accent1"/>
+          <w:sz w:val="20"/>
+          <w:szCs w:val="20"/>
+        </w:rPr>
+        <w:t>1</w:t>
+      </w:r>
+      <w:r>
+        <w:rPr>
+          <w:rFonts w:ascii="Cambria Math" w:hAnsi="Cambria Math" w:cs="Cambria Math"/>
+          <w:color w:val="4F81BD" w:themeColor="accent1"/>
+          <w:sz w:val="20"/>
+          <w:szCs w:val="20"/>
+        </w:rPr>
+        <w:t>‑</w:t>
+      </w:r>
+      <w:r>
+        <w:rPr>
+          <w:rFonts w:asciiTheme="minorHAnsi" w:hAnsiTheme="minorHAnsi" w:cstheme="minorHAnsi"/>
+          <w:color w:val="4F81BD" w:themeColor="accent1"/>
+          <w:sz w:val="20"/>
+          <w:szCs w:val="20"/>
+        </w:rPr>
+        <w:t>hour clock</w:t>
+      </w:r>
+      <w:r>
+        <w:rPr>
+          <w:rFonts w:asciiTheme="minorHAnsi" w:hAnsiTheme="minorHAnsi" w:cstheme="minorHAnsi"/>
+          <w:b w:val="0"/>
+          <w:bCs w:val="0"/>
+          <w:color w:val="4F81BD" w:themeColor="accent1"/>
+          <w:sz w:val="20"/>
+          <w:szCs w:val="20"/>
+        </w:rPr>
+        <w:t xml:space="preserve"> begins when ED CM makes the </w:t>
+      </w:r>
+      <w:r>
+        <w:rPr>
+          <w:rFonts w:asciiTheme="minorHAnsi" w:hAnsiTheme="minorHAnsi" w:cstheme="minorHAnsi"/>
+          <w:color w:val="4F81BD" w:themeColor="accent1"/>
+          <w:sz w:val="20"/>
+          <w:szCs w:val="20"/>
+        </w:rPr>
+        <w:t>first call</w:t>
+      </w:r>
+      <w:r>
+        <w:rPr>
+          <w:rFonts w:asciiTheme="minorHAnsi" w:hAnsiTheme="minorHAnsi" w:cstheme="minorHAnsi"/>
+          <w:b w:val="0"/>
+          <w:bCs w:val="0"/>
+          <w:color w:val="4F81BD" w:themeColor="accent1"/>
+          <w:sz w:val="20"/>
+          <w:szCs w:val="20"/>
+        </w:rPr>
+        <w:t xml:space="preserve"> to the health plan (</w:t>
+      </w:r>
+      <w:r>
+        <w:rPr>
+          <w:rFonts w:asciiTheme="minorHAnsi" w:hAnsiTheme="minorHAnsi" w:cstheme="minorHAnsi"/>
+          <w:b w:val="0"/>
+          <w:bCs w:val="0"/>
+          <w:i/>
+          <w:iCs/>
+          <w:color w:val="4F81BD" w:themeColor="accent1"/>
+          <w:sz w:val="20"/>
+          <w:szCs w:val="20"/>
+        </w:rPr>
+        <w:t>voicemail counts</w:t>
+      </w:r>
+      <w:r>
+        <w:rPr>
+          <w:rFonts w:asciiTheme="minorHAnsi" w:hAnsiTheme="minorHAnsi" w:cstheme="minorHAnsi"/>
+          <w:b w:val="0"/>
+          <w:bCs w:val="0"/>
+          <w:color w:val="4F81BD" w:themeColor="accent1"/>
+          <w:sz w:val="20"/>
+          <w:szCs w:val="20"/>
+        </w:rPr>
+        <w:t>).</w:t>
+      </w:r>
+    </w:p>
+    <w:p>
+      <w:pPr>
+        <w:pStyle w:val="BodyText"/>
+        <w:numPr>
+          <w:ilvl w:val="0"/>
+          <w:numId w:val="1"/>
+        </w:numPr>
+        <w:spacing w:before="120"/>
+        <w:rPr>
+          <w:rFonts w:asciiTheme="minorHAnsi" w:hAnsiTheme="minorHAnsi" w:cstheme="minorHAnsi"/>
+          <w:b w:val="0"/>
+          <w:bCs w:val="0"/>
+          <w:color w:val="4F81BD" w:themeColor="accent1"/>
+          <w:sz w:val="20"/>
+          <w:szCs w:val="20"/>
+        </w:rPr>
+      </w:pPr>
+      <w:r>
+        <w:rPr>
+          <w:rFonts w:asciiTheme="minorHAnsi" w:hAnsiTheme="minorHAnsi" w:cstheme="minorHAnsi"/>
+          <w:b w:val="0"/>
+          <w:bCs w:val="0"/>
+          <w:color w:val="4F81BD" w:themeColor="accent1"/>
+          <w:sz w:val="20"/>
+          <w:szCs w:val="20"/>
+        </w:rPr>
+        <w:t xml:space="preserve">Health plan must respond with disposition within </w:t>
+      </w:r>
+      <w:r>
+        <w:rPr>
+          <w:rFonts w:asciiTheme="minorHAnsi" w:hAnsiTheme="minorHAnsi" w:cstheme="minorHAnsi"/>
+          <w:color w:val="4F81BD" w:themeColor="accent1"/>
+          <w:sz w:val="20"/>
+          <w:szCs w:val="20"/>
+        </w:rPr>
+        <w:t>1 hour</w:t>
+      </w:r>
+      <w:r>
+        <w:rPr>
+          <w:rFonts w:asciiTheme="minorHAnsi" w:hAnsiTheme="minorHAnsi" w:cstheme="minorHAnsi"/>
+          <w:b w:val="0"/>
+          <w:bCs w:val="0"/>
+          <w:color w:val="4F81BD" w:themeColor="accent1"/>
+          <w:sz w:val="20"/>
+          <w:szCs w:val="20"/>
+        </w:rPr>
+        <w:t>.</w:t>
+      </w:r>
+    </w:p>
+    <w:p>
+      <w:pPr>
+        <w:pStyle w:val="BodyText"/>
+        <w:numPr>
+          <w:ilvl w:val="0"/>
+          <w:numId w:val="1"/>
+        </w:numPr>
+        <w:spacing w:before="120"/>
+        <w:rPr>
+          <w:rFonts w:asciiTheme="minorHAnsi" w:hAnsiTheme="minorHAnsi" w:cstheme="minorHAnsi"/>
+          <w:b w:val="0"/>
+          <w:bCs w:val="0"/>
+          <w:color w:val="4F81BD" w:themeColor="accent1"/>
+          <w:sz w:val="20"/>
+          <w:szCs w:val="20"/>
+        </w:rPr>
+      </w:pPr>
+      <w:r>
+        <w:rPr>
+          <w:rFonts w:asciiTheme="minorHAnsi" w:hAnsiTheme="minorHAnsi" w:cstheme="minorHAnsi"/>
+          <w:b w:val="0"/>
+          <w:bCs w:val="0"/>
+          <w:color w:val="4F81BD" w:themeColor="accent1"/>
+          <w:sz w:val="20"/>
+          <w:szCs w:val="20"/>
+        </w:rPr>
+        <w:t xml:space="preserve">If transfer is approved but </w:t>
+      </w:r>
+      <w:r>
+        <w:rPr>
+          <w:rFonts w:asciiTheme="minorHAnsi" w:hAnsiTheme="minorHAnsi" w:cstheme="minorHAnsi"/>
+          <w:color w:val="4F81BD" w:themeColor="accent1"/>
+          <w:sz w:val="20"/>
+          <w:szCs w:val="20"/>
+        </w:rPr>
+        <w:t>no bed is available</w:t>
+      </w:r>
+      <w:r>
+        <w:rPr>
+          <w:rFonts w:asciiTheme="minorHAnsi" w:hAnsiTheme="minorHAnsi" w:cstheme="minorHAnsi"/>
+          <w:b w:val="0"/>
+          <w:bCs w:val="0"/>
+          <w:color w:val="4F81BD" w:themeColor="accent1"/>
+          <w:sz w:val="20"/>
+          <w:szCs w:val="20"/>
+        </w:rPr>
+        <w:t xml:space="preserve">, waiting </w:t>
+      </w:r>
+      <w:r>
+        <w:rPr>
+          <w:rFonts w:asciiTheme="minorHAnsi" w:hAnsiTheme="minorHAnsi" w:cstheme="minorHAnsi"/>
+          <w:color w:val="4F81BD" w:themeColor="accent1"/>
+          <w:sz w:val="20"/>
+          <w:szCs w:val="20"/>
+        </w:rPr>
+        <w:t>2–3 hours</w:t>
+      </w:r>
+      <w:r>
+        <w:rPr>
+          <w:rFonts w:asciiTheme="minorHAnsi" w:hAnsiTheme="minorHAnsi" w:cstheme="minorHAnsi"/>
+          <w:b w:val="0"/>
+          <w:bCs w:val="0"/>
+          <w:color w:val="4F81BD" w:themeColor="accent1"/>
+          <w:sz w:val="20"/>
+          <w:szCs w:val="20"/>
+        </w:rPr>
+        <w:t xml:space="preserve"> is reasonable; ED physician may admit sooner based on patient safety and ED conditions.</w:t>
+      </w:r>
+    </w:p>
+    <w:p>
+      <w:pPr>
+        <w:pStyle w:val="ListParagraph"/>
+        <w:ind w:left="720"/>
+        <w:jc w:val="center"/>
+        <w:rPr>
+          <w:rFonts w:asciiTheme="minorHAnsi" w:hAnsiTheme="minorHAnsi" w:cstheme="minorHAnsi"/>
+          <w:b/>
+          <w:bCs/>
+          <w:color w:val="4F81BD" w:themeColor="accent1"/>
+          <w:sz w:val="32"/>
+          <w:szCs w:val="32"/>
+        </w:rPr>
+      </w:pPr>
+      <w:r>
+        <w:rPr>
+          <w:rFonts w:asciiTheme="minorHAnsi" w:hAnsiTheme="minorHAnsi" w:cstheme="minorHAnsi"/>
+          <w:b/>
+          <w:bCs/>
+          <w:color w:val="4F81BD" w:themeColor="accent1"/>
+          <w:sz w:val="32"/>
+          <w:szCs w:val="32"/>
+        </w:rPr>
+        <w:t>Hospitalist Involvement</w:t>
+      </w:r>
+    </w:p>
+    <w:p>
+      <w:pPr>
+        <w:numPr>
+          <w:ilvl w:val="0"/>
+          <w:numId w:val="44"/>
+        </w:numPr>
+        <w:spacing w:before="120"/>
+        <w:rPr>
+          <w:rFonts w:asciiTheme="minorHAnsi" w:hAnsiTheme="minorHAnsi" w:cstheme="minorHAnsi"/>
+          <w:color w:val="4F81BD" w:themeColor="accent1"/>
+          <w:sz w:val="20"/>
+          <w:szCs w:val="20"/>
+        </w:rPr>
+      </w:pPr>
+      <w:r>
+        <w:rPr>
+          <w:rFonts w:asciiTheme="minorHAnsi" w:hAnsiTheme="minorHAnsi" w:cstheme="minorHAnsi"/>
+          <w:color w:val="4F81BD" w:themeColor="accent1"/>
+          <w:sz w:val="20"/>
+          <w:szCs w:val="20"/>
+        </w:rPr>
+        <w:t xml:space="preserve">Hospitalists are contacted </w:t>
+      </w:r>
+      <w:r>
+        <w:rPr>
+          <w:rFonts w:asciiTheme="minorHAnsi" w:hAnsiTheme="minorHAnsi" w:cstheme="minorHAnsi"/>
+          <w:b/>
+          <w:bCs/>
+          <w:color w:val="4F81BD" w:themeColor="accent1"/>
+          <w:sz w:val="20"/>
+          <w:szCs w:val="20"/>
+        </w:rPr>
+        <w:t>only after</w:t>
+      </w:r>
+      <w:r>
+        <w:rPr>
+          <w:rFonts w:asciiTheme="minorHAnsi" w:hAnsiTheme="minorHAnsi" w:cstheme="minorHAnsi"/>
+          <w:color w:val="4F81BD" w:themeColor="accent1"/>
+          <w:sz w:val="20"/>
+          <w:szCs w:val="20"/>
+        </w:rPr>
+        <w:t xml:space="preserve">: </w:t>
+      </w:r>
+    </w:p>
+    <w:p>
+      <w:pPr>
+        <w:pStyle w:val="ListParagraph"/>
+        <w:numPr>
+          <w:ilvl w:val="1"/>
+          <w:numId w:val="44"/>
+        </w:numPr>
+        <w:spacing w:before="120"/>
+        <w:rPr>
+          <w:rFonts w:asciiTheme="minorHAnsi" w:hAnsiTheme="minorHAnsi" w:cstheme="minorHAnsi"/>
+          <w:b/>
+          <w:bCs/>
+          <w:color w:val="4F81BD" w:themeColor="accent1"/>
+          <w:sz w:val="20"/>
+          <w:szCs w:val="20"/>
+        </w:rPr>
+      </w:pPr>
+      <w:r>
+        <w:rPr>
+          <w:rFonts w:asciiTheme="minorHAnsi" w:hAnsiTheme="minorHAnsi" w:cstheme="minorHAnsi"/>
+          <w:color w:val="4F81BD" w:themeColor="accent1"/>
+          <w:sz w:val="20"/>
+          <w:szCs w:val="20"/>
+        </w:rPr>
+        <w:t xml:space="preserve">Health plan disposition is known, </w:t>
+      </w:r>
+      <w:r>
+        <w:rPr>
+          <w:rFonts w:asciiTheme="minorHAnsi" w:hAnsiTheme="minorHAnsi" w:cstheme="minorHAnsi"/>
+          <w:b/>
+          <w:bCs/>
+          <w:color w:val="4F81BD" w:themeColor="accent1"/>
+          <w:sz w:val="20"/>
+          <w:szCs w:val="20"/>
+        </w:rPr>
+        <w:t>and</w:t>
+      </w:r>
+    </w:p>
+    <w:p>
+      <w:pPr>
+        <w:pStyle w:val="ListParagraph"/>
+        <w:numPr>
+          <w:ilvl w:val="2"/>
+          <w:numId w:val="44"/>
+        </w:numPr>
+        <w:spacing w:before="120"/>
+        <w:rPr>
+          <w:rFonts w:asciiTheme="minorHAnsi" w:hAnsiTheme="minorHAnsi" w:cstheme="minorHAnsi"/>
+          <w:color w:val="4F81BD" w:themeColor="accent1"/>
+          <w:sz w:val="20"/>
+          <w:szCs w:val="20"/>
+        </w:rPr>
+      </w:pPr>
+      <w:r>
+        <w:rPr>
+          <w:rFonts w:asciiTheme="minorHAnsi" w:hAnsiTheme="minorHAnsi" w:cstheme="minorHAnsi"/>
+          <w:color w:val="4F81BD" w:themeColor="accent1"/>
+          <w:sz w:val="20"/>
+          <w:szCs w:val="20"/>
+        </w:rPr>
+        <w:t>ED physician determines admission is required.</w:t>
+      </w:r>
+    </w:p>
+    <w:p>
+      <w:pPr>
+        <w:pStyle w:val="ListParagraph"/>
+        <w:numPr>
+          <w:ilvl w:val="2"/>
+          <w:numId w:val="44"/>
+        </w:numPr>
+        <w:spacing w:before="120"/>
+        <w:rPr>
+          <w:rFonts w:asciiTheme="minorHAnsi" w:hAnsiTheme="minorHAnsi" w:cstheme="minorHAnsi"/>
+          <w:color w:val="4F81BD" w:themeColor="accent1"/>
+          <w:sz w:val="20"/>
+          <w:szCs w:val="20"/>
+        </w:rPr>
+      </w:pPr>
+      <w:r>
+        <w:rPr>
+          <w:rFonts w:asciiTheme="minorHAnsi" w:hAnsiTheme="minorHAnsi" w:cstheme="minorHAnsi"/>
+          <w:color w:val="4F81BD" w:themeColor="accent1"/>
+          <w:sz w:val="20"/>
+          <w:szCs w:val="20"/>
+        </w:rPr>
+        <w:t>May also be needed for downgrade decisions.</w:t>
+      </w:r>
+    </w:p>
+    <w:p>
+      <w:pPr>
+        <w:pStyle w:val="ListParagraph"/>
+        <w:ind w:left="720"/>
+        <w:jc w:val="center"/>
+        <w:rPr>
+          <w:rFonts w:asciiTheme="minorHAnsi" w:hAnsiTheme="minorHAnsi" w:cstheme="minorBidi"/>
+          <w:b/>
+          <w:bCs/>
+          <w:color w:val="4F81BD" w:themeColor="accent1"/>
+          <w:sz w:val="32"/>
+          <w:szCs w:val="32"/>
+        </w:rPr>
+      </w:pPr>
+      <w:r>
+        <w:rPr>
+          <w:rFonts w:asciiTheme="minorHAnsi" w:hAnsiTheme="minorHAnsi" w:cstheme="minorBidi"/>
+          <w:b/>
+          <w:bCs/>
+          <w:color w:val="4F80BD"/>
+          <w:sz w:val="32"/>
+          <w:szCs w:val="32"/>
+        </w:rPr>
+        <w:t>Bottom Line</w:t>
+      </w:r>
+    </w:p>
+    <w:p>
+      <w:pPr>
+        <w:pStyle w:val="ListParagraph"/>
+        <w:numPr>
+          <w:ilvl w:val="0"/>
+          <w:numId w:val="49"/>
+        </w:numPr>
+        <w:spacing w:before="120"/>
+        <w:jc w:val="center"/>
+        <w:rPr>
+          <w:rFonts w:asciiTheme="minorHAnsi" w:hAnsiTheme="minorHAnsi" w:cstheme="minorBidi"/>
+          <w:b/>
+          <w:bCs/>
+          <w:color w:val="4F81BD" w:themeColor="accent1"/>
+          <w:sz w:val="20"/>
+          <w:szCs w:val="20"/>
+          <w:lang w:bidi="ar-SA"/>
         </w:rPr>
         <w:sectPr>
           <w:type w:val="continuous"/>
@@ -1442,25 +2112,36 @@
           <w:cols w:num="2" w:space="720"/>
         </w:sectPr>
       </w:pPr>
+      <w:r>
+        <w:rPr>
+          <w:rFonts w:asciiTheme="minorHAnsi" w:hAnsiTheme="minorHAnsi" w:cstheme="minorBidi"/>
+          <w:color w:val="4F81BD" w:themeColor="accent1"/>
+          <w:sz w:val="20"/>
+          <w:szCs w:val="20"/>
+        </w:rPr>
+        <w:t xml:space="preserve">Stabilize → Secure Chat → HP notified by CM → Wait up to 60 min for HP to direct care → Discharge | Transfer | Admit (CM to secure auth) → Document </w:t>
+      </w:r>
+      <w:r>
+        <w:rPr>
+          <w:rFonts w:asciiTheme="minorHAnsi" w:hAnsiTheme="minorHAnsi" w:cstheme="minorBidi"/>
+          <w:color w:val="4F81BD" w:themeColor="accent1"/>
+          <w:sz w:val="20"/>
+          <w:szCs w:val="20"/>
+        </w:rPr>
+        <w:t>decision</w:t>
+      </w:r>
     </w:p>
     <w:p>
       <w:pPr>
-        <w:widowControl/>
-        <w:autoSpaceDE/>
-        <w:autoSpaceDN/>
-        <w:spacing w:before="100" w:beforeAutospacing="1" w:after="100" w:afterAutospacing="1" w:line="300" w:lineRule="atLeast"/>
-        <w:rPr>
-          <w:rFonts w:ascii="Segoe UI" w:eastAsia="Times New Roman" w:hAnsi="Segoe UI" w:cs="Segoe UI"/>
+        <w:spacing w:before="120"/>
+        <w:rPr>
           <w:color w:val="4F81BD" w:themeColor="accent1"/>
-          <w:sz w:val="21"/>
-          <w:szCs w:val="21"/>
-          <w:lang w:bidi="ar-SA"/>
         </w:rPr>
         <w:sectPr>
           <w:type w:val="continuous"/>
           <w:pgSz w:w="12240" w:h="15840"/>
           <w:pgMar w:top="820" w:right="620" w:bottom="0" w:left="100" w:header="720" w:footer="720" w:gutter="0"/>
-          <w:cols w:space="720"/>
+          <w:cols w:num="2" w:space="720"/>
         </w:sectPr>
       </w:pPr>
     </w:p>
@@ -1506,27 +2187,198 @@
   <w:p>
     <w:pPr>
       <w:pStyle w:val="BodyText"/>
-      <w:spacing w:line="14" w:lineRule="auto"/>
-      <w:rPr>
-        <w:sz w:val="20"/>
-        <w:szCs w:val="20"/>
+      <w:spacing w:line="300" w:lineRule="auto"/>
+      <w:rPr>
+        <w:sz w:val="18"/>
+        <w:szCs w:val="18"/>
       </w:rPr>
     </w:pPr>
     <w:r>
       <w:rPr>
         <w:noProof/>
+        <w:sz w:val="18"/>
+        <w:szCs w:val="18"/>
+      </w:rPr>
+      <mc:AlternateContent>
+        <mc:Choice Requires="wps">
+          <w:drawing>
+            <wp:anchor distT="0" distB="0" distL="114300" distR="114300" simplePos="0" relativeHeight="251658240" behindDoc="1" locked="0" layoutInCell="1" allowOverlap="1" wp14:anchorId="10256EB1" wp14:editId="69C4F446">
+              <wp:simplePos x="0" y="0"/>
+              <wp:positionH relativeFrom="page">
+                <wp:posOffset>101600</wp:posOffset>
+              </wp:positionH>
+              <wp:positionV relativeFrom="page">
+                <wp:posOffset>9436100</wp:posOffset>
+              </wp:positionV>
+              <wp:extent cx="3467100" cy="165100"/>
+              <wp:effectExtent l="0" t="0" r="0" b="6350"/>
+              <wp:wrapNone/>
+              <wp:docPr id="11" name="Text Box 2"/>
+              <wp:cNvGraphicFramePr>
+                <a:graphicFrameLocks xmlns:a="http://schemas.openxmlformats.org/drawingml/2006/main"/>
+              </wp:cNvGraphicFramePr>
+              <a:graphic xmlns:a="http://schemas.openxmlformats.org/drawingml/2006/main">
+                <a:graphicData uri="http://schemas.microsoft.com/office/word/2010/wordprocessingShape">
+                  <wps:wsp>
+                    <wps:cNvSpPr txBox="1">
+                      <a:spLocks/>
+                    </wps:cNvSpPr>
+                    <wps:spPr bwMode="auto">
+                      <a:xfrm>
+                        <a:off x="0" y="0"/>
+                        <a:ext cx="3467100" cy="165100"/>
+                      </a:xfrm>
+                      <a:prstGeom prst="rect">
+                        <a:avLst/>
+                      </a:prstGeom>
+                      <a:noFill/>
+                      <a:ln>
+                        <a:noFill/>
+                      </a:ln>
+                      <a:extLst>
+                        <a:ext uri="{909E8E84-426E-40DD-AFC4-6F175D3DCCD1}">
+                          <a14:hiddenFill xmlns:a14="http://schemas.microsoft.com/office/drawing/2010/main">
+                            <a:solidFill>
+                              <a:srgbClr val="FFFFFF"/>
+                            </a:solidFill>
+                          </a14:hiddenFill>
+                        </a:ext>
+                        <a:ext uri="{91240B29-F687-4F45-9708-019B960494DF}">
+                          <a14:hiddenLine xmlns:a14="http://schemas.microsoft.com/office/drawing/2010/main" w="9525">
+                            <a:solidFill>
+                              <a:srgbClr val="000000"/>
+                            </a:solidFill>
+                            <a:miter lim="800000"/>
+                            <a:headEnd/>
+                            <a:tailEnd/>
+                          </a14:hiddenLine>
+                        </a:ext>
+                      </a:extLst>
+                    </wps:spPr>
+                    <wps:txbx>
+                      <w:txbxContent>
+                        <w:p>
+                          <w:pPr>
+                            <w:spacing w:before="12"/>
+                            <w:ind w:left="20"/>
+                            <w:rPr>
+                              <w:b/>
+                              <w:sz w:val="16"/>
+                              <w:szCs w:val="16"/>
+                            </w:rPr>
+                          </w:pPr>
+                          <w:r>
+                            <w:rPr>
+                              <w:color w:val="0077B3"/>
+                              <w:sz w:val="16"/>
+                              <w:szCs w:val="16"/>
+                            </w:rPr>
+                            <w:t>Key Stakeholders: ED CMs, Revenue Cycle</w:t>
+                          </w:r>
+                          <w:r>
+                            <w:rPr>
+                              <w:color w:val="0077B3"/>
+                              <w:sz w:val="16"/>
+                              <w:szCs w:val="16"/>
+                            </w:rPr>
+                            <w:t xml:space="preserve"> (FC/BSR)</w:t>
+                          </w:r>
+                          <w:r>
+                            <w:rPr>
+                              <w:color w:val="0077B3"/>
+                              <w:sz w:val="16"/>
+                              <w:szCs w:val="16"/>
+                            </w:rPr>
+                            <w:t>, ED Physicians</w:t>
+                          </w:r>
+                        </w:p>
+                      </w:txbxContent>
+                    </wps:txbx>
+                    <wps:bodyPr rot="0" vert="horz" wrap="square" lIns="0" tIns="0" rIns="0" bIns="0" anchor="t" anchorCtr="0" upright="1">
+                      <a:noAutofit/>
+                    </wps:bodyPr>
+                  </wps:wsp>
+                </a:graphicData>
+              </a:graphic>
+              <wp14:sizeRelH relativeFrom="page">
+                <wp14:pctWidth>0</wp14:pctWidth>
+              </wp14:sizeRelH>
+              <wp14:sizeRelV relativeFrom="page">
+                <wp14:pctHeight>0</wp14:pctHeight>
+              </wp14:sizeRelV>
+            </wp:anchor>
+          </w:drawing>
+        </mc:Choice>
+        <mc:Fallback xmlns:arto="http://schemas.microsoft.com/office/word/2006/arto" xmlns:pic="http://schemas.openxmlformats.org/drawingml/2006/picture" xmlns:a14="http://schemas.microsoft.com/office/drawing/2010/main" xmlns:a="http://schemas.openxmlformats.org/drawingml/2006/main">
+          <w:pict>
+            <v:shapetype id="_x0000_t202" coordsize="21600,21600" o:spt="202" path="m,l,21600r21600,l21600,xe" w14:anchorId="10256EB1">
+              <v:stroke joinstyle="miter"/>
+              <v:path gradientshapeok="t" o:connecttype="rect"/>
+            </v:shapetype>
+            <v:shape id="Text Box 2" style="position:absolute;margin-left:8pt;margin-top:743pt;width:273pt;height:13pt;z-index:-251658240;visibility:visible;mso-wrap-style:square;mso-width-percent:0;mso-height-percent:0;mso-wrap-distance-left:9pt;mso-wrap-distance-top:0;mso-wrap-distance-right:9pt;mso-wrap-distance-bottom:0;mso-position-horizontal:absolute;mso-position-horizontal-relative:page;mso-position-vertical:absolute;mso-position-vertical-relative:page;mso-width-percent:0;mso-height-percent:0;mso-width-relative:page;mso-height-relative:page;v-text-anchor:top" o:spid="_x0000_s1027" filled="f" stroked="f" type="#_x0000_t202" o:gfxdata="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">
+              <v:path arrowok="t"/>
+              <v:textbox inset="0,0,0,0">
+                <w:txbxContent>
+                  <w:p>
+                    <w:pPr>
+                      <w:spacing w:before="12"/>
+                      <w:ind w:left="20"/>
+                      <w:rPr>
+                        <w:b/>
+                        <w:sz w:val="16"/>
+                        <w:szCs w:val="16"/>
+                      </w:rPr>
+                    </w:pPr>
+                    <w:r>
+                      <w:rPr>
+                        <w:color w:val="0077B3"/>
+                        <w:sz w:val="16"/>
+                        <w:szCs w:val="16"/>
+                      </w:rPr>
+                      <w:t>Key Stakeholders: ED CMs, Revenue Cycle</w:t>
+                    </w:r>
+                    <w:r>
+                      <w:rPr>
+                        <w:color w:val="0077B3"/>
+                        <w:sz w:val="16"/>
+                        <w:szCs w:val="16"/>
+                      </w:rPr>
+                      <w:t xml:space="preserve"> (FC/BSR)</w:t>
+                    </w:r>
+                    <w:r>
+                      <w:rPr>
+                        <w:color w:val="0077B3"/>
+                        <w:sz w:val="16"/>
+                        <w:szCs w:val="16"/>
+                      </w:rPr>
+                      <w:t>, ED Physicians</w:t>
+                    </w:r>
+                  </w:p>
+                </w:txbxContent>
+              </v:textbox>
+              <w10:wrap anchorx="page" anchory="page"/>
+            </v:shape>
+          </w:pict>
+        </mc:Fallback>
+      </mc:AlternateContent>
+    </w:r>
+    <w:r>
+      <w:rPr>
+        <w:noProof/>
+        <w:sz w:val="18"/>
+        <w:szCs w:val="18"/>
       </w:rPr>
       <w:drawing>
-        <wp:anchor distT="152400" distB="152400" distL="152400" distR="152400" simplePos="0" relativeHeight="251658242" behindDoc="0" locked="0" layoutInCell="1" allowOverlap="1" wp14:anchorId="10DB786F" wp14:editId="4EA7F00C">
+        <wp:anchor distT="152400" distB="152400" distL="152400" distR="152400" simplePos="0" relativeHeight="251658242" behindDoc="0" locked="0" layoutInCell="1" allowOverlap="1" wp14:anchorId="10DB786F" wp14:editId="5DFFC7B9">
           <wp:simplePos x="0" y="0"/>
-          <wp:positionH relativeFrom="page">
-            <wp:posOffset>5374640</wp:posOffset>
+          <wp:positionH relativeFrom="margin">
+            <wp:align>right</wp:align>
           </wp:positionH>
           <wp:positionV relativeFrom="page">
-            <wp:posOffset>9453283</wp:posOffset>
+            <wp:posOffset>9389745</wp:posOffset>
           </wp:positionV>
           <wp:extent cx="2011680" cy="215900"/>
-          <wp:effectExtent l="0" t="0" r="0" b="0"/>
+          <wp:effectExtent l="0" t="0" r="7620" b="0"/>
           <wp:wrapThrough wrapText="bothSides" distL="152400" distR="152400">
             <wp:wrapPolygon edited="1">
               <wp:start x="0" y="0"/>
@@ -1585,12 +2437,13 @@
     <w:r>
       <w:rPr>
         <w:noProof/>
-        <w:sz w:val="28"/>
+        <w:sz w:val="18"/>
+        <w:szCs w:val="18"/>
       </w:rPr>
       <mc:AlternateContent>
         <mc:Choice Requires="wps">
           <w:drawing>
-            <wp:anchor distT="0" distB="0" distL="114300" distR="114300" simplePos="0" relativeHeight="251658241" behindDoc="1" locked="0" layoutInCell="1" allowOverlap="1" wp14:anchorId="1BB0DF44" wp14:editId="4DD18C01">
+            <wp:anchor distT="0" distB="0" distL="114300" distR="114300" simplePos="0" relativeHeight="251658241" behindDoc="1" locked="0" layoutInCell="1" allowOverlap="1" wp14:anchorId="1BB0DF44" wp14:editId="07BB652E">
               <wp:simplePos x="0" y="0"/>
               <wp:positionH relativeFrom="page">
                 <wp:posOffset>114299</wp:posOffset>
@@ -1688,13 +2541,9 @@
             </wp:anchor>
           </w:drawing>
         </mc:Choice>
-        <mc:Fallback>
+        <mc:Fallback xmlns:arto="http://schemas.microsoft.com/office/word/2006/arto" xmlns:pic="http://schemas.openxmlformats.org/drawingml/2006/picture" xmlns:a14="http://schemas.microsoft.com/office/drawing/2010/main" xmlns:a="http://schemas.openxmlformats.org/drawingml/2006/main">
           <w:pict>
-            <v:shapetype w14:anchorId="1BB0DF44" id="_x0000_t202" coordsize="21600,21600" o:spt="202" path="m,l,21600r21600,l21600,xe">
-              <v:stroke joinstyle="miter"/>
-              <v:path gradientshapeok="t" o:connecttype="rect"/>
-            </v:shapetype>
-            <v:shape id="Text Box 1" o:spid="_x0000_s1027" type="#_x0000_t202" style="position:absolute;margin-left:9pt;margin-top:775.7pt;width:73.7pt;height:8.6pt;z-index:-251658239;visibility:visible;mso-wrap-style:square;mso-width-percent:0;mso-height-percent:0;mso-wrap-distance-left:9pt;mso-wrap-distance-top:0;mso-wrap-distance-right:9pt;mso-wrap-distance-bottom:0;mso-position-horizontal:absolute;mso-position-horizontal-relative:page;mso-position-vertical:absolute;mso-position-vertical-relative:page;mso-width-percent:0;mso-height-percent:0;mso-width-relative:page;mso-height-relative:page;v-text-anchor:top" o:gfxdata="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" filled="f" stroked="f">
+            <v:shape id="Text Box 1" style="position:absolute;margin-left:9pt;margin-top:775.7pt;width:73.7pt;height:8.6pt;z-index:-251658239;visibility:visible;mso-wrap-style:square;mso-width-percent:0;mso-height-percent:0;mso-wrap-distance-left:9pt;mso-wrap-distance-top:0;mso-wrap-distance-right:9pt;mso-wrap-distance-bottom:0;mso-position-horizontal:absolute;mso-position-horizontal-relative:page;mso-position-vertical:absolute;mso-position-vertical-relative:page;mso-width-percent:0;mso-height-percent:0;mso-width-relative:page;mso-height-relative:page;v-text-anchor:top" o:spid="_x0000_s1028" filled="f" stroked="f" type="#_x0000_t202" o:gfxdata="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" w14:anchorId="1BB0DF44">
               <v:path arrowok="t"/>
               <v:textbox inset="0,0,0,0">
                 <w:txbxContent>
@@ -1732,138 +2581,16 @@
         </mc:Fallback>
       </mc:AlternateContent>
     </w:r>
-    <w:r>
-      <w:rPr>
-        <w:noProof/>
-        <w:sz w:val="28"/>
-      </w:rPr>
-      <mc:AlternateContent>
-        <mc:Choice Requires="wps">
-          <w:drawing>
-            <wp:anchor distT="0" distB="0" distL="114300" distR="114300" simplePos="0" relativeHeight="251658240" behindDoc="1" locked="0" layoutInCell="1" allowOverlap="1" wp14:anchorId="10256EB1" wp14:editId="07142B49">
-              <wp:simplePos x="0" y="0"/>
-              <wp:positionH relativeFrom="page">
-                <wp:posOffset>439838</wp:posOffset>
-              </wp:positionH>
-              <wp:positionV relativeFrom="page">
-                <wp:posOffset>9514390</wp:posOffset>
-              </wp:positionV>
-              <wp:extent cx="3795524" cy="335666"/>
-              <wp:effectExtent l="0" t="0" r="0" b="0"/>
-              <wp:wrapNone/>
-              <wp:docPr id="11" name="Text Box 2"/>
-              <wp:cNvGraphicFramePr>
-                <a:graphicFrameLocks xmlns:a="http://schemas.openxmlformats.org/drawingml/2006/main"/>
-              </wp:cNvGraphicFramePr>
-              <a:graphic xmlns:a="http://schemas.openxmlformats.org/drawingml/2006/main">
-                <a:graphicData uri="http://schemas.microsoft.com/office/word/2010/wordprocessingShape">
-                  <wps:wsp>
-                    <wps:cNvSpPr txBox="1">
-                      <a:spLocks/>
-                    </wps:cNvSpPr>
-                    <wps:spPr bwMode="auto">
-                      <a:xfrm>
-                        <a:off x="0" y="0"/>
-                        <a:ext cx="3795524" cy="335666"/>
-                      </a:xfrm>
-                      <a:prstGeom prst="rect">
-                        <a:avLst/>
-                      </a:prstGeom>
-                      <a:noFill/>
-                      <a:ln>
-                        <a:noFill/>
-                      </a:ln>
-                      <a:extLst>
-                        <a:ext uri="{909E8E84-426E-40DD-AFC4-6F175D3DCCD1}">
-                          <a14:hiddenFill xmlns:a14="http://schemas.microsoft.com/office/drawing/2010/main">
-                            <a:solidFill>
-                              <a:srgbClr val="FFFFFF"/>
-                            </a:solidFill>
-                          </a14:hiddenFill>
-                        </a:ext>
-                        <a:ext uri="{91240B29-F687-4F45-9708-019B960494DF}">
-                          <a14:hiddenLine xmlns:a14="http://schemas.microsoft.com/office/drawing/2010/main" w="9525">
-                            <a:solidFill>
-                              <a:srgbClr val="000000"/>
-                            </a:solidFill>
-                            <a:miter lim="800000"/>
-                            <a:headEnd/>
-                            <a:tailEnd/>
-                          </a14:hiddenLine>
-                        </a:ext>
-                      </a:extLst>
-                    </wps:spPr>
-                    <wps:txbx>
-                      <w:txbxContent>
-                        <w:p>
-                          <w:pPr>
-                            <w:spacing w:before="12"/>
-                            <w:ind w:left="20"/>
-                            <w:rPr>
-                              <w:b/>
-                              <w:sz w:val="20"/>
-                              <w:szCs w:val="20"/>
-                            </w:rPr>
-                          </w:pPr>
-                          <w:r>
-                            <w:rPr>
-                              <w:color w:val="0077B3"/>
-                              <w:sz w:val="20"/>
-                              <w:szCs w:val="20"/>
-                            </w:rPr>
-                            <w:t>Key Stakeholders: ED CMs, Revenue Cycle, ED Physicians</w:t>
-                          </w:r>
-                        </w:p>
-                      </w:txbxContent>
-                    </wps:txbx>
-                    <wps:bodyPr rot="0" vert="horz" wrap="square" lIns="0" tIns="0" rIns="0" bIns="0" anchor="t" anchorCtr="0" upright="1">
-                      <a:noAutofit/>
-                    </wps:bodyPr>
-                  </wps:wsp>
-                </a:graphicData>
-              </a:graphic>
-              <wp14:sizeRelH relativeFrom="page">
-                <wp14:pctWidth>0</wp14:pctWidth>
-              </wp14:sizeRelH>
-              <wp14:sizeRelV relativeFrom="page">
-                <wp14:pctHeight>0</wp14:pctHeight>
-              </wp14:sizeRelV>
-            </wp:anchor>
-          </w:drawing>
-        </mc:Choice>
-        <mc:Fallback>
-          <w:pict>
-            <v:shape w14:anchorId="10256EB1" id="Text Box 2" o:spid="_x0000_s1028" type="#_x0000_t202" style="position:absolute;margin-left:34.65pt;margin-top:749.15pt;width:298.85pt;height:26.45pt;z-index:-251658240;visibility:visible;mso-wrap-style:square;mso-width-percent:0;mso-height-percent:0;mso-wrap-distance-left:9pt;mso-wrap-distance-top:0;mso-wrap-distance-right:9pt;mso-wrap-distance-bottom:0;mso-position-horizontal:absolute;mso-position-horizontal-relative:page;mso-position-vertical:absolute;mso-position-vertical-relative:page;mso-width-percent:0;mso-height-percent:0;mso-width-relative:page;mso-height-relative:page;v-text-anchor:top" o:gfxdata="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" filled="f" stroked="f">
-              <v:path arrowok="t"/>
-              <v:textbox inset="0,0,0,0">
-                <w:txbxContent>
-                  <w:p>
-                    <w:pPr>
-                      <w:spacing w:before="12"/>
-                      <w:ind w:left="20"/>
-                      <w:rPr>
-                        <w:b/>
-                        <w:sz w:val="20"/>
-                        <w:szCs w:val="20"/>
-                      </w:rPr>
-                    </w:pPr>
-                    <w:r>
-                      <w:rPr>
-                        <w:color w:val="0077B3"/>
-                        <w:sz w:val="20"/>
-                        <w:szCs w:val="20"/>
-                      </w:rPr>
-                      <w:t>Key Stakeholders: ED CMs, Revenue Cycle, ED Physicians</w:t>
-                    </w:r>
-                  </w:p>
-                </w:txbxContent>
-              </v:textbox>
-              <w10:wrap anchorx="page" anchory="page"/>
-            </v:shape>
-          </w:pict>
-        </mc:Fallback>
-      </mc:AlternateContent>
-    </w:r>
+  </w:p>
+  <w:p>
+    <w:pPr>
+      <w:pStyle w:val="BodyText"/>
+      <w:spacing w:line="14" w:lineRule="auto"/>
+      <w:rPr>
+        <w:sz w:val="20"/>
+        <w:szCs w:val="20"/>
+      </w:rPr>
+    </w:pPr>
   </w:p>
 </w:ftr>
 </file>
@@ -1901,13 +2628,13 @@
 <w:hdr xmlns:wpc="http://schemas.microsoft.com/office/word/2010/wordprocessingCanvas" xmlns:cx="http://schemas.microsoft.com/office/drawing/2014/chartex" xmlns:cx1="http://schemas.microsoft.com/office/drawing/2015/9/8/chartex" xmlns:cx2="http://schemas.microsoft.com/office/drawing/2015/10/21/chartex" xmlns:cx3="http://schemas.microsoft.com/office/drawing/2016/5/9/chartex" xmlns:cx4="http://schemas.microsoft.com/office/drawing/2016/5/10/chartex" xmlns:cx5="http://schemas.microsoft.com/office/drawing/2016/5/11/chartex" xmlns:cx6="http://schemas.microsoft.com/office/drawing/2016/5/12/chartex" xmlns:cx7="http://schemas.microsoft.com/office/drawing/2016/5/13/chartex" xmlns:cx8="http://schemas.microsoft.com/office/drawing/2016/5/14/chartex" xmlns:mc="http://schemas.openxmlformats.org/markup-compatibility/2006" xmlns:aink="http://schemas.microsoft.com/office/drawing/2016/ink" xmlns:am3d="http://schemas.microsoft.com/office/drawing/2017/model3d" xmlns:o="urn:schemas-microsoft-com:office:office" xmlns:oel="http://schemas.microsoft.com/office/2019/extlst" xmlns:r="http://schemas.openxmlformats.org/officeDocument/2006/relationships" xmlns:m="http://schemas.openxmlformats.org/officeDocument/2006/math" xmlns:v="urn:schemas-microsoft-com:vml" xmlns:wp14="http://schemas.microsoft.com/office/word/2010/wordprocessingDrawing" xmlns:wp="http://schemas.openxmlformats.org/drawingml/2006/wordprocessingDrawing" xmlns:w10="urn:schemas-microsoft-com:office:word" xmlns:w="http://schemas.openxmlformats.org/wordprocessingml/2006/main" xmlns:w14="http://schemas.microsoft.com/office/word/2010/wordml" xmlns:w15="http://schemas.microsoft.com/office/word/2012/wordml" xmlns:w16cex="http://schemas.microsoft.com/office/word/2018/wordml/cex" xmlns:w16cid="http://schemas.microsoft.com/office/word/2016/wordml/cid" xmlns:w16="http://schemas.microsoft.com/office/word/2018/wordml" xmlns:w16du="http://schemas.microsoft.com/office/word/2023/wordml/word16du" xmlns:w16sdtdh="http://schemas.microsoft.com/office/word/2020/wordml/sdtdatahash" xmlns:w16sdtfl="http://schemas.microsoft.com/office/word/2024/wordml/sdtformatlock" xmlns:w16se="http://schemas.microsoft.com/office/word/2015/wordml/symex" xmlns:wpg="http://schemas.microsoft.com/office/word/2010/wordprocessingGroup" xmlns:wpi="http://schemas.microsoft.com/office/word/2010/wordprocessingInk" xmlns:wne="http://schemas.microsoft.com/office/word/2006/wordml" xmlns:wps="http://schemas.microsoft.com/office/word/2010/wordprocessingShape" mc:Ignorable="w14 w15 w16se w16cid w16 w16cex w16sdtdh w16sdtfl w16du wp14">
   <w:tbl>
     <w:tblPr>
-      <w:tblW w:w="0" w:type="auto"/>
+      <w:tblW w:w="11850" w:type="dxa"/>
       <w:tblLook w:val="06A0" w:firstRow="1" w:lastRow="0" w:firstColumn="1" w:lastColumn="0" w:noHBand="1" w:noVBand="1"/>
     </w:tblPr>
     <w:tblGrid>
-      <w:gridCol w:w="3840"/>
-      <w:gridCol w:w="3840"/>
-      <w:gridCol w:w="3840"/>
+      <w:gridCol w:w="11160"/>
+      <w:gridCol w:w="345"/>
+      <w:gridCol w:w="345"/>
     </w:tblGrid>
     <w:tr>
       <w:trPr>
@@ -1915,18 +2642,235 @@
       </w:trPr>
       <w:tc>
         <w:tcPr>
-          <w:tcW w:w="3840" w:type="dxa"/>
+          <w:tcW w:w="11160" w:type="dxa"/>
         </w:tcPr>
         <w:p>
           <w:pPr>
             <w:pStyle w:val="Header"/>
             <w:ind w:left="-115"/>
+            <w:rPr>
+              <w:b/>
+              <w:bCs/>
+              <w:color w:val="4F81BD" w:themeColor="accent1"/>
+            </w:rPr>
           </w:pPr>
+          <w:r>
+            <w:rPr>
+              <w:noProof/>
+            </w:rPr>
+            <mc:AlternateContent>
+              <mc:Choice Requires="wps">
+                <w:drawing>
+                  <wp:inline distT="0" distB="0" distL="114300" distR="114300" wp14:anchorId="0BECA0F9" wp14:editId="53C95607">
+                    <wp:extent cx="6951980" cy="958850"/>
+                    <wp:effectExtent l="0" t="0" r="1270" b="0"/>
+                    <wp:docPr id="13477759" name="Text Box 10"/>
+                    <wp:cNvGraphicFramePr>
+                      <a:graphicFrameLocks xmlns:a="http://schemas.openxmlformats.org/drawingml/2006/main"/>
+                    </wp:cNvGraphicFramePr>
+                    <a:graphic xmlns:a="http://schemas.openxmlformats.org/drawingml/2006/main">
+                      <a:graphicData uri="http://schemas.microsoft.com/office/word/2010/wordprocessingShape">
+                        <wps:wsp>
+                          <wps:cNvSpPr txBox="1">
+                            <a:spLocks/>
+                          </wps:cNvSpPr>
+                          <wps:spPr bwMode="auto">
+                            <a:xfrm>
+                              <a:off x="0" y="0"/>
+                              <a:ext cx="6951980" cy="958850"/>
+                            </a:xfrm>
+                            <a:prstGeom prst="rect">
+                              <a:avLst/>
+                            </a:prstGeom>
+                            <a:solidFill>
+                              <a:srgbClr val="0077B3"/>
+                            </a:solidFill>
+                            <a:ln>
+                              <a:noFill/>
+                            </a:ln>
+                            <a:extLst>
+                              <a:ext uri="{91240B29-F687-4F45-9708-019B960494DF}">
+                                <a14:hiddenLine xmlns:a14="http://schemas.microsoft.com/office/drawing/2010/main" w="9525">
+                                  <a:solidFill>
+                                    <a:srgbClr val="000000"/>
+                                  </a:solidFill>
+                                  <a:miter lim="800000"/>
+                                  <a:headEnd/>
+                                  <a:tailEnd/>
+                                </a14:hiddenLine>
+                              </a:ext>
+                            </a:extLst>
+                          </wps:spPr>
+                          <wps:txbx>
+                            <w:txbxContent>
+                              <w:p>
+                                <w:pPr>
+                                  <w:spacing w:before="174"/>
+                                  <w:ind w:left="360"/>
+                                  <w:rPr>
+                                    <w:b/>
+                                    <w:color w:val="FFFFFF"/>
+                                    <w:sz w:val="48"/>
+                                    <w:szCs w:val="48"/>
+                                  </w:rPr>
+                                </w:pPr>
+                                <w:r>
+                                  <w:rPr>
+                                    <w:b/>
+                                    <w:color w:val="FFFFFF"/>
+                                    <w:sz w:val="48"/>
+                                    <w:szCs w:val="48"/>
+                                  </w:rPr>
+                                  <w:t xml:space="preserve">Non-Member ED Post-Stabilization Workflow </w:t>
+                                </w:r>
+                                <w:r>
+                                  <w:rPr>
+                                    <w:b/>
+                                    <w:color w:val="FFFFFF"/>
+                                  </w:rPr>
+                                  <w:t>(AB 1203)</w:t>
+                                </w:r>
+                              </w:p>
+                              <w:p>
+                                <w:pPr>
+                                  <w:spacing w:before="174"/>
+                                  <w:ind w:left="360"/>
+                                  <w:rPr>
+                                    <w:b/>
+                                    <w:color w:val="FFFFFF"/>
+                                    <w:sz w:val="24"/>
+                                    <w:szCs w:val="24"/>
+                                  </w:rPr>
+                                </w:pPr>
+                                <w:r>
+                                  <w:rPr>
+                                    <w:bCs/>
+                                    <w:color w:val="FFFFFF" w:themeColor="background1"/>
+                                    <w:sz w:val="24"/>
+                                    <w:szCs w:val="24"/>
+                                  </w:rPr>
+                                  <w:t xml:space="preserve">For </w:t>
+                                </w:r>
+                                <w:r>
+                                  <w:rPr>
+                                    <w:bCs/>
+                                    <w:color w:val="FFFFFF" w:themeColor="background1"/>
+                                    <w:sz w:val="24"/>
+                                    <w:szCs w:val="24"/>
+                                  </w:rPr>
+                                  <w:t>Physicians</w:t>
+                                </w:r>
+                                <w:r>
+                                  <w:rPr>
+                                    <w:bCs/>
+                                    <w:color w:val="FFFFFF" w:themeColor="background1"/>
+                                    <w:sz w:val="24"/>
+                                    <w:szCs w:val="24"/>
+                                  </w:rPr>
+                                  <w:t xml:space="preserve"> – Quick Guide</w:t>
+                                </w:r>
+                              </w:p>
+                            </w:txbxContent>
+                          </wps:txbx>
+                          <wps:bodyPr rot="0" vert="horz" wrap="square" lIns="0" tIns="0" rIns="0" bIns="0" anchor="t" anchorCtr="0" upright="1">
+                            <a:noAutofit/>
+                          </wps:bodyPr>
+                        </wps:wsp>
+                      </a:graphicData>
+                    </a:graphic>
+                  </wp:inline>
+                </w:drawing>
+              </mc:Choice>
+              <mc:Fallback xmlns:arto="http://schemas.microsoft.com/office/word/2006/arto" xmlns:a14="http://schemas.microsoft.com/office/drawing/2010/main" xmlns:a="http://schemas.openxmlformats.org/drawingml/2006/main">
+                <w:pict>
+                  <v:shapetype id="_x0000_t202" coordsize="21600,21600" o:spt="202" path="m,l,21600r21600,l21600,xe" w14:anchorId="0BECA0F9">
+                    <v:stroke joinstyle="miter"/>
+                    <v:path gradientshapeok="t" o:connecttype="rect"/>
+                  </v:shapetype>
+                  <v:shape id="Text Box 10" style="width:547.4pt;height:75.5pt;visibility:visible;mso-wrap-style:square;mso-left-percent:-10001;mso-top-percent:-10001;mso-position-horizontal:absolute;mso-position-horizontal-relative:char;mso-position-vertical:absolute;mso-position-vertical-relative:line;mso-left-percent:-10001;mso-top-percent:-10001;v-text-anchor:top" o:spid="_x0000_s1026" fillcolor="#0077b3" stroked="f" type="#_x0000_t202" o:gfxdata="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">
+                    <v:path arrowok="t"/>
+                    <v:textbox inset="0,0,0,0">
+                      <w:txbxContent>
+                        <w:p>
+                          <w:pPr>
+                            <w:spacing w:before="174"/>
+                            <w:ind w:left="360"/>
+                            <w:rPr>
+                              <w:b/>
+                              <w:color w:val="FFFFFF"/>
+                              <w:sz w:val="48"/>
+                              <w:szCs w:val="48"/>
+                            </w:rPr>
+                          </w:pPr>
+                          <w:r>
+                            <w:rPr>
+                              <w:b/>
+                              <w:color w:val="FFFFFF"/>
+                              <w:sz w:val="48"/>
+                              <w:szCs w:val="48"/>
+                            </w:rPr>
+                            <w:t xml:space="preserve">Non-Member ED Post-Stabilization Workflow </w:t>
+                          </w:r>
+                          <w:r>
+                            <w:rPr>
+                              <w:b/>
+                              <w:color w:val="FFFFFF"/>
+                            </w:rPr>
+                            <w:t>(AB 1203)</w:t>
+                          </w:r>
+                        </w:p>
+                        <w:p>
+                          <w:pPr>
+                            <w:spacing w:before="174"/>
+                            <w:ind w:left="360"/>
+                            <w:rPr>
+                              <w:b/>
+                              <w:color w:val="FFFFFF"/>
+                              <w:sz w:val="24"/>
+                              <w:szCs w:val="24"/>
+                            </w:rPr>
+                          </w:pPr>
+                          <w:r>
+                            <w:rPr>
+                              <w:bCs/>
+                              <w:color w:val="FFFFFF" w:themeColor="background1"/>
+                              <w:sz w:val="24"/>
+                              <w:szCs w:val="24"/>
+                            </w:rPr>
+                            <w:t xml:space="preserve">For </w:t>
+                          </w:r>
+                          <w:r>
+                            <w:rPr>
+                              <w:bCs/>
+                              <w:color w:val="FFFFFF" w:themeColor="background1"/>
+                              <w:sz w:val="24"/>
+                              <w:szCs w:val="24"/>
+                            </w:rPr>
+                            <w:t>Physicians</w:t>
+                          </w:r>
+                          <w:r>
+                            <w:rPr>
+                              <w:bCs/>
+                              <w:color w:val="FFFFFF" w:themeColor="background1"/>
+                              <w:sz w:val="24"/>
+                              <w:szCs w:val="24"/>
+                            </w:rPr>
+                            <w:t xml:space="preserve"> – Quick Guide</w:t>
+                          </w:r>
+                        </w:p>
+                      </w:txbxContent>
+                    </v:textbox>
+                    <w10:anchorlock/>
+                  </v:shape>
+                </w:pict>
+              </mc:Fallback>
+            </mc:AlternateContent>
+          </w:r>
         </w:p>
       </w:tc>
       <w:tc>
         <w:tcPr>
-          <w:tcW w:w="3840" w:type="dxa"/>
+          <w:tcW w:w="345" w:type="dxa"/>
         </w:tcPr>
         <w:p>
           <w:pPr>
@@ -1937,7 +2881,7 @@
       </w:tc>
       <w:tc>
         <w:tcPr>
-          <w:tcW w:w="3840" w:type="dxa"/>
+          <w:tcW w:w="345" w:type="dxa"/>
         </w:tcPr>
         <w:p>
           <w:pPr>
@@ -1970,6 +2914,119 @@
 <file path=word/numbering.xml><?xml version="1.0" encoding="utf-8"?>
 <w:numbering xmlns:wpc="http://schemas.microsoft.com/office/word/2010/wordprocessingCanvas" xmlns:cx="http://schemas.microsoft.com/office/drawing/2014/chartex" xmlns:cx1="http://schemas.microsoft.com/office/drawing/2015/9/8/chartex" xmlns:cx2="http://schemas.microsoft.com/office/drawing/2015/10/21/chartex" xmlns:cx3="http://schemas.microsoft.com/office/drawing/2016/5/9/chartex" xmlns:cx4="http://schemas.microsoft.com/office/drawing/2016/5/10/chartex" xmlns:cx5="http://schemas.microsoft.com/office/drawing/2016/5/11/chartex" xmlns:cx6="http://schemas.microsoft.com/office/drawing/2016/5/12/chartex" xmlns:cx7="http://schemas.microsoft.com/office/drawing/2016/5/13/chartex" xmlns:cx8="http://schemas.microsoft.com/office/drawing/2016/5/14/chartex" xmlns:mc="http://schemas.openxmlformats.org/markup-compatibility/2006" xmlns:aink="http://schemas.microsoft.com/office/drawing/2016/ink" xmlns:am3d="http://schemas.microsoft.com/office/drawing/2017/model3d" xmlns:o="urn:schemas-microsoft-com:office:office" xmlns:oel="http://schemas.microsoft.com/office/2019/extlst" xmlns:r="http://schemas.openxmlformats.org/officeDocument/2006/relationships" xmlns:m="http://schemas.openxmlformats.org/officeDocument/2006/math" xmlns:v="urn:schemas-microsoft-com:vml" xmlns:wp14="http://schemas.microsoft.com/office/word/2010/wordprocessingDrawing" xmlns:wp="http://schemas.openxmlformats.org/drawingml/2006/wordprocessingDrawing" xmlns:w10="urn:schemas-microsoft-com:office:word" xmlns:w="http://schemas.openxmlformats.org/wordprocessingml/2006/main" xmlns:w14="http://schemas.microsoft.com/office/word/2010/wordml" xmlns:w15="http://schemas.microsoft.com/office/word/2012/wordml" xmlns:w16cex="http://schemas.microsoft.com/office/word/2018/wordml/cex" xmlns:w16cid="http://schemas.microsoft.com/office/word/2016/wordml/cid" xmlns:w16="http://schemas.microsoft.com/office/word/2018/wordml" xmlns:w16du="http://schemas.microsoft.com/office/word/2023/wordml/word16du" xmlns:w16sdtdh="http://schemas.microsoft.com/office/word/2020/wordml/sdtdatahash" xmlns:w16sdtfl="http://schemas.microsoft.com/office/word/2024/wordml/sdtformatlock" xmlns:w16se="http://schemas.microsoft.com/office/word/2015/wordml/symex" xmlns:wpg="http://schemas.microsoft.com/office/word/2010/wordprocessingGroup" xmlns:wpi="http://schemas.microsoft.com/office/word/2010/wordprocessingInk" xmlns:wne="http://schemas.microsoft.com/office/word/2006/wordml" xmlns:wps="http://schemas.microsoft.com/office/word/2010/wordprocessingShape" mc:Ignorable="w14 w15 w16se w16cid w16 w16cex w16sdtdh w16sdtfl w16du wp14">
   <w:abstractNum w:abstractNumId="0" w15:restartNumberingAfterBreak="0">
+    <w:nsid w:val="049BFEC3"/>
+    <w:multiLevelType w:val="hybridMultilevel"/>
+    <w:tmpl w:val="787EDA76"/>
+    <w:lvl w:ilvl="0" w:tplc="8DF0DC20">
+      <w:start w:val="1"/>
+      <w:numFmt w:val="bullet"/>
+      <w:lvlText w:val=""/>
+      <w:lvlJc w:val="left"/>
+      <w:pPr>
+        <w:ind w:left="1080" w:hanging="360"/>
+      </w:pPr>
+      <w:rPr>
+        <w:rFonts w:ascii="Symbol" w:hAnsi="Symbol" w:hint="default"/>
+      </w:rPr>
+    </w:lvl>
+    <w:lvl w:ilvl="1" w:tplc="447CC9DA">
+      <w:start w:val="1"/>
+      <w:numFmt w:val="bullet"/>
+      <w:lvlText w:val="o"/>
+      <w:lvlJc w:val="left"/>
+      <w:pPr>
+        <w:ind w:left="1800" w:hanging="360"/>
+      </w:pPr>
+      <w:rPr>
+        <w:rFonts w:ascii="Courier New" w:hAnsi="Courier New" w:hint="default"/>
+      </w:rPr>
+    </w:lvl>
+    <w:lvl w:ilvl="2" w:tplc="29CC03AE">
+      <w:start w:val="1"/>
+      <w:numFmt w:val="bullet"/>
+      <w:lvlText w:val=""/>
+      <w:lvlJc w:val="left"/>
+      <w:pPr>
+        <w:ind w:left="2520" w:hanging="360"/>
+      </w:pPr>
+      <w:rPr>
+        <w:rFonts w:ascii="Wingdings" w:hAnsi="Wingdings" w:hint="default"/>
+      </w:rPr>
+    </w:lvl>
+    <w:lvl w:ilvl="3" w:tplc="957C2D66">
+      <w:start w:val="1"/>
+      <w:numFmt w:val="bullet"/>
+      <w:lvlText w:val=""/>
+      <w:lvlJc w:val="left"/>
+      <w:pPr>
+        <w:ind w:left="3240" w:hanging="360"/>
+      </w:pPr>
+      <w:rPr>
+        <w:rFonts w:ascii="Symbol" w:hAnsi="Symbol" w:hint="default"/>
+      </w:rPr>
+    </w:lvl>
+    <w:lvl w:ilvl="4" w:tplc="F686F600">
+      <w:start w:val="1"/>
+      <w:numFmt w:val="bullet"/>
+      <w:lvlText w:val="o"/>
+      <w:lvlJc w:val="left"/>
+      <w:pPr>
+        <w:ind w:left="3960" w:hanging="360"/>
+      </w:pPr>
+      <w:rPr>
+        <w:rFonts w:ascii="Courier New" w:hAnsi="Courier New" w:hint="default"/>
+      </w:rPr>
+    </w:lvl>
+    <w:lvl w:ilvl="5" w:tplc="15220A1C">
+      <w:start w:val="1"/>
+      <w:numFmt w:val="bullet"/>
+      <w:lvlText w:val=""/>
+      <w:lvlJc w:val="left"/>
+      <w:pPr>
+        <w:ind w:left="4680" w:hanging="360"/>
+      </w:pPr>
+      <w:rPr>
+        <w:rFonts w:ascii="Wingdings" w:hAnsi="Wingdings" w:hint="default"/>
+      </w:rPr>
+    </w:lvl>
+    <w:lvl w:ilvl="6" w:tplc="550E7036">
+      <w:start w:val="1"/>
+      <w:numFmt w:val="bullet"/>
+      <w:lvlText w:val=""/>
+      <w:lvlJc w:val="left"/>
+      <w:pPr>
+        <w:ind w:left="5400" w:hanging="360"/>
+      </w:pPr>
+      <w:rPr>
+        <w:rFonts w:ascii="Symbol" w:hAnsi="Symbol" w:hint="default"/>
+      </w:rPr>
+    </w:lvl>
+    <w:lvl w:ilvl="7" w:tplc="297AA462">
+      <w:start w:val="1"/>
+      <w:numFmt w:val="bullet"/>
+      <w:lvlText w:val="o"/>
+      <w:lvlJc w:val="left"/>
+      <w:pPr>
+        <w:ind w:left="6120" w:hanging="360"/>
+      </w:pPr>
+      <w:rPr>
+        <w:rFonts w:ascii="Courier New" w:hAnsi="Courier New" w:hint="default"/>
+      </w:rPr>
+    </w:lvl>
+    <w:lvl w:ilvl="8" w:tplc="D7CE971C">
+      <w:start w:val="1"/>
+      <w:numFmt w:val="bullet"/>
+      <w:lvlText w:val=""/>
+      <w:lvlJc w:val="left"/>
+      <w:pPr>
+        <w:ind w:left="6840" w:hanging="360"/>
+      </w:pPr>
+      <w:rPr>
+        <w:rFonts w:ascii="Wingdings" w:hAnsi="Wingdings" w:hint="default"/>
+      </w:rPr>
+    </w:lvl>
+  </w:abstractNum>
+  <w:abstractNum w:abstractNumId="1" w15:restartNumberingAfterBreak="0">
     <w:nsid w:val="04A00E5D"/>
     <w:multiLevelType w:val="hybridMultilevel"/>
     <w:tmpl w:val="959872F2"/>
@@ -2082,7 +3139,7 @@
       </w:rPr>
     </w:lvl>
   </w:abstractNum>
-  <w:abstractNum w:abstractNumId="1" w15:restartNumberingAfterBreak="0">
+  <w:abstractNum w:abstractNumId="2" w15:restartNumberingAfterBreak="0">
     <w:nsid w:val="07F745E2"/>
     <w:multiLevelType w:val="multilevel"/>
     <w:tmpl w:val="6DA6F5CC"/>
@@ -2231,7 +3288,7 @@
       </w:rPr>
     </w:lvl>
   </w:abstractNum>
-  <w:abstractNum w:abstractNumId="2" w15:restartNumberingAfterBreak="0">
+  <w:abstractNum w:abstractNumId="3" w15:restartNumberingAfterBreak="0">
     <w:nsid w:val="0B55771D"/>
     <w:multiLevelType w:val="multilevel"/>
     <w:tmpl w:val="BF663C82"/>
@@ -2380,7 +3437,7 @@
       </w:rPr>
     </w:lvl>
   </w:abstractNum>
-  <w:abstractNum w:abstractNumId="3" w15:restartNumberingAfterBreak="0">
+  <w:abstractNum w:abstractNumId="4" w15:restartNumberingAfterBreak="0">
     <w:nsid w:val="103D195C"/>
     <w:multiLevelType w:val="multilevel"/>
     <w:tmpl w:val="0A745CA0"/>
@@ -2529,7 +3586,7 @@
       </w:rPr>
     </w:lvl>
   </w:abstractNum>
-  <w:abstractNum w:abstractNumId="4" w15:restartNumberingAfterBreak="0">
+  <w:abstractNum w:abstractNumId="5" w15:restartNumberingAfterBreak="0">
     <w:nsid w:val="14DF5466"/>
     <w:multiLevelType w:val="multilevel"/>
     <w:tmpl w:val="255EE0CE"/>
@@ -2678,7 +3735,7 @@
       </w:rPr>
     </w:lvl>
   </w:abstractNum>
-  <w:abstractNum w:abstractNumId="5" w15:restartNumberingAfterBreak="0">
+  <w:abstractNum w:abstractNumId="6" w15:restartNumberingAfterBreak="0">
     <w:nsid w:val="1AF8634D"/>
     <w:multiLevelType w:val="multilevel"/>
     <w:tmpl w:val="9FDE7762"/>
@@ -2827,7 +3884,432 @@
       </w:rPr>
     </w:lvl>
   </w:abstractNum>
-  <w:abstractNum w:abstractNumId="6" w15:restartNumberingAfterBreak="0">
+  <w:abstractNum w:abstractNumId="7" w15:restartNumberingAfterBreak="0">
+    <w:nsid w:val="1C4A91DE"/>
+    <w:multiLevelType w:val="hybridMultilevel"/>
+    <w:tmpl w:val="32B48BEC"/>
+    <w:lvl w:ilvl="0" w:tplc="694051CA">
+      <w:start w:val="1"/>
+      <w:numFmt w:val="bullet"/>
+      <w:lvlText w:val=""/>
+      <w:lvlJc w:val="left"/>
+      <w:pPr>
+        <w:ind w:left="1080" w:hanging="360"/>
+      </w:pPr>
+      <w:rPr>
+        <w:rFonts w:ascii="Symbol" w:hAnsi="Symbol" w:hint="default"/>
+      </w:rPr>
+    </w:lvl>
+    <w:lvl w:ilvl="1" w:tplc="46FA3608">
+      <w:start w:val="1"/>
+      <w:numFmt w:val="bullet"/>
+      <w:lvlText w:val="o"/>
+      <w:lvlJc w:val="left"/>
+      <w:pPr>
+        <w:ind w:left="1800" w:hanging="360"/>
+      </w:pPr>
+      <w:rPr>
+        <w:rFonts w:ascii="Courier New" w:hAnsi="Courier New" w:hint="default"/>
+      </w:rPr>
+    </w:lvl>
+    <w:lvl w:ilvl="2" w:tplc="476C4A0A">
+      <w:start w:val="1"/>
+      <w:numFmt w:val="bullet"/>
+      <w:lvlText w:val=""/>
+      <w:lvlJc w:val="left"/>
+      <w:pPr>
+        <w:ind w:left="2520" w:hanging="360"/>
+      </w:pPr>
+      <w:rPr>
+        <w:rFonts w:ascii="Wingdings" w:hAnsi="Wingdings" w:hint="default"/>
+      </w:rPr>
+    </w:lvl>
+    <w:lvl w:ilvl="3" w:tplc="CDAE0F02">
+      <w:start w:val="1"/>
+      <w:numFmt w:val="bullet"/>
+      <w:lvlText w:val=""/>
+      <w:lvlJc w:val="left"/>
+      <w:pPr>
+        <w:ind w:left="3240" w:hanging="360"/>
+      </w:pPr>
+      <w:rPr>
+        <w:rFonts w:ascii="Symbol" w:hAnsi="Symbol" w:hint="default"/>
+      </w:rPr>
+    </w:lvl>
+    <w:lvl w:ilvl="4" w:tplc="0090D5F2">
+      <w:start w:val="1"/>
+      <w:numFmt w:val="bullet"/>
+      <w:lvlText w:val="o"/>
+      <w:lvlJc w:val="left"/>
+      <w:pPr>
+        <w:ind w:left="3960" w:hanging="360"/>
+      </w:pPr>
+      <w:rPr>
+        <w:rFonts w:ascii="Courier New" w:hAnsi="Courier New" w:hint="default"/>
+      </w:rPr>
+    </w:lvl>
+    <w:lvl w:ilvl="5" w:tplc="1B247B88">
+      <w:start w:val="1"/>
+      <w:numFmt w:val="bullet"/>
+      <w:lvlText w:val=""/>
+      <w:lvlJc w:val="left"/>
+      <w:pPr>
+        <w:ind w:left="4680" w:hanging="360"/>
+      </w:pPr>
+      <w:rPr>
+        <w:rFonts w:ascii="Wingdings" w:hAnsi="Wingdings" w:hint="default"/>
+      </w:rPr>
+    </w:lvl>
+    <w:lvl w:ilvl="6" w:tplc="97C837B4">
+      <w:start w:val="1"/>
+      <w:numFmt w:val="bullet"/>
+      <w:lvlText w:val=""/>
+      <w:lvlJc w:val="left"/>
+      <w:pPr>
+        <w:ind w:left="5400" w:hanging="360"/>
+      </w:pPr>
+      <w:rPr>
+        <w:rFonts w:ascii="Symbol" w:hAnsi="Symbol" w:hint="default"/>
+      </w:rPr>
+    </w:lvl>
+    <w:lvl w:ilvl="7" w:tplc="7172C6D8">
+      <w:start w:val="1"/>
+      <w:numFmt w:val="bullet"/>
+      <w:lvlText w:val="o"/>
+      <w:lvlJc w:val="left"/>
+      <w:pPr>
+        <w:ind w:left="6120" w:hanging="360"/>
+      </w:pPr>
+      <w:rPr>
+        <w:rFonts w:ascii="Courier New" w:hAnsi="Courier New" w:hint="default"/>
+      </w:rPr>
+    </w:lvl>
+    <w:lvl w:ilvl="8" w:tplc="E3B8C02C">
+      <w:start w:val="1"/>
+      <w:numFmt w:val="bullet"/>
+      <w:lvlText w:val=""/>
+      <w:lvlJc w:val="left"/>
+      <w:pPr>
+        <w:ind w:left="6840" w:hanging="360"/>
+      </w:pPr>
+      <w:rPr>
+        <w:rFonts w:ascii="Wingdings" w:hAnsi="Wingdings" w:hint="default"/>
+      </w:rPr>
+    </w:lvl>
+  </w:abstractNum>
+  <w:abstractNum w:abstractNumId="8" w15:restartNumberingAfterBreak="0">
+    <w:nsid w:val="1DB3A952"/>
+    <w:multiLevelType w:val="hybridMultilevel"/>
+    <w:tmpl w:val="8BB418B2"/>
+    <w:lvl w:ilvl="0" w:tplc="D64EE51C">
+      <w:start w:val="1"/>
+      <w:numFmt w:val="bullet"/>
+      <w:lvlText w:val=""/>
+      <w:lvlJc w:val="left"/>
+      <w:pPr>
+        <w:ind w:left="720" w:hanging="360"/>
+      </w:pPr>
+      <w:rPr>
+        <w:rFonts w:ascii="Symbol" w:hAnsi="Symbol" w:hint="default"/>
+      </w:rPr>
+    </w:lvl>
+    <w:lvl w:ilvl="1" w:tplc="1D6E55FC">
+      <w:start w:val="1"/>
+      <w:numFmt w:val="bullet"/>
+      <w:lvlText w:val="o"/>
+      <w:lvlJc w:val="left"/>
+      <w:pPr>
+        <w:ind w:left="1440" w:hanging="360"/>
+      </w:pPr>
+      <w:rPr>
+        <w:rFonts w:ascii="Courier New" w:hAnsi="Courier New" w:hint="default"/>
+      </w:rPr>
+    </w:lvl>
+    <w:lvl w:ilvl="2" w:tplc="2CCA9CB4">
+      <w:start w:val="1"/>
+      <w:numFmt w:val="bullet"/>
+      <w:lvlText w:val=""/>
+      <w:lvlJc w:val="left"/>
+      <w:pPr>
+        <w:ind w:left="2160" w:hanging="360"/>
+      </w:pPr>
+      <w:rPr>
+        <w:rFonts w:ascii="Wingdings" w:hAnsi="Wingdings" w:hint="default"/>
+      </w:rPr>
+    </w:lvl>
+    <w:lvl w:ilvl="3" w:tplc="17C67F64">
+      <w:start w:val="1"/>
+      <w:numFmt w:val="bullet"/>
+      <w:lvlText w:val=""/>
+      <w:lvlJc w:val="left"/>
+      <w:pPr>
+        <w:ind w:left="2880" w:hanging="360"/>
+      </w:pPr>
+      <w:rPr>
+        <w:rFonts w:ascii="Symbol" w:hAnsi="Symbol" w:hint="default"/>
+      </w:rPr>
+    </w:lvl>
+    <w:lvl w:ilvl="4" w:tplc="B2A60658">
+      <w:start w:val="1"/>
+      <w:numFmt w:val="bullet"/>
+      <w:lvlText w:val="o"/>
+      <w:lvlJc w:val="left"/>
+      <w:pPr>
+        <w:ind w:left="3600" w:hanging="360"/>
+      </w:pPr>
+      <w:rPr>
+        <w:rFonts w:ascii="Courier New" w:hAnsi="Courier New" w:hint="default"/>
+      </w:rPr>
+    </w:lvl>
+    <w:lvl w:ilvl="5" w:tplc="9ADA27B2">
+      <w:start w:val="1"/>
+      <w:numFmt w:val="bullet"/>
+      <w:lvlText w:val=""/>
+      <w:lvlJc w:val="left"/>
+      <w:pPr>
+        <w:ind w:left="4320" w:hanging="360"/>
+      </w:pPr>
+      <w:rPr>
+        <w:rFonts w:ascii="Wingdings" w:hAnsi="Wingdings" w:hint="default"/>
+      </w:rPr>
+    </w:lvl>
+    <w:lvl w:ilvl="6" w:tplc="54C0B3E6">
+      <w:start w:val="1"/>
+      <w:numFmt w:val="bullet"/>
+      <w:lvlText w:val=""/>
+      <w:lvlJc w:val="left"/>
+      <w:pPr>
+        <w:ind w:left="5040" w:hanging="360"/>
+      </w:pPr>
+      <w:rPr>
+        <w:rFonts w:ascii="Symbol" w:hAnsi="Symbol" w:hint="default"/>
+      </w:rPr>
+    </w:lvl>
+    <w:lvl w:ilvl="7" w:tplc="F1EA230C">
+      <w:start w:val="1"/>
+      <w:numFmt w:val="bullet"/>
+      <w:lvlText w:val="o"/>
+      <w:lvlJc w:val="left"/>
+      <w:pPr>
+        <w:ind w:left="5760" w:hanging="360"/>
+      </w:pPr>
+      <w:rPr>
+        <w:rFonts w:ascii="Courier New" w:hAnsi="Courier New" w:hint="default"/>
+      </w:rPr>
+    </w:lvl>
+    <w:lvl w:ilvl="8" w:tplc="F76CB128">
+      <w:start w:val="1"/>
+      <w:numFmt w:val="bullet"/>
+      <w:lvlText w:val=""/>
+      <w:lvlJc w:val="left"/>
+      <w:pPr>
+        <w:ind w:left="6480" w:hanging="360"/>
+      </w:pPr>
+      <w:rPr>
+        <w:rFonts w:ascii="Wingdings" w:hAnsi="Wingdings" w:hint="default"/>
+      </w:rPr>
+    </w:lvl>
+  </w:abstractNum>
+  <w:abstractNum w:abstractNumId="9" w15:restartNumberingAfterBreak="0">
+    <w:nsid w:val="20E241E5"/>
+    <w:multiLevelType w:val="hybridMultilevel"/>
+    <w:tmpl w:val="3FEE16C0"/>
+    <w:lvl w:ilvl="0" w:tplc="04090001">
+      <w:start w:val="1"/>
+      <w:numFmt w:val="bullet"/>
+      <w:lvlText w:val=""/>
+      <w:lvlJc w:val="left"/>
+      <w:pPr>
+        <w:ind w:left="720" w:hanging="360"/>
+      </w:pPr>
+      <w:rPr>
+        <w:rFonts w:ascii="Symbol" w:hAnsi="Symbol" w:hint="default"/>
+      </w:rPr>
+    </w:lvl>
+    <w:lvl w:ilvl="1" w:tplc="04090003" w:tentative="1">
+      <w:start w:val="1"/>
+      <w:numFmt w:val="bullet"/>
+      <w:lvlText w:val="o"/>
+      <w:lvlJc w:val="left"/>
+      <w:pPr>
+        <w:ind w:left="1440" w:hanging="360"/>
+      </w:pPr>
+      <w:rPr>
+        <w:rFonts w:ascii="Courier New" w:hAnsi="Courier New" w:cs="Courier New" w:hint="default"/>
+      </w:rPr>
+    </w:lvl>
+    <w:lvl w:ilvl="2" w:tplc="04090005" w:tentative="1">
+      <w:start w:val="1"/>
+      <w:numFmt w:val="bullet"/>
+      <w:lvlText w:val=""/>
+      <w:lvlJc w:val="left"/>
+      <w:pPr>
+        <w:ind w:left="2160" w:hanging="360"/>
+      </w:pPr>
+      <w:rPr>
+        <w:rFonts w:ascii="Wingdings" w:hAnsi="Wingdings" w:hint="default"/>
+      </w:rPr>
+    </w:lvl>
+    <w:lvl w:ilvl="3" w:tplc="04090001" w:tentative="1">
+      <w:start w:val="1"/>
+      <w:numFmt w:val="bullet"/>
+      <w:lvlText w:val=""/>
+      <w:lvlJc w:val="left"/>
+      <w:pPr>
+        <w:ind w:left="2880" w:hanging="360"/>
+      </w:pPr>
+      <w:rPr>
+        <w:rFonts w:ascii="Symbol" w:hAnsi="Symbol" w:hint="default"/>
+      </w:rPr>
+    </w:lvl>
+    <w:lvl w:ilvl="4" w:tplc="04090003" w:tentative="1">
+      <w:start w:val="1"/>
+      <w:numFmt w:val="bullet"/>
+      <w:lvlText w:val="o"/>
+      <w:lvlJc w:val="left"/>
+      <w:pPr>
+        <w:ind w:left="3600" w:hanging="360"/>
+      </w:pPr>
+      <w:rPr>
+        <w:rFonts w:ascii="Courier New" w:hAnsi="Courier New" w:cs="Courier New" w:hint="default"/>
+      </w:rPr>
+    </w:lvl>
+    <w:lvl w:ilvl="5" w:tplc="04090005" w:tentative="1">
+      <w:start w:val="1"/>
+      <w:numFmt w:val="bullet"/>
+      <w:lvlText w:val=""/>
+      <w:lvlJc w:val="left"/>
+      <w:pPr>
+        <w:ind w:left="4320" w:hanging="360"/>
+      </w:pPr>
+      <w:rPr>
+        <w:rFonts w:ascii="Wingdings" w:hAnsi="Wingdings" w:hint="default"/>
+      </w:rPr>
+    </w:lvl>
+    <w:lvl w:ilvl="6" w:tplc="04090001" w:tentative="1">
+      <w:start w:val="1"/>
+      <w:numFmt w:val="bullet"/>
+      <w:lvlText w:val=""/>
+      <w:lvlJc w:val="left"/>
+      <w:pPr>
+        <w:ind w:left="5040" w:hanging="360"/>
+      </w:pPr>
+      <w:rPr>
+        <w:rFonts w:ascii="Symbol" w:hAnsi="Symbol" w:hint="default"/>
+      </w:rPr>
+    </w:lvl>
+    <w:lvl w:ilvl="7" w:tplc="04090003" w:tentative="1">
+      <w:start w:val="1"/>
+      <w:numFmt w:val="bullet"/>
+      <w:lvlText w:val="o"/>
+      <w:lvlJc w:val="left"/>
+      <w:pPr>
+        <w:ind w:left="5760" w:hanging="360"/>
+      </w:pPr>
+      <w:rPr>
+        <w:rFonts w:ascii="Courier New" w:hAnsi="Courier New" w:cs="Courier New" w:hint="default"/>
+      </w:rPr>
+    </w:lvl>
+    <w:lvl w:ilvl="8" w:tplc="04090005" w:tentative="1">
+      <w:start w:val="1"/>
+      <w:numFmt w:val="bullet"/>
+      <w:lvlText w:val=""/>
+      <w:lvlJc w:val="left"/>
+      <w:pPr>
+        <w:ind w:left="6480" w:hanging="360"/>
+      </w:pPr>
+      <w:rPr>
+        <w:rFonts w:ascii="Wingdings" w:hAnsi="Wingdings" w:hint="default"/>
+      </w:rPr>
+    </w:lvl>
+  </w:abstractNum>
+  <w:abstractNum w:abstractNumId="10" w15:restartNumberingAfterBreak="0">
+    <w:nsid w:val="283E69F8"/>
+    <w:multiLevelType w:val="hybridMultilevel"/>
+    <w:tmpl w:val="2800F710"/>
+    <w:lvl w:ilvl="0" w:tplc="C100CF56">
+      <w:start w:val="1"/>
+      <w:numFmt w:val="decimal"/>
+      <w:lvlText w:val="%1."/>
+      <w:lvlJc w:val="left"/>
+      <w:pPr>
+        <w:ind w:left="720" w:hanging="360"/>
+      </w:pPr>
+    </w:lvl>
+    <w:lvl w:ilvl="1" w:tplc="AE625F34">
+      <w:start w:val="1"/>
+      <w:numFmt w:val="lowerLetter"/>
+      <w:lvlText w:val="%2."/>
+      <w:lvlJc w:val="left"/>
+      <w:pPr>
+        <w:ind w:left="1440" w:hanging="360"/>
+      </w:pPr>
+    </w:lvl>
+    <w:lvl w:ilvl="2" w:tplc="A6D4A772">
+      <w:start w:val="1"/>
+      <w:numFmt w:val="lowerRoman"/>
+      <w:lvlText w:val="%3."/>
+      <w:lvlJc w:val="right"/>
+      <w:pPr>
+        <w:ind w:left="2160" w:hanging="180"/>
+      </w:pPr>
+    </w:lvl>
+    <w:lvl w:ilvl="3" w:tplc="3BC45B92">
+      <w:start w:val="1"/>
+      <w:numFmt w:val="decimal"/>
+      <w:lvlText w:val="%4."/>
+      <w:lvlJc w:val="left"/>
+      <w:pPr>
+        <w:ind w:left="2880" w:hanging="360"/>
+      </w:pPr>
+    </w:lvl>
+    <w:lvl w:ilvl="4" w:tplc="63AEA8B4">
+      <w:start w:val="1"/>
+      <w:numFmt w:val="lowerLetter"/>
+      <w:lvlText w:val="%5."/>
+      <w:lvlJc w:val="left"/>
+      <w:pPr>
+        <w:ind w:left="3600" w:hanging="360"/>
+      </w:pPr>
+    </w:lvl>
+    <w:lvl w:ilvl="5" w:tplc="6F103124">
+      <w:start w:val="1"/>
+      <w:numFmt w:val="lowerRoman"/>
+      <w:lvlText w:val="%6."/>
+      <w:lvlJc w:val="right"/>
+      <w:pPr>
+        <w:ind w:left="4320" w:hanging="180"/>
+      </w:pPr>
+    </w:lvl>
+    <w:lvl w:ilvl="6" w:tplc="B4607A84">
+      <w:start w:val="1"/>
+      <w:numFmt w:val="decimal"/>
+      <w:lvlText w:val="%7."/>
+      <w:lvlJc w:val="left"/>
+      <w:pPr>
+        <w:ind w:left="5040" w:hanging="360"/>
+      </w:pPr>
+    </w:lvl>
+    <w:lvl w:ilvl="7" w:tplc="8C005E7A">
+      <w:start w:val="1"/>
+      <w:numFmt w:val="lowerLetter"/>
+      <w:lvlText w:val="%8."/>
+      <w:lvlJc w:val="left"/>
+      <w:pPr>
+        <w:ind w:left="5760" w:hanging="360"/>
+      </w:pPr>
+    </w:lvl>
+    <w:lvl w:ilvl="8" w:tplc="DAB4D946">
+      <w:start w:val="1"/>
+      <w:numFmt w:val="lowerRoman"/>
+      <w:lvlText w:val="%9."/>
+      <w:lvlJc w:val="right"/>
+      <w:pPr>
+        <w:ind w:left="6480" w:hanging="180"/>
+      </w:pPr>
+    </w:lvl>
+  </w:abstractNum>
+  <w:abstractNum w:abstractNumId="11" w15:restartNumberingAfterBreak="0">
     <w:nsid w:val="29427A4B"/>
     <w:multiLevelType w:val="multilevel"/>
     <w:tmpl w:val="E9FAD5D8"/>
@@ -2976,7 +4458,7 @@
       </w:rPr>
     </w:lvl>
   </w:abstractNum>
-  <w:abstractNum w:abstractNumId="7" w15:restartNumberingAfterBreak="0">
+  <w:abstractNum w:abstractNumId="12" w15:restartNumberingAfterBreak="0">
     <w:nsid w:val="2C920C9C"/>
     <w:multiLevelType w:val="hybridMultilevel"/>
     <w:tmpl w:val="E0F48DFA"/>
@@ -3089,7 +4571,7 @@
       </w:rPr>
     </w:lvl>
   </w:abstractNum>
-  <w:abstractNum w:abstractNumId="8" w15:restartNumberingAfterBreak="0">
+  <w:abstractNum w:abstractNumId="13" w15:restartNumberingAfterBreak="0">
     <w:nsid w:val="2D166C61"/>
     <w:multiLevelType w:val="multilevel"/>
     <w:tmpl w:val="1B4C743C"/>
@@ -3238,7 +4720,7 @@
       </w:rPr>
     </w:lvl>
   </w:abstractNum>
-  <w:abstractNum w:abstractNumId="9" w15:restartNumberingAfterBreak="0">
+  <w:abstractNum w:abstractNumId="14" w15:restartNumberingAfterBreak="0">
     <w:nsid w:val="2D234818"/>
     <w:multiLevelType w:val="hybridMultilevel"/>
     <w:tmpl w:val="0BE6E88A"/>
@@ -3351,7 +4833,120 @@
       </w:rPr>
     </w:lvl>
   </w:abstractNum>
-  <w:abstractNum w:abstractNumId="10" w15:restartNumberingAfterBreak="0">
+  <w:abstractNum w:abstractNumId="15" w15:restartNumberingAfterBreak="0">
+    <w:nsid w:val="2F1DC294"/>
+    <w:multiLevelType w:val="hybridMultilevel"/>
+    <w:tmpl w:val="CD1E9678"/>
+    <w:lvl w:ilvl="0" w:tplc="21FE75CC">
+      <w:start w:val="1"/>
+      <w:numFmt w:val="bullet"/>
+      <w:lvlText w:val=""/>
+      <w:lvlJc w:val="left"/>
+      <w:pPr>
+        <w:ind w:left="720" w:hanging="360"/>
+      </w:pPr>
+      <w:rPr>
+        <w:rFonts w:ascii="Symbol" w:hAnsi="Symbol" w:hint="default"/>
+      </w:rPr>
+    </w:lvl>
+    <w:lvl w:ilvl="1" w:tplc="8F90FD32">
+      <w:start w:val="1"/>
+      <w:numFmt w:val="bullet"/>
+      <w:lvlText w:val="o"/>
+      <w:lvlJc w:val="left"/>
+      <w:pPr>
+        <w:ind w:left="1440" w:hanging="360"/>
+      </w:pPr>
+      <w:rPr>
+        <w:rFonts w:ascii="Courier New" w:hAnsi="Courier New" w:hint="default"/>
+      </w:rPr>
+    </w:lvl>
+    <w:lvl w:ilvl="2" w:tplc="F0E41D62">
+      <w:start w:val="1"/>
+      <w:numFmt w:val="bullet"/>
+      <w:lvlText w:val=""/>
+      <w:lvlJc w:val="left"/>
+      <w:pPr>
+        <w:ind w:left="2160" w:hanging="360"/>
+      </w:pPr>
+      <w:rPr>
+        <w:rFonts w:ascii="Wingdings" w:hAnsi="Wingdings" w:hint="default"/>
+      </w:rPr>
+    </w:lvl>
+    <w:lvl w:ilvl="3" w:tplc="A08A67D4">
+      <w:start w:val="1"/>
+      <w:numFmt w:val="bullet"/>
+      <w:lvlText w:val=""/>
+      <w:lvlJc w:val="left"/>
+      <w:pPr>
+        <w:ind w:left="2880" w:hanging="360"/>
+      </w:pPr>
+      <w:rPr>
+        <w:rFonts w:ascii="Symbol" w:hAnsi="Symbol" w:hint="default"/>
+      </w:rPr>
+    </w:lvl>
+    <w:lvl w:ilvl="4" w:tplc="8C587322">
+      <w:start w:val="1"/>
+      <w:numFmt w:val="bullet"/>
+      <w:lvlText w:val="o"/>
+      <w:lvlJc w:val="left"/>
+      <w:pPr>
+        <w:ind w:left="3600" w:hanging="360"/>
+      </w:pPr>
+      <w:rPr>
+        <w:rFonts w:ascii="Courier New" w:hAnsi="Courier New" w:hint="default"/>
+      </w:rPr>
+    </w:lvl>
+    <w:lvl w:ilvl="5" w:tplc="72965F08">
+      <w:start w:val="1"/>
+      <w:numFmt w:val="bullet"/>
+      <w:lvlText w:val=""/>
+      <w:lvlJc w:val="left"/>
+      <w:pPr>
+        <w:ind w:left="4320" w:hanging="360"/>
+      </w:pPr>
+      <w:rPr>
+        <w:rFonts w:ascii="Wingdings" w:hAnsi="Wingdings" w:hint="default"/>
+      </w:rPr>
+    </w:lvl>
+    <w:lvl w:ilvl="6" w:tplc="4A9A8392">
+      <w:start w:val="1"/>
+      <w:numFmt w:val="bullet"/>
+      <w:lvlText w:val=""/>
+      <w:lvlJc w:val="left"/>
+      <w:pPr>
+        <w:ind w:left="5040" w:hanging="360"/>
+      </w:pPr>
+      <w:rPr>
+        <w:rFonts w:ascii="Symbol" w:hAnsi="Symbol" w:hint="default"/>
+      </w:rPr>
+    </w:lvl>
+    <w:lvl w:ilvl="7" w:tplc="EAF2CC22">
+      <w:start w:val="1"/>
+      <w:numFmt w:val="bullet"/>
+      <w:lvlText w:val="o"/>
+      <w:lvlJc w:val="left"/>
+      <w:pPr>
+        <w:ind w:left="5760" w:hanging="360"/>
+      </w:pPr>
+      <w:rPr>
+        <w:rFonts w:ascii="Courier New" w:hAnsi="Courier New" w:hint="default"/>
+      </w:rPr>
+    </w:lvl>
+    <w:lvl w:ilvl="8" w:tplc="E82EDBD4">
+      <w:start w:val="1"/>
+      <w:numFmt w:val="bullet"/>
+      <w:lvlText w:val=""/>
+      <w:lvlJc w:val="left"/>
+      <w:pPr>
+        <w:ind w:left="6480" w:hanging="360"/>
+      </w:pPr>
+      <w:rPr>
+        <w:rFonts w:ascii="Wingdings" w:hAnsi="Wingdings" w:hint="default"/>
+      </w:rPr>
+    </w:lvl>
+  </w:abstractNum>
+  <w:abstractNum w:abstractNumId="16" w15:restartNumberingAfterBreak="0">
     <w:nsid w:val="2F237DB8"/>
     <w:multiLevelType w:val="hybridMultilevel"/>
     <w:tmpl w:val="AD68FED0"/>
@@ -3464,7 +5059,7 @@
       </w:rPr>
     </w:lvl>
   </w:abstractNum>
-  <w:abstractNum w:abstractNumId="11" w15:restartNumberingAfterBreak="0">
+  <w:abstractNum w:abstractNumId="17" w15:restartNumberingAfterBreak="0">
     <w:nsid w:val="30CE161C"/>
     <w:multiLevelType w:val="multilevel"/>
     <w:tmpl w:val="D3D07154"/>
@@ -3581,7 +5176,7 @@
       </w:pPr>
     </w:lvl>
   </w:abstractNum>
-  <w:abstractNum w:abstractNumId="12" w15:restartNumberingAfterBreak="0">
+  <w:abstractNum w:abstractNumId="18" w15:restartNumberingAfterBreak="0">
     <w:nsid w:val="364F8E11"/>
     <w:multiLevelType w:val="hybridMultilevel"/>
     <w:tmpl w:val="FFFFFFFF"/>
@@ -3694,7 +5289,7 @@
       </w:rPr>
     </w:lvl>
   </w:abstractNum>
-  <w:abstractNum w:abstractNumId="13" w15:restartNumberingAfterBreak="0">
+  <w:abstractNum w:abstractNumId="19" w15:restartNumberingAfterBreak="0">
     <w:nsid w:val="370041C0"/>
     <w:multiLevelType w:val="multilevel"/>
     <w:tmpl w:val="26E21FEE"/>
@@ -3843,7 +5438,120 @@
       </w:rPr>
     </w:lvl>
   </w:abstractNum>
-  <w:abstractNum w:abstractNumId="14" w15:restartNumberingAfterBreak="0">
+  <w:abstractNum w:abstractNumId="20" w15:restartNumberingAfterBreak="0">
+    <w:nsid w:val="3ACD2863"/>
+    <w:multiLevelType w:val="hybridMultilevel"/>
+    <w:tmpl w:val="50425B44"/>
+    <w:lvl w:ilvl="0" w:tplc="CB782F8C">
+      <w:start w:val="1"/>
+      <w:numFmt w:val="bullet"/>
+      <w:lvlText w:val=""/>
+      <w:lvlJc w:val="left"/>
+      <w:pPr>
+        <w:ind w:left="1080" w:hanging="360"/>
+      </w:pPr>
+      <w:rPr>
+        <w:rFonts w:ascii="Symbol" w:hAnsi="Symbol" w:hint="default"/>
+      </w:rPr>
+    </w:lvl>
+    <w:lvl w:ilvl="1" w:tplc="59D84890">
+      <w:start w:val="1"/>
+      <w:numFmt w:val="bullet"/>
+      <w:lvlText w:val="o"/>
+      <w:lvlJc w:val="left"/>
+      <w:pPr>
+        <w:ind w:left="1800" w:hanging="360"/>
+      </w:pPr>
+      <w:rPr>
+        <w:rFonts w:ascii="Courier New" w:hAnsi="Courier New" w:hint="default"/>
+      </w:rPr>
+    </w:lvl>
+    <w:lvl w:ilvl="2" w:tplc="0C5A1A7C">
+      <w:start w:val="1"/>
+      <w:numFmt w:val="bullet"/>
+      <w:lvlText w:val=""/>
+      <w:lvlJc w:val="left"/>
+      <w:pPr>
+        <w:ind w:left="2520" w:hanging="360"/>
+      </w:pPr>
+      <w:rPr>
+        <w:rFonts w:ascii="Wingdings" w:hAnsi="Wingdings" w:hint="default"/>
+      </w:rPr>
+    </w:lvl>
+    <w:lvl w:ilvl="3" w:tplc="4A3AEDF6">
+      <w:start w:val="1"/>
+      <w:numFmt w:val="bullet"/>
+      <w:lvlText w:val=""/>
+      <w:lvlJc w:val="left"/>
+      <w:pPr>
+        <w:ind w:left="3240" w:hanging="360"/>
+      </w:pPr>
+      <w:rPr>
+        <w:rFonts w:ascii="Symbol" w:hAnsi="Symbol" w:hint="default"/>
+      </w:rPr>
+    </w:lvl>
+    <w:lvl w:ilvl="4" w:tplc="9394F776">
+      <w:start w:val="1"/>
+      <w:numFmt w:val="bullet"/>
+      <w:lvlText w:val="o"/>
+      <w:lvlJc w:val="left"/>
+      <w:pPr>
+        <w:ind w:left="3960" w:hanging="360"/>
+      </w:pPr>
+      <w:rPr>
+        <w:rFonts w:ascii="Courier New" w:hAnsi="Courier New" w:hint="default"/>
+      </w:rPr>
+    </w:lvl>
+    <w:lvl w:ilvl="5" w:tplc="16CE3618">
+      <w:start w:val="1"/>
+      <w:numFmt w:val="bullet"/>
+      <w:lvlText w:val=""/>
+      <w:lvlJc w:val="left"/>
+      <w:pPr>
+        <w:ind w:left="4680" w:hanging="360"/>
+      </w:pPr>
+      <w:rPr>
+        <w:rFonts w:ascii="Wingdings" w:hAnsi="Wingdings" w:hint="default"/>
+      </w:rPr>
+    </w:lvl>
+    <w:lvl w:ilvl="6" w:tplc="ACB4074E">
+      <w:start w:val="1"/>
+      <w:numFmt w:val="bullet"/>
+      <w:lvlText w:val=""/>
+      <w:lvlJc w:val="left"/>
+      <w:pPr>
+        <w:ind w:left="5400" w:hanging="360"/>
+      </w:pPr>
+      <w:rPr>
+        <w:rFonts w:ascii="Symbol" w:hAnsi="Symbol" w:hint="default"/>
+      </w:rPr>
+    </w:lvl>
+    <w:lvl w:ilvl="7" w:tplc="A7CE1F48">
+      <w:start w:val="1"/>
+      <w:numFmt w:val="bullet"/>
+      <w:lvlText w:val="o"/>
+      <w:lvlJc w:val="left"/>
+      <w:pPr>
+        <w:ind w:left="6120" w:hanging="360"/>
+      </w:pPr>
+      <w:rPr>
+        <w:rFonts w:ascii="Courier New" w:hAnsi="Courier New" w:hint="default"/>
+      </w:rPr>
+    </w:lvl>
+    <w:lvl w:ilvl="8" w:tplc="747AEBF8">
+      <w:start w:val="1"/>
+      <w:numFmt w:val="bullet"/>
+      <w:lvlText w:val=""/>
+      <w:lvlJc w:val="left"/>
+      <w:pPr>
+        <w:ind w:left="6840" w:hanging="360"/>
+      </w:pPr>
+      <w:rPr>
+        <w:rFonts w:ascii="Wingdings" w:hAnsi="Wingdings" w:hint="default"/>
+      </w:rPr>
+    </w:lvl>
+  </w:abstractNum>
+  <w:abstractNum w:abstractNumId="21" w15:restartNumberingAfterBreak="0">
     <w:nsid w:val="3E186F38"/>
     <w:multiLevelType w:val="multilevel"/>
     <w:tmpl w:val="0382104C"/>
@@ -3992,7 +5700,7 @@
       </w:rPr>
     </w:lvl>
   </w:abstractNum>
-  <w:abstractNum w:abstractNumId="15" w15:restartNumberingAfterBreak="0">
+  <w:abstractNum w:abstractNumId="22" w15:restartNumberingAfterBreak="0">
     <w:nsid w:val="3F6E17D1"/>
     <w:multiLevelType w:val="hybridMultilevel"/>
     <w:tmpl w:val="E31AF5E4"/>
@@ -4081,7 +5789,7 @@
       </w:pPr>
     </w:lvl>
   </w:abstractNum>
-  <w:abstractNum w:abstractNumId="16" w15:restartNumberingAfterBreak="0">
+  <w:abstractNum w:abstractNumId="23" w15:restartNumberingAfterBreak="0">
     <w:nsid w:val="3FA01958"/>
     <w:multiLevelType w:val="hybridMultilevel"/>
     <w:tmpl w:val="0DDC11E8"/>
@@ -4194,7 +5902,7 @@
       </w:rPr>
     </w:lvl>
   </w:abstractNum>
-  <w:abstractNum w:abstractNumId="17" w15:restartNumberingAfterBreak="0">
+  <w:abstractNum w:abstractNumId="24" w15:restartNumberingAfterBreak="0">
     <w:nsid w:val="403A320D"/>
     <w:multiLevelType w:val="hybridMultilevel"/>
     <w:tmpl w:val="92FC3F30"/>
@@ -4280,7 +5988,233 @@
       </w:pPr>
     </w:lvl>
   </w:abstractNum>
-  <w:abstractNum w:abstractNumId="18" w15:restartNumberingAfterBreak="0">
+  <w:abstractNum w:abstractNumId="25" w15:restartNumberingAfterBreak="0">
+    <w:nsid w:val="4770DDAC"/>
+    <w:multiLevelType w:val="hybridMultilevel"/>
+    <w:tmpl w:val="9C563832"/>
+    <w:lvl w:ilvl="0" w:tplc="5A5E1AEC">
+      <w:start w:val="1"/>
+      <w:numFmt w:val="bullet"/>
+      <w:lvlText w:val="o"/>
+      <w:lvlJc w:val="left"/>
+      <w:pPr>
+        <w:ind w:left="1440" w:hanging="360"/>
+      </w:pPr>
+      <w:rPr>
+        <w:rFonts w:ascii="Courier New" w:hAnsi="Courier New" w:hint="default"/>
+      </w:rPr>
+    </w:lvl>
+    <w:lvl w:ilvl="1" w:tplc="3AF8C9A0">
+      <w:start w:val="1"/>
+      <w:numFmt w:val="bullet"/>
+      <w:lvlText w:val="o"/>
+      <w:lvlJc w:val="left"/>
+      <w:pPr>
+        <w:ind w:left="2160" w:hanging="360"/>
+      </w:pPr>
+      <w:rPr>
+        <w:rFonts w:ascii="Courier New" w:hAnsi="Courier New" w:hint="default"/>
+      </w:rPr>
+    </w:lvl>
+    <w:lvl w:ilvl="2" w:tplc="A0C424EE">
+      <w:start w:val="1"/>
+      <w:numFmt w:val="bullet"/>
+      <w:lvlText w:val=""/>
+      <w:lvlJc w:val="left"/>
+      <w:pPr>
+        <w:ind w:left="2880" w:hanging="360"/>
+      </w:pPr>
+      <w:rPr>
+        <w:rFonts w:ascii="Wingdings" w:hAnsi="Wingdings" w:hint="default"/>
+      </w:rPr>
+    </w:lvl>
+    <w:lvl w:ilvl="3" w:tplc="301C1B92">
+      <w:start w:val="1"/>
+      <w:numFmt w:val="bullet"/>
+      <w:lvlText w:val=""/>
+      <w:lvlJc w:val="left"/>
+      <w:pPr>
+        <w:ind w:left="3600" w:hanging="360"/>
+      </w:pPr>
+      <w:rPr>
+        <w:rFonts w:ascii="Symbol" w:hAnsi="Symbol" w:hint="default"/>
+      </w:rPr>
+    </w:lvl>
+    <w:lvl w:ilvl="4" w:tplc="FE1E7F50">
+      <w:start w:val="1"/>
+      <w:numFmt w:val="bullet"/>
+      <w:lvlText w:val="o"/>
+      <w:lvlJc w:val="left"/>
+      <w:pPr>
+        <w:ind w:left="4320" w:hanging="360"/>
+      </w:pPr>
+      <w:rPr>
+        <w:rFonts w:ascii="Courier New" w:hAnsi="Courier New" w:hint="default"/>
+      </w:rPr>
+    </w:lvl>
+    <w:lvl w:ilvl="5" w:tplc="A73A020A">
+      <w:start w:val="1"/>
+      <w:numFmt w:val="bullet"/>
+      <w:lvlText w:val=""/>
+      <w:lvlJc w:val="left"/>
+      <w:pPr>
+        <w:ind w:left="5040" w:hanging="360"/>
+      </w:pPr>
+      <w:rPr>
+        <w:rFonts w:ascii="Wingdings" w:hAnsi="Wingdings" w:hint="default"/>
+      </w:rPr>
+    </w:lvl>
+    <w:lvl w:ilvl="6" w:tplc="7CB00EF0">
+      <w:start w:val="1"/>
+      <w:numFmt w:val="bullet"/>
+      <w:lvlText w:val=""/>
+      <w:lvlJc w:val="left"/>
+      <w:pPr>
+        <w:ind w:left="5760" w:hanging="360"/>
+      </w:pPr>
+      <w:rPr>
+        <w:rFonts w:ascii="Symbol" w:hAnsi="Symbol" w:hint="default"/>
+      </w:rPr>
+    </w:lvl>
+    <w:lvl w:ilvl="7" w:tplc="539E587C">
+      <w:start w:val="1"/>
+      <w:numFmt w:val="bullet"/>
+      <w:lvlText w:val="o"/>
+      <w:lvlJc w:val="left"/>
+      <w:pPr>
+        <w:ind w:left="6480" w:hanging="360"/>
+      </w:pPr>
+      <w:rPr>
+        <w:rFonts w:ascii="Courier New" w:hAnsi="Courier New" w:hint="default"/>
+      </w:rPr>
+    </w:lvl>
+    <w:lvl w:ilvl="8" w:tplc="087266D0">
+      <w:start w:val="1"/>
+      <w:numFmt w:val="bullet"/>
+      <w:lvlText w:val=""/>
+      <w:lvlJc w:val="left"/>
+      <w:pPr>
+        <w:ind w:left="7200" w:hanging="360"/>
+      </w:pPr>
+      <w:rPr>
+        <w:rFonts w:ascii="Wingdings" w:hAnsi="Wingdings" w:hint="default"/>
+      </w:rPr>
+    </w:lvl>
+  </w:abstractNum>
+  <w:abstractNum w:abstractNumId="26" w15:restartNumberingAfterBreak="0">
+    <w:nsid w:val="489F08A5"/>
+    <w:multiLevelType w:val="hybridMultilevel"/>
+    <w:tmpl w:val="BDD883F2"/>
+    <w:lvl w:ilvl="0" w:tplc="47144D88">
+      <w:start w:val="1"/>
+      <w:numFmt w:val="bullet"/>
+      <w:lvlText w:val=""/>
+      <w:lvlJc w:val="left"/>
+      <w:pPr>
+        <w:ind w:left="720" w:hanging="360"/>
+      </w:pPr>
+      <w:rPr>
+        <w:rFonts w:ascii="Symbol" w:hAnsi="Symbol" w:hint="default"/>
+      </w:rPr>
+    </w:lvl>
+    <w:lvl w:ilvl="1" w:tplc="B60C7F66">
+      <w:start w:val="1"/>
+      <w:numFmt w:val="bullet"/>
+      <w:lvlText w:val="o"/>
+      <w:lvlJc w:val="left"/>
+      <w:pPr>
+        <w:ind w:left="1440" w:hanging="360"/>
+      </w:pPr>
+      <w:rPr>
+        <w:rFonts w:ascii="Courier New" w:hAnsi="Courier New" w:hint="default"/>
+      </w:rPr>
+    </w:lvl>
+    <w:lvl w:ilvl="2" w:tplc="076403A8">
+      <w:start w:val="1"/>
+      <w:numFmt w:val="bullet"/>
+      <w:lvlText w:val=""/>
+      <w:lvlJc w:val="left"/>
+      <w:pPr>
+        <w:ind w:left="2160" w:hanging="360"/>
+      </w:pPr>
+      <w:rPr>
+        <w:rFonts w:ascii="Wingdings" w:hAnsi="Wingdings" w:hint="default"/>
+      </w:rPr>
+    </w:lvl>
+    <w:lvl w:ilvl="3" w:tplc="A710A734">
+      <w:start w:val="1"/>
+      <w:numFmt w:val="bullet"/>
+      <w:lvlText w:val=""/>
+      <w:lvlJc w:val="left"/>
+      <w:pPr>
+        <w:ind w:left="2880" w:hanging="360"/>
+      </w:pPr>
+      <w:rPr>
+        <w:rFonts w:ascii="Symbol" w:hAnsi="Symbol" w:hint="default"/>
+      </w:rPr>
+    </w:lvl>
+    <w:lvl w:ilvl="4" w:tplc="F886D312">
+      <w:start w:val="1"/>
+      <w:numFmt w:val="bullet"/>
+      <w:lvlText w:val="o"/>
+      <w:lvlJc w:val="left"/>
+      <w:pPr>
+        <w:ind w:left="3600" w:hanging="360"/>
+      </w:pPr>
+      <w:rPr>
+        <w:rFonts w:ascii="Courier New" w:hAnsi="Courier New" w:hint="default"/>
+      </w:rPr>
+    </w:lvl>
+    <w:lvl w:ilvl="5" w:tplc="F8186F94">
+      <w:start w:val="1"/>
+      <w:numFmt w:val="bullet"/>
+      <w:lvlText w:val=""/>
+      <w:lvlJc w:val="left"/>
+      <w:pPr>
+        <w:ind w:left="4320" w:hanging="360"/>
+      </w:pPr>
+      <w:rPr>
+        <w:rFonts w:ascii="Wingdings" w:hAnsi="Wingdings" w:hint="default"/>
+      </w:rPr>
+    </w:lvl>
+    <w:lvl w:ilvl="6" w:tplc="EECA4C26">
+      <w:start w:val="1"/>
+      <w:numFmt w:val="bullet"/>
+      <w:lvlText w:val=""/>
+      <w:lvlJc w:val="left"/>
+      <w:pPr>
+        <w:ind w:left="5040" w:hanging="360"/>
+      </w:pPr>
+      <w:rPr>
+        <w:rFonts w:ascii="Symbol" w:hAnsi="Symbol" w:hint="default"/>
+      </w:rPr>
+    </w:lvl>
+    <w:lvl w:ilvl="7" w:tplc="A28081B0">
+      <w:start w:val="1"/>
+      <w:numFmt w:val="bullet"/>
+      <w:lvlText w:val="o"/>
+      <w:lvlJc w:val="left"/>
+      <w:pPr>
+        <w:ind w:left="5760" w:hanging="360"/>
+      </w:pPr>
+      <w:rPr>
+        <w:rFonts w:ascii="Courier New" w:hAnsi="Courier New" w:hint="default"/>
+      </w:rPr>
+    </w:lvl>
+    <w:lvl w:ilvl="8" w:tplc="C7E2BBD4">
+      <w:start w:val="1"/>
+      <w:numFmt w:val="bullet"/>
+      <w:lvlText w:val=""/>
+      <w:lvlJc w:val="left"/>
+      <w:pPr>
+        <w:ind w:left="6480" w:hanging="360"/>
+      </w:pPr>
+      <w:rPr>
+        <w:rFonts w:ascii="Wingdings" w:hAnsi="Wingdings" w:hint="default"/>
+      </w:rPr>
+    </w:lvl>
+  </w:abstractNum>
+  <w:abstractNum w:abstractNumId="27" w15:restartNumberingAfterBreak="0">
     <w:nsid w:val="4A9A3B8D"/>
     <w:multiLevelType w:val="hybridMultilevel"/>
     <w:tmpl w:val="B6207D4C"/>
@@ -4393,7 +6327,7 @@
       </w:rPr>
     </w:lvl>
   </w:abstractNum>
-  <w:abstractNum w:abstractNumId="19" w15:restartNumberingAfterBreak="0">
+  <w:abstractNum w:abstractNumId="28" w15:restartNumberingAfterBreak="0">
     <w:nsid w:val="4C830FA6"/>
     <w:multiLevelType w:val="hybridMultilevel"/>
     <w:tmpl w:val="068EEB64"/>
@@ -4479,7 +6413,233 @@
       </w:pPr>
     </w:lvl>
   </w:abstractNum>
-  <w:abstractNum w:abstractNumId="20" w15:restartNumberingAfterBreak="0">
+  <w:abstractNum w:abstractNumId="29" w15:restartNumberingAfterBreak="0">
+    <w:nsid w:val="4E800557"/>
+    <w:multiLevelType w:val="hybridMultilevel"/>
+    <w:tmpl w:val="18B665E4"/>
+    <w:lvl w:ilvl="0" w:tplc="79EA7736">
+      <w:start w:val="1"/>
+      <w:numFmt w:val="bullet"/>
+      <w:lvlText w:val=""/>
+      <w:lvlJc w:val="left"/>
+      <w:pPr>
+        <w:ind w:left="720" w:hanging="360"/>
+      </w:pPr>
+      <w:rPr>
+        <w:rFonts w:ascii="Symbol" w:hAnsi="Symbol" w:hint="default"/>
+      </w:rPr>
+    </w:lvl>
+    <w:lvl w:ilvl="1" w:tplc="C4FC8BD0">
+      <w:start w:val="1"/>
+      <w:numFmt w:val="bullet"/>
+      <w:lvlText w:val="o"/>
+      <w:lvlJc w:val="left"/>
+      <w:pPr>
+        <w:ind w:left="1440" w:hanging="360"/>
+      </w:pPr>
+      <w:rPr>
+        <w:rFonts w:ascii="Courier New" w:hAnsi="Courier New" w:hint="default"/>
+      </w:rPr>
+    </w:lvl>
+    <w:lvl w:ilvl="2" w:tplc="4D588EBE">
+      <w:start w:val="1"/>
+      <w:numFmt w:val="bullet"/>
+      <w:lvlText w:val=""/>
+      <w:lvlJc w:val="left"/>
+      <w:pPr>
+        <w:ind w:left="2160" w:hanging="360"/>
+      </w:pPr>
+      <w:rPr>
+        <w:rFonts w:ascii="Wingdings" w:hAnsi="Wingdings" w:hint="default"/>
+      </w:rPr>
+    </w:lvl>
+    <w:lvl w:ilvl="3" w:tplc="A2AE7874">
+      <w:start w:val="1"/>
+      <w:numFmt w:val="bullet"/>
+      <w:lvlText w:val=""/>
+      <w:lvlJc w:val="left"/>
+      <w:pPr>
+        <w:ind w:left="2880" w:hanging="360"/>
+      </w:pPr>
+      <w:rPr>
+        <w:rFonts w:ascii="Symbol" w:hAnsi="Symbol" w:hint="default"/>
+      </w:rPr>
+    </w:lvl>
+    <w:lvl w:ilvl="4" w:tplc="6262C992">
+      <w:start w:val="1"/>
+      <w:numFmt w:val="bullet"/>
+      <w:lvlText w:val="o"/>
+      <w:lvlJc w:val="left"/>
+      <w:pPr>
+        <w:ind w:left="3600" w:hanging="360"/>
+      </w:pPr>
+      <w:rPr>
+        <w:rFonts w:ascii="Courier New" w:hAnsi="Courier New" w:hint="default"/>
+      </w:rPr>
+    </w:lvl>
+    <w:lvl w:ilvl="5" w:tplc="69DED5B8">
+      <w:start w:val="1"/>
+      <w:numFmt w:val="bullet"/>
+      <w:lvlText w:val=""/>
+      <w:lvlJc w:val="left"/>
+      <w:pPr>
+        <w:ind w:left="4320" w:hanging="360"/>
+      </w:pPr>
+      <w:rPr>
+        <w:rFonts w:ascii="Wingdings" w:hAnsi="Wingdings" w:hint="default"/>
+      </w:rPr>
+    </w:lvl>
+    <w:lvl w:ilvl="6" w:tplc="ADFE864E">
+      <w:start w:val="1"/>
+      <w:numFmt w:val="bullet"/>
+      <w:lvlText w:val=""/>
+      <w:lvlJc w:val="left"/>
+      <w:pPr>
+        <w:ind w:left="5040" w:hanging="360"/>
+      </w:pPr>
+      <w:rPr>
+        <w:rFonts w:ascii="Symbol" w:hAnsi="Symbol" w:hint="default"/>
+      </w:rPr>
+    </w:lvl>
+    <w:lvl w:ilvl="7" w:tplc="BCB28C46">
+      <w:start w:val="1"/>
+      <w:numFmt w:val="bullet"/>
+      <w:lvlText w:val="o"/>
+      <w:lvlJc w:val="left"/>
+      <w:pPr>
+        <w:ind w:left="5760" w:hanging="360"/>
+      </w:pPr>
+      <w:rPr>
+        <w:rFonts w:ascii="Courier New" w:hAnsi="Courier New" w:hint="default"/>
+      </w:rPr>
+    </w:lvl>
+    <w:lvl w:ilvl="8" w:tplc="BC0E0860">
+      <w:start w:val="1"/>
+      <w:numFmt w:val="bullet"/>
+      <w:lvlText w:val=""/>
+      <w:lvlJc w:val="left"/>
+      <w:pPr>
+        <w:ind w:left="6480" w:hanging="360"/>
+      </w:pPr>
+      <w:rPr>
+        <w:rFonts w:ascii="Wingdings" w:hAnsi="Wingdings" w:hint="default"/>
+      </w:rPr>
+    </w:lvl>
+  </w:abstractNum>
+  <w:abstractNum w:abstractNumId="30" w15:restartNumberingAfterBreak="0">
+    <w:nsid w:val="4F7627B2"/>
+    <w:multiLevelType w:val="hybridMultilevel"/>
+    <w:tmpl w:val="F8AC696A"/>
+    <w:lvl w:ilvl="0" w:tplc="FC02A576">
+      <w:start w:val="1"/>
+      <w:numFmt w:val="bullet"/>
+      <w:lvlText w:val=""/>
+      <w:lvlJc w:val="left"/>
+      <w:pPr>
+        <w:ind w:left="1440" w:hanging="360"/>
+      </w:pPr>
+      <w:rPr>
+        <w:rFonts w:ascii="Symbol" w:hAnsi="Symbol" w:hint="default"/>
+      </w:rPr>
+    </w:lvl>
+    <w:lvl w:ilvl="1" w:tplc="0ECABB40">
+      <w:start w:val="1"/>
+      <w:numFmt w:val="bullet"/>
+      <w:lvlText w:val="o"/>
+      <w:lvlJc w:val="left"/>
+      <w:pPr>
+        <w:ind w:left="2160" w:hanging="360"/>
+      </w:pPr>
+      <w:rPr>
+        <w:rFonts w:ascii="Courier New" w:hAnsi="Courier New" w:hint="default"/>
+      </w:rPr>
+    </w:lvl>
+    <w:lvl w:ilvl="2" w:tplc="30242EA2">
+      <w:start w:val="1"/>
+      <w:numFmt w:val="bullet"/>
+      <w:lvlText w:val=""/>
+      <w:lvlJc w:val="left"/>
+      <w:pPr>
+        <w:ind w:left="2880" w:hanging="360"/>
+      </w:pPr>
+      <w:rPr>
+        <w:rFonts w:ascii="Wingdings" w:hAnsi="Wingdings" w:hint="default"/>
+      </w:rPr>
+    </w:lvl>
+    <w:lvl w:ilvl="3" w:tplc="601EB412">
+      <w:start w:val="1"/>
+      <w:numFmt w:val="bullet"/>
+      <w:lvlText w:val=""/>
+      <w:lvlJc w:val="left"/>
+      <w:pPr>
+        <w:ind w:left="3600" w:hanging="360"/>
+      </w:pPr>
+      <w:rPr>
+        <w:rFonts w:ascii="Symbol" w:hAnsi="Symbol" w:hint="default"/>
+      </w:rPr>
+    </w:lvl>
+    <w:lvl w:ilvl="4" w:tplc="BAB8A5FC">
+      <w:start w:val="1"/>
+      <w:numFmt w:val="bullet"/>
+      <w:lvlText w:val="o"/>
+      <w:lvlJc w:val="left"/>
+      <w:pPr>
+        <w:ind w:left="4320" w:hanging="360"/>
+      </w:pPr>
+      <w:rPr>
+        <w:rFonts w:ascii="Courier New" w:hAnsi="Courier New" w:hint="default"/>
+      </w:rPr>
+    </w:lvl>
+    <w:lvl w:ilvl="5" w:tplc="2FC04842">
+      <w:start w:val="1"/>
+      <w:numFmt w:val="bullet"/>
+      <w:lvlText w:val=""/>
+      <w:lvlJc w:val="left"/>
+      <w:pPr>
+        <w:ind w:left="5040" w:hanging="360"/>
+      </w:pPr>
+      <w:rPr>
+        <w:rFonts w:ascii="Wingdings" w:hAnsi="Wingdings" w:hint="default"/>
+      </w:rPr>
+    </w:lvl>
+    <w:lvl w:ilvl="6" w:tplc="86921842">
+      <w:start w:val="1"/>
+      <w:numFmt w:val="bullet"/>
+      <w:lvlText w:val=""/>
+      <w:lvlJc w:val="left"/>
+      <w:pPr>
+        <w:ind w:left="5760" w:hanging="360"/>
+      </w:pPr>
+      <w:rPr>
+        <w:rFonts w:ascii="Symbol" w:hAnsi="Symbol" w:hint="default"/>
+      </w:rPr>
+    </w:lvl>
+    <w:lvl w:ilvl="7" w:tplc="072CA060">
+      <w:start w:val="1"/>
+      <w:numFmt w:val="bullet"/>
+      <w:lvlText w:val="o"/>
+      <w:lvlJc w:val="left"/>
+      <w:pPr>
+        <w:ind w:left="6480" w:hanging="360"/>
+      </w:pPr>
+      <w:rPr>
+        <w:rFonts w:ascii="Courier New" w:hAnsi="Courier New" w:hint="default"/>
+      </w:rPr>
+    </w:lvl>
+    <w:lvl w:ilvl="8" w:tplc="EA74E0A0">
+      <w:start w:val="1"/>
+      <w:numFmt w:val="bullet"/>
+      <w:lvlText w:val=""/>
+      <w:lvlJc w:val="left"/>
+      <w:pPr>
+        <w:ind w:left="7200" w:hanging="360"/>
+      </w:pPr>
+      <w:rPr>
+        <w:rFonts w:ascii="Wingdings" w:hAnsi="Wingdings" w:hint="default"/>
+      </w:rPr>
+    </w:lvl>
+  </w:abstractNum>
+  <w:abstractNum w:abstractNumId="31" w15:restartNumberingAfterBreak="0">
     <w:nsid w:val="51A74743"/>
     <w:multiLevelType w:val="hybridMultilevel"/>
     <w:tmpl w:val="225EC180"/>
@@ -4592,7 +6752,7 @@
       </w:rPr>
     </w:lvl>
   </w:abstractNum>
-  <w:abstractNum w:abstractNumId="21" w15:restartNumberingAfterBreak="0">
+  <w:abstractNum w:abstractNumId="32" w15:restartNumberingAfterBreak="0">
     <w:nsid w:val="541D1B17"/>
     <w:multiLevelType w:val="multilevel"/>
     <w:tmpl w:val="03646EEC"/>
@@ -4741,7 +6901,7 @@
       </w:rPr>
     </w:lvl>
   </w:abstractNum>
-  <w:abstractNum w:abstractNumId="22" w15:restartNumberingAfterBreak="0">
+  <w:abstractNum w:abstractNumId="33" w15:restartNumberingAfterBreak="0">
     <w:nsid w:val="551F55B8"/>
     <w:multiLevelType w:val="multilevel"/>
     <w:tmpl w:val="AC7CBA60"/>
@@ -4890,7 +7050,7 @@
       </w:rPr>
     </w:lvl>
   </w:abstractNum>
-  <w:abstractNum w:abstractNumId="23" w15:restartNumberingAfterBreak="0">
+  <w:abstractNum w:abstractNumId="34" w15:restartNumberingAfterBreak="0">
     <w:nsid w:val="55283061"/>
     <w:multiLevelType w:val="multilevel"/>
     <w:tmpl w:val="95C87FD6"/>
@@ -5035,7 +7195,7 @@
       </w:rPr>
     </w:lvl>
   </w:abstractNum>
-  <w:abstractNum w:abstractNumId="24" w15:restartNumberingAfterBreak="0">
+  <w:abstractNum w:abstractNumId="35" w15:restartNumberingAfterBreak="0">
     <w:nsid w:val="5B202F93"/>
     <w:multiLevelType w:val="hybridMultilevel"/>
     <w:tmpl w:val="AA589042"/>
@@ -5148,7 +7308,7 @@
       </w:rPr>
     </w:lvl>
   </w:abstractNum>
-  <w:abstractNum w:abstractNumId="25" w15:restartNumberingAfterBreak="0">
+  <w:abstractNum w:abstractNumId="36" w15:restartNumberingAfterBreak="0">
     <w:nsid w:val="5B2A318E"/>
     <w:multiLevelType w:val="multilevel"/>
     <w:tmpl w:val="7D8CFC3A"/>
@@ -5297,7 +7457,7 @@
       </w:rPr>
     </w:lvl>
   </w:abstractNum>
-  <w:abstractNum w:abstractNumId="26" w15:restartNumberingAfterBreak="0">
+  <w:abstractNum w:abstractNumId="37" w15:restartNumberingAfterBreak="0">
     <w:nsid w:val="5BC1344E"/>
     <w:multiLevelType w:val="multilevel"/>
     <w:tmpl w:val="6616BF60"/>
@@ -5438,7 +7598,120 @@
       </w:rPr>
     </w:lvl>
   </w:abstractNum>
-  <w:abstractNum w:abstractNumId="27" w15:restartNumberingAfterBreak="0">
+  <w:abstractNum w:abstractNumId="38" w15:restartNumberingAfterBreak="0">
+    <w:nsid w:val="5DDBA9E4"/>
+    <w:multiLevelType w:val="hybridMultilevel"/>
+    <w:tmpl w:val="B4500692"/>
+    <w:lvl w:ilvl="0" w:tplc="88D00E80">
+      <w:start w:val="1"/>
+      <w:numFmt w:val="bullet"/>
+      <w:lvlText w:val=""/>
+      <w:lvlJc w:val="left"/>
+      <w:pPr>
+        <w:ind w:left="720" w:hanging="360"/>
+      </w:pPr>
+      <w:rPr>
+        <w:rFonts w:ascii="Symbol" w:hAnsi="Symbol" w:hint="default"/>
+      </w:rPr>
+    </w:lvl>
+    <w:lvl w:ilvl="1" w:tplc="AA004FB0">
+      <w:start w:val="1"/>
+      <w:numFmt w:val="bullet"/>
+      <w:lvlText w:val="o"/>
+      <w:lvlJc w:val="left"/>
+      <w:pPr>
+        <w:ind w:left="1440" w:hanging="360"/>
+      </w:pPr>
+      <w:rPr>
+        <w:rFonts w:ascii="Courier New" w:hAnsi="Courier New" w:hint="default"/>
+      </w:rPr>
+    </w:lvl>
+    <w:lvl w:ilvl="2" w:tplc="719E258C">
+      <w:start w:val="1"/>
+      <w:numFmt w:val="bullet"/>
+      <w:lvlText w:val=""/>
+      <w:lvlJc w:val="left"/>
+      <w:pPr>
+        <w:ind w:left="2160" w:hanging="360"/>
+      </w:pPr>
+      <w:rPr>
+        <w:rFonts w:ascii="Wingdings" w:hAnsi="Wingdings" w:hint="default"/>
+      </w:rPr>
+    </w:lvl>
+    <w:lvl w:ilvl="3" w:tplc="E326D2FC">
+      <w:start w:val="1"/>
+      <w:numFmt w:val="bullet"/>
+      <w:lvlText w:val=""/>
+      <w:lvlJc w:val="left"/>
+      <w:pPr>
+        <w:ind w:left="2880" w:hanging="360"/>
+      </w:pPr>
+      <w:rPr>
+        <w:rFonts w:ascii="Symbol" w:hAnsi="Symbol" w:hint="default"/>
+      </w:rPr>
+    </w:lvl>
+    <w:lvl w:ilvl="4" w:tplc="A71EB92C">
+      <w:start w:val="1"/>
+      <w:numFmt w:val="bullet"/>
+      <w:lvlText w:val="o"/>
+      <w:lvlJc w:val="left"/>
+      <w:pPr>
+        <w:ind w:left="3600" w:hanging="360"/>
+      </w:pPr>
+      <w:rPr>
+        <w:rFonts w:ascii="Courier New" w:hAnsi="Courier New" w:hint="default"/>
+      </w:rPr>
+    </w:lvl>
+    <w:lvl w:ilvl="5" w:tplc="3B6E6AB0">
+      <w:start w:val="1"/>
+      <w:numFmt w:val="bullet"/>
+      <w:lvlText w:val=""/>
+      <w:lvlJc w:val="left"/>
+      <w:pPr>
+        <w:ind w:left="4320" w:hanging="360"/>
+      </w:pPr>
+      <w:rPr>
+        <w:rFonts w:ascii="Wingdings" w:hAnsi="Wingdings" w:hint="default"/>
+      </w:rPr>
+    </w:lvl>
+    <w:lvl w:ilvl="6" w:tplc="7DF002E6">
+      <w:start w:val="1"/>
+      <w:numFmt w:val="bullet"/>
+      <w:lvlText w:val=""/>
+      <w:lvlJc w:val="left"/>
+      <w:pPr>
+        <w:ind w:left="5040" w:hanging="360"/>
+      </w:pPr>
+      <w:rPr>
+        <w:rFonts w:ascii="Symbol" w:hAnsi="Symbol" w:hint="default"/>
+      </w:rPr>
+    </w:lvl>
+    <w:lvl w:ilvl="7" w:tplc="68A265DC">
+      <w:start w:val="1"/>
+      <w:numFmt w:val="bullet"/>
+      <w:lvlText w:val="o"/>
+      <w:lvlJc w:val="left"/>
+      <w:pPr>
+        <w:ind w:left="5760" w:hanging="360"/>
+      </w:pPr>
+      <w:rPr>
+        <w:rFonts w:ascii="Courier New" w:hAnsi="Courier New" w:hint="default"/>
+      </w:rPr>
+    </w:lvl>
+    <w:lvl w:ilvl="8" w:tplc="22020D70">
+      <w:start w:val="1"/>
+      <w:numFmt w:val="bullet"/>
+      <w:lvlText w:val=""/>
+      <w:lvlJc w:val="left"/>
+      <w:pPr>
+        <w:ind w:left="6480" w:hanging="360"/>
+      </w:pPr>
+      <w:rPr>
+        <w:rFonts w:ascii="Wingdings" w:hAnsi="Wingdings" w:hint="default"/>
+      </w:rPr>
+    </w:lvl>
+  </w:abstractNum>
+  <w:abstractNum w:abstractNumId="39" w15:restartNumberingAfterBreak="0">
     <w:nsid w:val="611D5CF2"/>
     <w:multiLevelType w:val="multilevel"/>
     <w:tmpl w:val="0858920E"/>
@@ -5587,7 +7860,120 @@
       </w:rPr>
     </w:lvl>
   </w:abstractNum>
-  <w:abstractNum w:abstractNumId="28" w15:restartNumberingAfterBreak="0">
+  <w:abstractNum w:abstractNumId="40" w15:restartNumberingAfterBreak="0">
+    <w:nsid w:val="62B93DD3"/>
+    <w:multiLevelType w:val="hybridMultilevel"/>
+    <w:tmpl w:val="3ADC66CE"/>
+    <w:lvl w:ilvl="0" w:tplc="5A6AF2D0">
+      <w:start w:val="1"/>
+      <w:numFmt w:val="bullet"/>
+      <w:lvlText w:val=""/>
+      <w:lvlJc w:val="left"/>
+      <w:pPr>
+        <w:ind w:left="720" w:hanging="360"/>
+      </w:pPr>
+      <w:rPr>
+        <w:rFonts w:ascii="Symbol" w:hAnsi="Symbol" w:hint="default"/>
+      </w:rPr>
+    </w:lvl>
+    <w:lvl w:ilvl="1" w:tplc="9B7EE13E">
+      <w:start w:val="1"/>
+      <w:numFmt w:val="bullet"/>
+      <w:lvlText w:val="o"/>
+      <w:lvlJc w:val="left"/>
+      <w:pPr>
+        <w:ind w:left="1440" w:hanging="360"/>
+      </w:pPr>
+      <w:rPr>
+        <w:rFonts w:ascii="Courier New" w:hAnsi="Courier New" w:hint="default"/>
+      </w:rPr>
+    </w:lvl>
+    <w:lvl w:ilvl="2" w:tplc="8B7C9E46">
+      <w:start w:val="1"/>
+      <w:numFmt w:val="bullet"/>
+      <w:lvlText w:val=""/>
+      <w:lvlJc w:val="left"/>
+      <w:pPr>
+        <w:ind w:left="2160" w:hanging="360"/>
+      </w:pPr>
+      <w:rPr>
+        <w:rFonts w:ascii="Wingdings" w:hAnsi="Wingdings" w:hint="default"/>
+      </w:rPr>
+    </w:lvl>
+    <w:lvl w:ilvl="3" w:tplc="927AF1DC">
+      <w:start w:val="1"/>
+      <w:numFmt w:val="bullet"/>
+      <w:lvlText w:val=""/>
+      <w:lvlJc w:val="left"/>
+      <w:pPr>
+        <w:ind w:left="2880" w:hanging="360"/>
+      </w:pPr>
+      <w:rPr>
+        <w:rFonts w:ascii="Symbol" w:hAnsi="Symbol" w:hint="default"/>
+      </w:rPr>
+    </w:lvl>
+    <w:lvl w:ilvl="4" w:tplc="3FEEDDA8">
+      <w:start w:val="1"/>
+      <w:numFmt w:val="bullet"/>
+      <w:lvlText w:val="o"/>
+      <w:lvlJc w:val="left"/>
+      <w:pPr>
+        <w:ind w:left="3600" w:hanging="360"/>
+      </w:pPr>
+      <w:rPr>
+        <w:rFonts w:ascii="Courier New" w:hAnsi="Courier New" w:hint="default"/>
+      </w:rPr>
+    </w:lvl>
+    <w:lvl w:ilvl="5" w:tplc="33CEAE14">
+      <w:start w:val="1"/>
+      <w:numFmt w:val="bullet"/>
+      <w:lvlText w:val=""/>
+      <w:lvlJc w:val="left"/>
+      <w:pPr>
+        <w:ind w:left="4320" w:hanging="360"/>
+      </w:pPr>
+      <w:rPr>
+        <w:rFonts w:ascii="Wingdings" w:hAnsi="Wingdings" w:hint="default"/>
+      </w:rPr>
+    </w:lvl>
+    <w:lvl w:ilvl="6" w:tplc="A0BCB45A">
+      <w:start w:val="1"/>
+      <w:numFmt w:val="bullet"/>
+      <w:lvlText w:val=""/>
+      <w:lvlJc w:val="left"/>
+      <w:pPr>
+        <w:ind w:left="5040" w:hanging="360"/>
+      </w:pPr>
+      <w:rPr>
+        <w:rFonts w:ascii="Symbol" w:hAnsi="Symbol" w:hint="default"/>
+      </w:rPr>
+    </w:lvl>
+    <w:lvl w:ilvl="7" w:tplc="573E6098">
+      <w:start w:val="1"/>
+      <w:numFmt w:val="bullet"/>
+      <w:lvlText w:val="o"/>
+      <w:lvlJc w:val="left"/>
+      <w:pPr>
+        <w:ind w:left="5760" w:hanging="360"/>
+      </w:pPr>
+      <w:rPr>
+        <w:rFonts w:ascii="Courier New" w:hAnsi="Courier New" w:hint="default"/>
+      </w:rPr>
+    </w:lvl>
+    <w:lvl w:ilvl="8" w:tplc="1318F474">
+      <w:start w:val="1"/>
+      <w:numFmt w:val="bullet"/>
+      <w:lvlText w:val=""/>
+      <w:lvlJc w:val="left"/>
+      <w:pPr>
+        <w:ind w:left="6480" w:hanging="360"/>
+      </w:pPr>
+      <w:rPr>
+        <w:rFonts w:ascii="Wingdings" w:hAnsi="Wingdings" w:hint="default"/>
+      </w:rPr>
+    </w:lvl>
+  </w:abstractNum>
+  <w:abstractNum w:abstractNumId="41" w15:restartNumberingAfterBreak="0">
     <w:nsid w:val="644E3F31"/>
     <w:multiLevelType w:val="multilevel"/>
     <w:tmpl w:val="1C38154C"/>
@@ -5736,7 +8122,7 @@
       </w:rPr>
     </w:lvl>
   </w:abstractNum>
-  <w:abstractNum w:abstractNumId="29" w15:restartNumberingAfterBreak="0">
+  <w:abstractNum w:abstractNumId="42" w15:restartNumberingAfterBreak="0">
     <w:nsid w:val="71C70EE6"/>
     <w:multiLevelType w:val="hybridMultilevel"/>
     <w:tmpl w:val="FFFFFFFF"/>
@@ -5849,7 +8235,7 @@
       </w:rPr>
     </w:lvl>
   </w:abstractNum>
-  <w:abstractNum w:abstractNumId="30" w15:restartNumberingAfterBreak="0">
+  <w:abstractNum w:abstractNumId="43" w15:restartNumberingAfterBreak="0">
     <w:nsid w:val="71D7146E"/>
     <w:multiLevelType w:val="multilevel"/>
     <w:tmpl w:val="03D43FA6"/>
@@ -5998,7 +8384,120 @@
       </w:rPr>
     </w:lvl>
   </w:abstractNum>
-  <w:abstractNum w:abstractNumId="31" w15:restartNumberingAfterBreak="0">
+  <w:abstractNum w:abstractNumId="44" w15:restartNumberingAfterBreak="0">
+    <w:nsid w:val="721FD17C"/>
+    <w:multiLevelType w:val="hybridMultilevel"/>
+    <w:tmpl w:val="1C240B50"/>
+    <w:lvl w:ilvl="0" w:tplc="7A0A757C">
+      <w:start w:val="1"/>
+      <w:numFmt w:val="bullet"/>
+      <w:lvlText w:val=""/>
+      <w:lvlJc w:val="left"/>
+      <w:pPr>
+        <w:ind w:left="1080" w:hanging="360"/>
+      </w:pPr>
+      <w:rPr>
+        <w:rFonts w:ascii="Symbol" w:hAnsi="Symbol" w:hint="default"/>
+      </w:rPr>
+    </w:lvl>
+    <w:lvl w:ilvl="1" w:tplc="97DE8F76">
+      <w:start w:val="1"/>
+      <w:numFmt w:val="bullet"/>
+      <w:lvlText w:val="o"/>
+      <w:lvlJc w:val="left"/>
+      <w:pPr>
+        <w:ind w:left="1800" w:hanging="360"/>
+      </w:pPr>
+      <w:rPr>
+        <w:rFonts w:ascii="Courier New" w:hAnsi="Courier New" w:hint="default"/>
+      </w:rPr>
+    </w:lvl>
+    <w:lvl w:ilvl="2" w:tplc="0F0CB478">
+      <w:start w:val="1"/>
+      <w:numFmt w:val="bullet"/>
+      <w:lvlText w:val=""/>
+      <w:lvlJc w:val="left"/>
+      <w:pPr>
+        <w:ind w:left="2520" w:hanging="360"/>
+      </w:pPr>
+      <w:rPr>
+        <w:rFonts w:ascii="Wingdings" w:hAnsi="Wingdings" w:hint="default"/>
+      </w:rPr>
+    </w:lvl>
+    <w:lvl w:ilvl="3" w:tplc="0348207E">
+      <w:start w:val="1"/>
+      <w:numFmt w:val="bullet"/>
+      <w:lvlText w:val=""/>
+      <w:lvlJc w:val="left"/>
+      <w:pPr>
+        <w:ind w:left="3240" w:hanging="360"/>
+      </w:pPr>
+      <w:rPr>
+        <w:rFonts w:ascii="Symbol" w:hAnsi="Symbol" w:hint="default"/>
+      </w:rPr>
+    </w:lvl>
+    <w:lvl w:ilvl="4" w:tplc="0DB40988">
+      <w:start w:val="1"/>
+      <w:numFmt w:val="bullet"/>
+      <w:lvlText w:val="o"/>
+      <w:lvlJc w:val="left"/>
+      <w:pPr>
+        <w:ind w:left="3960" w:hanging="360"/>
+      </w:pPr>
+      <w:rPr>
+        <w:rFonts w:ascii="Courier New" w:hAnsi="Courier New" w:hint="default"/>
+      </w:rPr>
+    </w:lvl>
+    <w:lvl w:ilvl="5" w:tplc="E67A602E">
+      <w:start w:val="1"/>
+      <w:numFmt w:val="bullet"/>
+      <w:lvlText w:val=""/>
+      <w:lvlJc w:val="left"/>
+      <w:pPr>
+        <w:ind w:left="4680" w:hanging="360"/>
+      </w:pPr>
+      <w:rPr>
+        <w:rFonts w:ascii="Wingdings" w:hAnsi="Wingdings" w:hint="default"/>
+      </w:rPr>
+    </w:lvl>
+    <w:lvl w:ilvl="6" w:tplc="54A80490">
+      <w:start w:val="1"/>
+      <w:numFmt w:val="bullet"/>
+      <w:lvlText w:val=""/>
+      <w:lvlJc w:val="left"/>
+      <w:pPr>
+        <w:ind w:left="5400" w:hanging="360"/>
+      </w:pPr>
+      <w:rPr>
+        <w:rFonts w:ascii="Symbol" w:hAnsi="Symbol" w:hint="default"/>
+      </w:rPr>
+    </w:lvl>
+    <w:lvl w:ilvl="7" w:tplc="652002B6">
+      <w:start w:val="1"/>
+      <w:numFmt w:val="bullet"/>
+      <w:lvlText w:val="o"/>
+      <w:lvlJc w:val="left"/>
+      <w:pPr>
+        <w:ind w:left="6120" w:hanging="360"/>
+      </w:pPr>
+      <w:rPr>
+        <w:rFonts w:ascii="Courier New" w:hAnsi="Courier New" w:hint="default"/>
+      </w:rPr>
+    </w:lvl>
+    <w:lvl w:ilvl="8" w:tplc="70468C50">
+      <w:start w:val="1"/>
+      <w:numFmt w:val="bullet"/>
+      <w:lvlText w:val=""/>
+      <w:lvlJc w:val="left"/>
+      <w:pPr>
+        <w:ind w:left="6840" w:hanging="360"/>
+      </w:pPr>
+      <w:rPr>
+        <w:rFonts w:ascii="Wingdings" w:hAnsi="Wingdings" w:hint="default"/>
+      </w:rPr>
+    </w:lvl>
+  </w:abstractNum>
+  <w:abstractNum w:abstractNumId="45" w15:restartNumberingAfterBreak="0">
     <w:nsid w:val="72B427C6"/>
     <w:multiLevelType w:val="multilevel"/>
     <w:tmpl w:val="372AD188"/>
@@ -6147,7 +8646,7 @@
       </w:rPr>
     </w:lvl>
   </w:abstractNum>
-  <w:abstractNum w:abstractNumId="32" w15:restartNumberingAfterBreak="0">
+  <w:abstractNum w:abstractNumId="46" w15:restartNumberingAfterBreak="0">
     <w:nsid w:val="72C53D27"/>
     <w:multiLevelType w:val="multilevel"/>
     <w:tmpl w:val="13783FF0"/>
@@ -6167,7 +8666,7 @@
         <w:sz w:val="20"/>
       </w:rPr>
     </w:lvl>
-    <w:lvl w:ilvl="1" w:tentative="1">
+    <w:lvl w:ilvl="1">
       <w:start w:val="1"/>
       <w:numFmt w:val="bullet"/>
       <w:lvlText w:val="o"/>
@@ -6183,7 +8682,7 @@
         <w:sz w:val="20"/>
       </w:rPr>
     </w:lvl>
-    <w:lvl w:ilvl="2" w:tentative="1">
+    <w:lvl w:ilvl="2">
       <w:start w:val="1"/>
       <w:numFmt w:val="bullet"/>
       <w:lvlText w:val=""/>
@@ -6296,104 +8795,378 @@
       </w:rPr>
     </w:lvl>
   </w:abstractNum>
-  <w:num w:numId="1" w16cid:durableId="627590255">
+  <w:abstractNum w:abstractNumId="47" w15:restartNumberingAfterBreak="0">
+    <w:nsid w:val="7D41F1A3"/>
+    <w:multiLevelType w:val="hybridMultilevel"/>
+    <w:tmpl w:val="07523318"/>
+    <w:lvl w:ilvl="0" w:tplc="A1D02FB6">
+      <w:start w:val="1"/>
+      <w:numFmt w:val="bullet"/>
+      <w:lvlText w:val=""/>
+      <w:lvlJc w:val="left"/>
+      <w:pPr>
+        <w:ind w:left="720" w:hanging="360"/>
+      </w:pPr>
+      <w:rPr>
+        <w:rFonts w:ascii="Symbol" w:hAnsi="Symbol" w:hint="default"/>
+      </w:rPr>
+    </w:lvl>
+    <w:lvl w:ilvl="1" w:tplc="A4F03630">
+      <w:start w:val="1"/>
+      <w:numFmt w:val="bullet"/>
+      <w:lvlText w:val="o"/>
+      <w:lvlJc w:val="left"/>
+      <w:pPr>
+        <w:ind w:left="1440" w:hanging="360"/>
+      </w:pPr>
+      <w:rPr>
+        <w:rFonts w:ascii="Courier New" w:hAnsi="Courier New" w:hint="default"/>
+      </w:rPr>
+    </w:lvl>
+    <w:lvl w:ilvl="2" w:tplc="3C7A9212">
+      <w:start w:val="1"/>
+      <w:numFmt w:val="bullet"/>
+      <w:lvlText w:val=""/>
+      <w:lvlJc w:val="left"/>
+      <w:pPr>
+        <w:ind w:left="2160" w:hanging="360"/>
+      </w:pPr>
+      <w:rPr>
+        <w:rFonts w:ascii="Wingdings" w:hAnsi="Wingdings" w:hint="default"/>
+      </w:rPr>
+    </w:lvl>
+    <w:lvl w:ilvl="3" w:tplc="69B26454">
+      <w:start w:val="1"/>
+      <w:numFmt w:val="bullet"/>
+      <w:lvlText w:val=""/>
+      <w:lvlJc w:val="left"/>
+      <w:pPr>
+        <w:ind w:left="2880" w:hanging="360"/>
+      </w:pPr>
+      <w:rPr>
+        <w:rFonts w:ascii="Symbol" w:hAnsi="Symbol" w:hint="default"/>
+      </w:rPr>
+    </w:lvl>
+    <w:lvl w:ilvl="4" w:tplc="4DB818B0">
+      <w:start w:val="1"/>
+      <w:numFmt w:val="bullet"/>
+      <w:lvlText w:val="o"/>
+      <w:lvlJc w:val="left"/>
+      <w:pPr>
+        <w:ind w:left="3600" w:hanging="360"/>
+      </w:pPr>
+      <w:rPr>
+        <w:rFonts w:ascii="Courier New" w:hAnsi="Courier New" w:hint="default"/>
+      </w:rPr>
+    </w:lvl>
+    <w:lvl w:ilvl="5" w:tplc="86D8B468">
+      <w:start w:val="1"/>
+      <w:numFmt w:val="bullet"/>
+      <w:lvlText w:val=""/>
+      <w:lvlJc w:val="left"/>
+      <w:pPr>
+        <w:ind w:left="4320" w:hanging="360"/>
+      </w:pPr>
+      <w:rPr>
+        <w:rFonts w:ascii="Wingdings" w:hAnsi="Wingdings" w:hint="default"/>
+      </w:rPr>
+    </w:lvl>
+    <w:lvl w:ilvl="6" w:tplc="96AE365E">
+      <w:start w:val="1"/>
+      <w:numFmt w:val="bullet"/>
+      <w:lvlText w:val=""/>
+      <w:lvlJc w:val="left"/>
+      <w:pPr>
+        <w:ind w:left="5040" w:hanging="360"/>
+      </w:pPr>
+      <w:rPr>
+        <w:rFonts w:ascii="Symbol" w:hAnsi="Symbol" w:hint="default"/>
+      </w:rPr>
+    </w:lvl>
+    <w:lvl w:ilvl="7" w:tplc="FAFC4578">
+      <w:start w:val="1"/>
+      <w:numFmt w:val="bullet"/>
+      <w:lvlText w:val="o"/>
+      <w:lvlJc w:val="left"/>
+      <w:pPr>
+        <w:ind w:left="5760" w:hanging="360"/>
+      </w:pPr>
+      <w:rPr>
+        <w:rFonts w:ascii="Courier New" w:hAnsi="Courier New" w:hint="default"/>
+      </w:rPr>
+    </w:lvl>
+    <w:lvl w:ilvl="8" w:tplc="58FAE1B0">
+      <w:start w:val="1"/>
+      <w:numFmt w:val="bullet"/>
+      <w:lvlText w:val=""/>
+      <w:lvlJc w:val="left"/>
+      <w:pPr>
+        <w:ind w:left="6480" w:hanging="360"/>
+      </w:pPr>
+      <w:rPr>
+        <w:rFonts w:ascii="Wingdings" w:hAnsi="Wingdings" w:hint="default"/>
+      </w:rPr>
+    </w:lvl>
+  </w:abstractNum>
+  <w:abstractNum w:abstractNumId="48" w15:restartNumberingAfterBreak="0">
+    <w:nsid w:val="7EA8270B"/>
+    <w:multiLevelType w:val="hybridMultilevel"/>
+    <w:tmpl w:val="4808B50C"/>
+    <w:lvl w:ilvl="0" w:tplc="13D65824">
+      <w:start w:val="1"/>
+      <w:numFmt w:val="bullet"/>
+      <w:lvlText w:val=""/>
+      <w:lvlJc w:val="left"/>
+      <w:pPr>
+        <w:ind w:left="720" w:hanging="360"/>
+      </w:pPr>
+      <w:rPr>
+        <w:rFonts w:ascii="Symbol" w:hAnsi="Symbol" w:hint="default"/>
+      </w:rPr>
+    </w:lvl>
+    <w:lvl w:ilvl="1" w:tplc="E158A8CC">
+      <w:start w:val="1"/>
+      <w:numFmt w:val="bullet"/>
+      <w:lvlText w:val="o"/>
+      <w:lvlJc w:val="left"/>
+      <w:pPr>
+        <w:ind w:left="1440" w:hanging="360"/>
+      </w:pPr>
+      <w:rPr>
+        <w:rFonts w:ascii="Courier New" w:hAnsi="Courier New" w:hint="default"/>
+      </w:rPr>
+    </w:lvl>
+    <w:lvl w:ilvl="2" w:tplc="28280B1C">
+      <w:start w:val="1"/>
+      <w:numFmt w:val="bullet"/>
+      <w:lvlText w:val=""/>
+      <w:lvlJc w:val="left"/>
+      <w:pPr>
+        <w:ind w:left="2160" w:hanging="360"/>
+      </w:pPr>
+      <w:rPr>
+        <w:rFonts w:ascii="Wingdings" w:hAnsi="Wingdings" w:hint="default"/>
+      </w:rPr>
+    </w:lvl>
+    <w:lvl w:ilvl="3" w:tplc="6C80004A">
+      <w:start w:val="1"/>
+      <w:numFmt w:val="bullet"/>
+      <w:lvlText w:val=""/>
+      <w:lvlJc w:val="left"/>
+      <w:pPr>
+        <w:ind w:left="2880" w:hanging="360"/>
+      </w:pPr>
+      <w:rPr>
+        <w:rFonts w:ascii="Symbol" w:hAnsi="Symbol" w:hint="default"/>
+      </w:rPr>
+    </w:lvl>
+    <w:lvl w:ilvl="4" w:tplc="61A6B5C6">
+      <w:start w:val="1"/>
+      <w:numFmt w:val="bullet"/>
+      <w:lvlText w:val="o"/>
+      <w:lvlJc w:val="left"/>
+      <w:pPr>
+        <w:ind w:left="3600" w:hanging="360"/>
+      </w:pPr>
+      <w:rPr>
+        <w:rFonts w:ascii="Courier New" w:hAnsi="Courier New" w:hint="default"/>
+      </w:rPr>
+    </w:lvl>
+    <w:lvl w:ilvl="5" w:tplc="0DDAA494">
+      <w:start w:val="1"/>
+      <w:numFmt w:val="bullet"/>
+      <w:lvlText w:val=""/>
+      <w:lvlJc w:val="left"/>
+      <w:pPr>
+        <w:ind w:left="4320" w:hanging="360"/>
+      </w:pPr>
+      <w:rPr>
+        <w:rFonts w:ascii="Wingdings" w:hAnsi="Wingdings" w:hint="default"/>
+      </w:rPr>
+    </w:lvl>
+    <w:lvl w:ilvl="6" w:tplc="38E4D4F2">
+      <w:start w:val="1"/>
+      <w:numFmt w:val="bullet"/>
+      <w:lvlText w:val=""/>
+      <w:lvlJc w:val="left"/>
+      <w:pPr>
+        <w:ind w:left="5040" w:hanging="360"/>
+      </w:pPr>
+      <w:rPr>
+        <w:rFonts w:ascii="Symbol" w:hAnsi="Symbol" w:hint="default"/>
+      </w:rPr>
+    </w:lvl>
+    <w:lvl w:ilvl="7" w:tplc="DFB6E862">
+      <w:start w:val="1"/>
+      <w:numFmt w:val="bullet"/>
+      <w:lvlText w:val="o"/>
+      <w:lvlJc w:val="left"/>
+      <w:pPr>
+        <w:ind w:left="5760" w:hanging="360"/>
+      </w:pPr>
+      <w:rPr>
+        <w:rFonts w:ascii="Courier New" w:hAnsi="Courier New" w:hint="default"/>
+      </w:rPr>
+    </w:lvl>
+    <w:lvl w:ilvl="8" w:tplc="87E4BF4A">
+      <w:start w:val="1"/>
+      <w:numFmt w:val="bullet"/>
+      <w:lvlText w:val=""/>
+      <w:lvlJc w:val="left"/>
+      <w:pPr>
+        <w:ind w:left="6480" w:hanging="360"/>
+      </w:pPr>
+      <w:rPr>
+        <w:rFonts w:ascii="Wingdings" w:hAnsi="Wingdings" w:hint="default"/>
+      </w:rPr>
+    </w:lvl>
+  </w:abstractNum>
+  <w:num w:numId="1" w16cid:durableId="1762026011">
+    <w:abstractNumId w:val="7"/>
+  </w:num>
+  <w:num w:numId="2" w16cid:durableId="1812670499">
+    <w:abstractNumId w:val="0"/>
+  </w:num>
+  <w:num w:numId="3" w16cid:durableId="2067100392">
+    <w:abstractNumId w:val="30"/>
+  </w:num>
+  <w:num w:numId="4" w16cid:durableId="965159340">
+    <w:abstractNumId w:val="20"/>
+  </w:num>
+  <w:num w:numId="5" w16cid:durableId="1723871175">
+    <w:abstractNumId w:val="44"/>
+  </w:num>
+  <w:num w:numId="6" w16cid:durableId="1646735641">
+    <w:abstractNumId w:val="10"/>
+  </w:num>
+  <w:num w:numId="7" w16cid:durableId="730153383">
+    <w:abstractNumId w:val="40"/>
+  </w:num>
+  <w:num w:numId="8" w16cid:durableId="1741755183">
+    <w:abstractNumId w:val="8"/>
+  </w:num>
+  <w:num w:numId="9" w16cid:durableId="1381318712">
+    <w:abstractNumId w:val="15"/>
+  </w:num>
+  <w:num w:numId="10" w16cid:durableId="809057068">
+    <w:abstractNumId w:val="47"/>
+  </w:num>
+  <w:num w:numId="11" w16cid:durableId="1761021512">
+    <w:abstractNumId w:val="29"/>
+  </w:num>
+  <w:num w:numId="12" w16cid:durableId="1078096452">
+    <w:abstractNumId w:val="38"/>
+  </w:num>
+  <w:num w:numId="13" w16cid:durableId="1581476680">
+    <w:abstractNumId w:val="25"/>
+  </w:num>
+  <w:num w:numId="14" w16cid:durableId="1274898676">
+    <w:abstractNumId w:val="48"/>
+  </w:num>
+  <w:num w:numId="15" w16cid:durableId="1629436741">
+    <w:abstractNumId w:val="26"/>
+  </w:num>
+  <w:num w:numId="16" w16cid:durableId="627590255">
+    <w:abstractNumId w:val="34"/>
+  </w:num>
+  <w:num w:numId="17" w16cid:durableId="202601296">
+    <w:abstractNumId w:val="17"/>
+  </w:num>
+  <w:num w:numId="18" w16cid:durableId="1281886374">
+    <w:abstractNumId w:val="13"/>
+  </w:num>
+  <w:num w:numId="19" w16cid:durableId="524639902">
+    <w:abstractNumId w:val="43"/>
+  </w:num>
+  <w:num w:numId="20" w16cid:durableId="1383485635">
+    <w:abstractNumId w:val="3"/>
+  </w:num>
+  <w:num w:numId="21" w16cid:durableId="1596549359">
+    <w:abstractNumId w:val="4"/>
+  </w:num>
+  <w:num w:numId="22" w16cid:durableId="1636836312">
+    <w:abstractNumId w:val="35"/>
+  </w:num>
+  <w:num w:numId="23" w16cid:durableId="62024922">
+    <w:abstractNumId w:val="14"/>
+  </w:num>
+  <w:num w:numId="24" w16cid:durableId="61105917">
+    <w:abstractNumId w:val="27"/>
+  </w:num>
+  <w:num w:numId="25" w16cid:durableId="619145246">
+    <w:abstractNumId w:val="1"/>
+  </w:num>
+  <w:num w:numId="26" w16cid:durableId="1594897078">
+    <w:abstractNumId w:val="24"/>
+  </w:num>
+  <w:num w:numId="27" w16cid:durableId="135069887">
     <w:abstractNumId w:val="23"/>
   </w:num>
-  <w:num w:numId="2" w16cid:durableId="202601296">
+  <w:num w:numId="28" w16cid:durableId="1594433442">
+    <w:abstractNumId w:val="28"/>
+  </w:num>
+  <w:num w:numId="29" w16cid:durableId="1235354000">
+    <w:abstractNumId w:val="39"/>
+  </w:num>
+  <w:num w:numId="30" w16cid:durableId="1774478357">
+    <w:abstractNumId w:val="22"/>
+  </w:num>
+  <w:num w:numId="31" w16cid:durableId="1224560813">
+    <w:abstractNumId w:val="37"/>
+  </w:num>
+  <w:num w:numId="32" w16cid:durableId="798567305">
+    <w:abstractNumId w:val="6"/>
+  </w:num>
+  <w:num w:numId="33" w16cid:durableId="2041081450">
+    <w:abstractNumId w:val="36"/>
+  </w:num>
+  <w:num w:numId="34" w16cid:durableId="16935071">
+    <w:abstractNumId w:val="5"/>
+  </w:num>
+  <w:num w:numId="35" w16cid:durableId="696739824">
+    <w:abstractNumId w:val="2"/>
+  </w:num>
+  <w:num w:numId="36" w16cid:durableId="433597612">
+    <w:abstractNumId w:val="19"/>
+  </w:num>
+  <w:num w:numId="37" w16cid:durableId="1656447081">
+    <w:abstractNumId w:val="45"/>
+  </w:num>
+  <w:num w:numId="38" w16cid:durableId="1586185926">
+    <w:abstractNumId w:val="32"/>
+  </w:num>
+  <w:num w:numId="39" w16cid:durableId="60522111">
+    <w:abstractNumId w:val="12"/>
+  </w:num>
+  <w:num w:numId="40" w16cid:durableId="989210938">
+    <w:abstractNumId w:val="31"/>
+  </w:num>
+  <w:num w:numId="41" w16cid:durableId="261257395">
+    <w:abstractNumId w:val="16"/>
+  </w:num>
+  <w:num w:numId="42" w16cid:durableId="861940627">
+    <w:abstractNumId w:val="18"/>
+  </w:num>
+  <w:num w:numId="43" w16cid:durableId="851993066">
+    <w:abstractNumId w:val="42"/>
+  </w:num>
+  <w:num w:numId="44" w16cid:durableId="1188643423">
+    <w:abstractNumId w:val="46"/>
+  </w:num>
+  <w:num w:numId="45" w16cid:durableId="771777694">
+    <w:abstractNumId w:val="33"/>
+  </w:num>
+  <w:num w:numId="46" w16cid:durableId="846678106">
     <w:abstractNumId w:val="11"/>
   </w:num>
-  <w:num w:numId="3" w16cid:durableId="1281886374">
-    <w:abstractNumId w:val="8"/>
+  <w:num w:numId="47" w16cid:durableId="929774213">
+    <w:abstractNumId w:val="41"/>
   </w:num>
-  <w:num w:numId="4" w16cid:durableId="524639902">
-    <w:abstractNumId w:val="30"/>
-  </w:num>
-  <w:num w:numId="5" w16cid:durableId="1383485635">
-    <w:abstractNumId w:val="2"/>
-  </w:num>
-  <w:num w:numId="6" w16cid:durableId="1596549359">
-    <w:abstractNumId w:val="3"/>
-  </w:num>
-  <w:num w:numId="7" w16cid:durableId="1636836312">
-    <w:abstractNumId w:val="24"/>
-  </w:num>
-  <w:num w:numId="8" w16cid:durableId="62024922">
-    <w:abstractNumId w:val="9"/>
-  </w:num>
-  <w:num w:numId="9" w16cid:durableId="61105917">
-    <w:abstractNumId w:val="18"/>
-  </w:num>
-  <w:num w:numId="10" w16cid:durableId="619145246">
-    <w:abstractNumId w:val="0"/>
-  </w:num>
-  <w:num w:numId="11" w16cid:durableId="1594897078">
-    <w:abstractNumId w:val="17"/>
-  </w:num>
-  <w:num w:numId="12" w16cid:durableId="135069887">
-    <w:abstractNumId w:val="16"/>
-  </w:num>
-  <w:num w:numId="13" w16cid:durableId="1594433442">
-    <w:abstractNumId w:val="19"/>
-  </w:num>
-  <w:num w:numId="14" w16cid:durableId="1235354000">
-    <w:abstractNumId w:val="27"/>
-  </w:num>
-  <w:num w:numId="15" w16cid:durableId="1774478357">
-    <w:abstractNumId w:val="15"/>
-  </w:num>
-  <w:num w:numId="16" w16cid:durableId="1224560813">
-    <w:abstractNumId w:val="26"/>
-  </w:num>
-  <w:num w:numId="17" w16cid:durableId="798567305">
-    <w:abstractNumId w:val="5"/>
-  </w:num>
-  <w:num w:numId="18" w16cid:durableId="2041081450">
-    <w:abstractNumId w:val="25"/>
-  </w:num>
-  <w:num w:numId="19" w16cid:durableId="16935071">
-    <w:abstractNumId w:val="4"/>
-  </w:num>
-  <w:num w:numId="20" w16cid:durableId="696739824">
-    <w:abstractNumId w:val="1"/>
-  </w:num>
-  <w:num w:numId="21" w16cid:durableId="433597612">
-    <w:abstractNumId w:val="13"/>
-  </w:num>
-  <w:num w:numId="22" w16cid:durableId="1656447081">
-    <w:abstractNumId w:val="31"/>
-  </w:num>
-  <w:num w:numId="23" w16cid:durableId="1586185926">
+  <w:num w:numId="48" w16cid:durableId="1466969167">
     <w:abstractNumId w:val="21"/>
   </w:num>
-  <w:num w:numId="24" w16cid:durableId="60522111">
-    <w:abstractNumId w:val="7"/>
-  </w:num>
-  <w:num w:numId="25" w16cid:durableId="989210938">
-    <w:abstractNumId w:val="20"/>
-  </w:num>
-  <w:num w:numId="26" w16cid:durableId="261257395">
-    <w:abstractNumId w:val="10"/>
-  </w:num>
-  <w:num w:numId="27" w16cid:durableId="861940627">
-    <w:abstractNumId w:val="12"/>
-  </w:num>
-  <w:num w:numId="28" w16cid:durableId="851993066">
-    <w:abstractNumId w:val="29"/>
-  </w:num>
-  <w:num w:numId="29" w16cid:durableId="1188643423">
-    <w:abstractNumId w:val="32"/>
-  </w:num>
-  <w:num w:numId="30" w16cid:durableId="771777694">
-    <w:abstractNumId w:val="22"/>
-  </w:num>
-  <w:num w:numId="31" w16cid:durableId="846678106">
-    <w:abstractNumId w:val="6"/>
-  </w:num>
-  <w:num w:numId="32" w16cid:durableId="929774213">
-    <w:abstractNumId w:val="28"/>
-  </w:num>
-  <w:num w:numId="33" w16cid:durableId="1466969167">
-    <w:abstractNumId w:val="14"/>
+  <w:num w:numId="49" w16cid:durableId="928930535">
+    <w:abstractNumId w:val="9"/>
   </w:num>
 </w:numbering>
 </file>
@@ -6830,6 +9603,27 @@
       <w:lang w:bidi="ar-SA"/>
     </w:rPr>
   </w:style>
+  <w:style w:type="paragraph" w:styleId="Heading3">
+    <w:name w:val="heading 3"/>
+    <w:basedOn w:val="Normal"/>
+    <w:next w:val="Normal"/>
+    <w:uiPriority w:val="9"/>
+    <w:unhideWhenUsed/>
+    <w:qFormat/>
+    <w:rsid w:val="3D3BFEC3"/>
+    <w:pPr>
+      <w:keepNext/>
+      <w:keepLines/>
+      <w:spacing w:before="160" w:after="80"/>
+      <w:outlineLvl w:val="2"/>
+    </w:pPr>
+    <w:rPr>
+      <w:rFonts w:eastAsiaTheme="majorEastAsia" w:cstheme="majorBidi"/>
+      <w:color w:val="365F91" w:themeColor="accent1" w:themeShade="BF"/>
+      <w:sz w:val="28"/>
+      <w:szCs w:val="28"/>
+    </w:rPr>
+  </w:style>
   <w:style w:type="character" w:default="1" w:styleId="DefaultParagraphFont">
     <w:name w:val="Default Paragraph Font"/>
     <w:uiPriority w:val="1"/>
@@ -6958,7 +9752,6 @@
     <w:basedOn w:val="Normal"/>
     <w:link w:val="CommentTextChar"/>
     <w:uiPriority w:val="99"/>
-    <w:semiHidden/>
     <w:unhideWhenUsed/>
     <w:rsid w:val="00F45583"/>
     <w:rPr>
@@ -6971,7 +9764,6 @@
     <w:basedOn w:val="DefaultParagraphFont"/>
     <w:link w:val="CommentText"/>
     <w:uiPriority w:val="99"/>
-    <w:semiHidden/>
     <w:rsid w:val="00F45583"/>
     <w:rPr>
       <w:rFonts w:ascii="Arial" w:eastAsia="Arial" w:hAnsi="Arial" w:cs="Arial"/>
@@ -7021,6 +9813,85 @@
       <w:color w:val="365F91" w:themeColor="accent1" w:themeShade="BF"/>
       <w:sz w:val="28"/>
       <w:szCs w:val="28"/>
+    </w:rPr>
+  </w:style>
+  <w:style w:type="character" w:styleId="Hyperlink">
+    <w:name w:val="Hyperlink"/>
+    <w:basedOn w:val="DefaultParagraphFont"/>
+    <w:uiPriority w:val="99"/>
+    <w:unhideWhenUsed/>
+    <w:rsid w:val="3D3BFEC3"/>
+    <w:rPr>
+      <w:color w:val="0000FF"/>
+      <w:u w:val="single"/>
+    </w:rPr>
+  </w:style>
+  <w:style w:type="paragraph" w:styleId="CommentSubject">
+    <w:name w:val="annotation subject"/>
+    <w:basedOn w:val="CommentText"/>
+    <w:next w:val="CommentText"/>
+    <w:link w:val="CommentSubjectChar"/>
+    <w:uiPriority w:val="99"/>
+    <w:semiHidden/>
+    <w:unhideWhenUsed/>
+    <w:rsid w:val="00A830EA"/>
+    <w:rPr>
+      <w:b/>
+      <w:bCs/>
+    </w:rPr>
+  </w:style>
+  <w:style w:type="character" w:customStyle="1" w:styleId="CommentSubjectChar">
+    <w:name w:val="Comment Subject Char"/>
+    <w:basedOn w:val="CommentTextChar"/>
+    <w:link w:val="CommentSubject"/>
+    <w:uiPriority w:val="99"/>
+    <w:semiHidden/>
+    <w:rsid w:val="00A830EA"/>
+    <w:rPr>
+      <w:rFonts w:ascii="Arial" w:eastAsia="Arial" w:hAnsi="Arial" w:cs="Arial"/>
+      <w:b/>
+      <w:bCs/>
+      <w:sz w:val="20"/>
+      <w:szCs w:val="20"/>
+      <w:lang w:bidi="en-US"/>
+    </w:rPr>
+  </w:style>
+  <w:style w:type="character" w:styleId="Mention">
+    <w:name w:val="Mention"/>
+    <w:basedOn w:val="DefaultParagraphFont"/>
+    <w:uiPriority w:val="99"/>
+    <w:unhideWhenUsed/>
+    <w:rsid w:val="00A830EA"/>
+    <w:rPr>
+      <w:color w:val="2B579A"/>
+      <w:shd w:val="clear" w:color="auto" w:fill="E1DFDD"/>
+    </w:rPr>
+  </w:style>
+  <w:style w:type="paragraph" w:customStyle="1" w:styleId="pf0">
+    <w:name w:val="pf0"/>
+    <w:basedOn w:val="Normal"/>
+    <w:rsid w:val="002C73C9"/>
+    <w:pPr>
+      <w:widowControl/>
+      <w:autoSpaceDE/>
+      <w:autoSpaceDN/>
+      <w:spacing w:before="100" w:beforeAutospacing="1" w:after="100" w:afterAutospacing="1"/>
+    </w:pPr>
+    <w:rPr>
+      <w:rFonts w:ascii="Times New Roman" w:eastAsia="Times New Roman" w:hAnsi="Times New Roman" w:cs="Times New Roman"/>
+      <w:sz w:val="24"/>
+      <w:szCs w:val="24"/>
+      <w:lang w:bidi="ar-SA"/>
+    </w:rPr>
+  </w:style>
+  <w:style w:type="character" w:customStyle="1" w:styleId="cf01">
+    <w:name w:val="cf01"/>
+    <w:basedOn w:val="DefaultParagraphFont"/>
+    <w:rsid w:val="002C73C9"/>
+    <w:rPr>
+      <w:rFonts w:ascii="Segoe UI" w:hAnsi="Segoe UI" w:cs="Segoe UI" w:hint="default"/>
+      <w:sz w:val="18"/>
+      <w:szCs w:val="18"/>
     </w:rPr>
   </w:style>
 </w:styles>
@@ -7467,12 +10338,23 @@
 </file>
 
 <file path=customXml/item1.xml><?xml version="1.0" encoding="utf-8"?>
-<b:Sources xmlns:b="http://schemas.openxmlformats.org/officeDocument/2006/bibliography" xmlns="http://schemas.openxmlformats.org/officeDocument/2006/bibliography" SelectedStyle="/APASixthEditionOfficeOnline.xsl" StyleName="APA" Version="6"/>
+<?mso-contentType ?>
+<FormTemplates xmlns="http://schemas.microsoft.com/sharepoint/v3/contenttype/forms">
+  <Display>DocumentLibraryForm</Display>
+  <Edit>DocumentLibraryForm</Edit>
+  <New>DocumentLibraryForm</New>
+</FormTemplates>
 </file>
 
 <file path=customXml/item2.xml><?xml version="1.0" encoding="utf-8"?>
-<ct:contentTypeSchema xmlns:ct="http://schemas.microsoft.com/office/2006/metadata/contentType" xmlns:ma="http://schemas.microsoft.com/office/2006/metadata/properties/metaAttributes" ct:_="" ma:_="" ma:contentTypeName="Document" ma:contentTypeID="0x0101003D56F88BDABAFA4B9018F3080DBD2D8F" ma:contentTypeVersion="4" ma:contentTypeDescription="Create a new document." ma:contentTypeScope="" ma:versionID="2c96a140ae9dabd7e06a3d2100a8e967">
-  <xsd:schema xmlns:xsd="http://www.w3.org/2001/XMLSchema" xmlns:xs="http://www.w3.org/2001/XMLSchema" xmlns:p="http://schemas.microsoft.com/office/2006/metadata/properties" xmlns:ns2="e82dfd61-d0b7-4497-a4f7-774c32e032be" targetNamespace="http://schemas.microsoft.com/office/2006/metadata/properties" ma:root="true" ma:fieldsID="2b975f4bd713683c9751ec367209ae91" ns2:_="">
+<p:properties xmlns:p="http://schemas.microsoft.com/office/2006/metadata/properties" xmlns:xsi="http://www.w3.org/2001/XMLSchema-instance" xmlns:pc="http://schemas.microsoft.com/office/infopath/2007/PartnerControls">
+  <documentManagement/>
+</p:properties>
+</file>
+
+<file path=customXml/item3.xml><?xml version="1.0" encoding="utf-8"?>
+<ct:contentTypeSchema xmlns:ct="http://schemas.microsoft.com/office/2006/metadata/contentType" xmlns:ma="http://schemas.microsoft.com/office/2006/metadata/properties/metaAttributes" ct:_="" ma:_="" ma:contentTypeName="Document" ma:contentTypeID="0x0101003D56F88BDABAFA4B9018F3080DBD2D8F" ma:contentTypeVersion="4" ma:contentTypeDescription="Create a new document." ma:contentTypeScope="" ma:versionID="ba41153b6d5fc2c1c2fd692b50feb1f8">
+  <xsd:schema xmlns:xsd="http://www.w3.org/2001/XMLSchema" xmlns:xs="http://www.w3.org/2001/XMLSchema" xmlns:p="http://schemas.microsoft.com/office/2006/metadata/properties" xmlns:ns2="e82dfd61-d0b7-4497-a4f7-774c32e032be" targetNamespace="http://schemas.microsoft.com/office/2006/metadata/properties" ma:root="true" ma:fieldsID="fdef9489c6997486a76388686eee33b8" ns2:_="">
     <xsd:import namespace="e82dfd61-d0b7-4497-a4f7-774c32e032be"/>
     <xsd:element name="properties">
       <xsd:complexType>
@@ -7614,31 +10496,29 @@
 </ct:contentTypeSchema>
 </file>
 
-<file path=customXml/item3.xml><?xml version="1.0" encoding="utf-8"?>
-<?mso-contentType ?>
-<FormTemplates xmlns="http://schemas.microsoft.com/sharepoint/v3/contenttype/forms">
-  <Display>DocumentLibraryForm</Display>
-  <Edit>DocumentLibraryForm</Edit>
-  <New>DocumentLibraryForm</New>
-</FormTemplates>
-</file>
-
 <file path=customXml/item4.xml><?xml version="1.0" encoding="utf-8"?>
-<p:properties xmlns:p="http://schemas.microsoft.com/office/2006/metadata/properties" xmlns:xsi="http://www.w3.org/2001/XMLSchema-instance" xmlns:pc="http://schemas.microsoft.com/office/infopath/2007/PartnerControls">
-  <documentManagement/>
-</p:properties>
+<b:Sources xmlns:b="http://schemas.openxmlformats.org/officeDocument/2006/bibliography" xmlns="http://schemas.openxmlformats.org/officeDocument/2006/bibliography" SelectedStyle="/APASixthEditionOfficeOnline.xsl" StyleName="APA" Version="6"/>
 </file>
 
 <file path=customXml/itemProps1.xml><?xml version="1.0" encoding="utf-8"?>
-<ds:datastoreItem xmlns:ds="http://schemas.openxmlformats.org/officeDocument/2006/customXml" ds:itemID="{6E9D0E49-9153-2842-B189-7B35E100BDB2}">
+<ds:datastoreItem xmlns:ds="http://schemas.openxmlformats.org/officeDocument/2006/customXml" ds:itemID="{E28A2367-7AC6-4C12-9085-6E97E0EE12E1}">
   <ds:schemaRefs>
-    <ds:schemaRef ds:uri="http://schemas.openxmlformats.org/officeDocument/2006/bibliography"/>
+    <ds:schemaRef ds:uri="http://schemas.microsoft.com/sharepoint/v3/contenttype/forms"/>
   </ds:schemaRefs>
 </ds:datastoreItem>
 </file>
 
 <file path=customXml/itemProps2.xml><?xml version="1.0" encoding="utf-8"?>
-<ds:datastoreItem xmlns:ds="http://schemas.openxmlformats.org/officeDocument/2006/customXml" ds:itemID="{6A31D8A2-6BA7-43CA-9D63-54ECEF32BAD7}">
+<ds:datastoreItem xmlns:ds="http://schemas.openxmlformats.org/officeDocument/2006/customXml" ds:itemID="{27609092-87A8-4E8A-8EB1-8F927F1A6606}">
+  <ds:schemaRefs>
+    <ds:schemaRef ds:uri="http://schemas.microsoft.com/office/2006/metadata/properties"/>
+    <ds:schemaRef ds:uri="http://schemas.microsoft.com/office/infopath/2007/PartnerControls"/>
+  </ds:schemaRefs>
+</ds:datastoreItem>
+</file>
+
+<file path=customXml/itemProps3.xml><?xml version="1.0" encoding="utf-8"?>
+<ds:datastoreItem xmlns:ds="http://schemas.openxmlformats.org/officeDocument/2006/customXml" ds:itemID="{2C3DE612-A370-4BA7-9FB3-FF2E8FF334D7}">
   <ds:schemaRefs>
     <ds:schemaRef ds:uri="http://schemas.microsoft.com/office/2006/metadata/contentType"/>
     <ds:schemaRef ds:uri="http://schemas.microsoft.com/office/2006/metadata/properties/metaAttributes"/>
@@ -7655,26 +10535,10 @@
 </ds:datastoreItem>
 </file>
 
-<file path=customXml/itemProps3.xml><?xml version="1.0" encoding="utf-8"?>
-<ds:datastoreItem xmlns:ds="http://schemas.openxmlformats.org/officeDocument/2006/customXml" ds:itemID="{E28A2367-7AC6-4C12-9085-6E97E0EE12E1}">
+<file path=customXml/itemProps4.xml><?xml version="1.0" encoding="utf-8"?>
+<ds:datastoreItem xmlns:ds="http://schemas.openxmlformats.org/officeDocument/2006/customXml" ds:itemID="{6E9D0E49-9153-2842-B189-7B35E100BDB2}">
   <ds:schemaRefs>
-    <ds:schemaRef ds:uri="http://schemas.microsoft.com/sharepoint/v3/contenttype/forms"/>
-  </ds:schemaRefs>
-</ds:datastoreItem>
-</file>
-
-<file path=customXml/itemProps4.xml><?xml version="1.0" encoding="utf-8"?>
-<ds:datastoreItem xmlns:ds="http://schemas.openxmlformats.org/officeDocument/2006/customXml" ds:itemID="{27609092-87A8-4E8A-8EB1-8F927F1A6606}">
-  <ds:schemaRefs>
-    <ds:schemaRef ds:uri="http://schemas.microsoft.com/office/2006/metadata/properties"/>
-    <ds:schemaRef ds:uri="http://www.w3.org/XML/1998/namespace"/>
-    <ds:schemaRef ds:uri="http://purl.org/dc/elements/1.1/"/>
-    <ds:schemaRef ds:uri="http://purl.org/dc/terms/"/>
-    <ds:schemaRef ds:uri="http://schemas.microsoft.com/office/2006/documentManagement/types"/>
-    <ds:schemaRef ds:uri="http://schemas.microsoft.com/office/infopath/2007/PartnerControls"/>
-    <ds:schemaRef ds:uri="http://schemas.openxmlformats.org/package/2006/metadata/core-properties"/>
-    <ds:schemaRef ds:uri="e82dfd61-d0b7-4497-a4f7-774c32e032be"/>
-    <ds:schemaRef ds:uri="http://purl.org/dc/dcmitype/"/>
+    <ds:schemaRef ds:uri="http://schemas.openxmlformats.org/officeDocument/2006/bibliography"/>
   </ds:schemaRefs>
 </ds:datastoreItem>
 </file>